--- a/manual.docx
+++ b/manual.docx
@@ -1293,11 +1293,10 @@
           <w:p>
             <w:r>
               <w:rPr>
-                <w:rFonts w:ascii="Meiryo" w:cs="Meiryo" w:eastAsia="Meiryo" w:hAnsi="Meiryo"/>
-                <w:sz w:val="20"/>
-                <w:szCs w:val="20"/>
-              </w:rPr>
-              <w:t xml:space="preserve">異常報告</w:t>
+                <w:rFonts w:ascii="Meiryo" w:hAnsi="Meiryo" w:eastAsia="Meiryo"/>
+                <w:sz w:val="20"/>
+              </w:rPr>
+              <w:t>ケース形状</w:t>
             </w:r>
           </w:p>
         </w:tc>
@@ -1320,11 +1319,10 @@
           <w:p>
             <w:r>
               <w:rPr>
-                <w:rFonts w:ascii="Meiryo" w:cs="Meiryo" w:eastAsia="Meiryo" w:hAnsi="Meiryo"/>
-                <w:sz w:val="20"/>
-                <w:szCs w:val="20"/>
-              </w:rPr>
-              <w:t xml:space="preserve">コメントシールの手書き内容</w:t>
+                <w:rFonts w:ascii="Meiryo" w:hAnsi="Meiryo" w:eastAsia="Meiryo"/>
+                <w:sz w:val="20"/>
+              </w:rPr>
+              <w:t>ラウンド、スクエア、トノー 等</w:t>
             </w:r>
           </w:p>
         </w:tc>
@@ -1347,11 +1345,10 @@
           <w:p>
             <w:r>
               <w:rPr>
-                <w:rFonts w:ascii="Meiryo" w:cs="Meiryo" w:eastAsia="Meiryo" w:hAnsi="Meiryo"/>
-                <w:sz w:val="20"/>
-                <w:szCs w:val="20"/>
-              </w:rPr>
-              <w:t xml:space="preserve">コメントシール</w:t>
+                <w:rFonts w:ascii="Meiryo" w:hAnsi="Meiryo" w:eastAsia="Meiryo"/>
+                <w:sz w:val="20"/>
+              </w:rPr>
+              <w:t>正面画像</w:t>
             </w:r>
           </w:p>
         </w:tc>
@@ -1376,11 +1373,10 @@
           <w:p>
             <w:r>
               <w:rPr>
-                <w:rFonts w:ascii="Meiryo" w:cs="Meiryo" w:eastAsia="Meiryo" w:hAnsi="Meiryo"/>
-                <w:sz w:val="20"/>
-                <w:szCs w:val="20"/>
-              </w:rPr>
-              <w:t xml:space="preserve">カテゴリ番号</w:t>
+                <w:rFonts w:ascii="Meiryo" w:hAnsi="Meiryo" w:eastAsia="Meiryo"/>
+                <w:sz w:val="20"/>
+              </w:rPr>
+              <w:t>性別</w:t>
             </w:r>
           </w:p>
         </w:tc>
@@ -1403,11 +1399,10 @@
           <w:p>
             <w:r>
               <w:rPr>
-                <w:rFonts w:ascii="Meiryo" w:cs="Meiryo" w:eastAsia="Meiryo" w:hAnsi="Meiryo"/>
-                <w:sz w:val="20"/>
-                <w:szCs w:val="20"/>
-              </w:rPr>
-              <w:t xml:space="preserve">ヤフオクのカテゴリ番号を自動判定</w:t>
+                <w:rFonts w:ascii="Meiryo" w:hAnsi="Meiryo" w:eastAsia="Meiryo"/>
+                <w:sz w:val="20"/>
+              </w:rPr>
+              <w:t>メンズ / レディース を自動判定</w:t>
             </w:r>
           </w:p>
         </w:tc>
@@ -1430,11 +1425,10 @@
           <w:p>
             <w:r>
               <w:rPr>
-                <w:rFonts w:ascii="Meiryo" w:cs="Meiryo" w:eastAsia="Meiryo" w:hAnsi="Meiryo"/>
-                <w:sz w:val="20"/>
-                <w:szCs w:val="20"/>
-              </w:rPr>
-              <w:t xml:space="preserve">mapping.xlsx</w:t>
+                <w:rFonts w:ascii="Meiryo" w:hAnsi="Meiryo" w:eastAsia="Meiryo"/>
+                <w:sz w:val="20"/>
+              </w:rPr>
+              <w:t>正面・斜め画像</w:t>
             </w:r>
           </w:p>
         </w:tc>
@@ -1463,6 +1457,332 @@
                 <w:sz w:val="20"/>
                 <w:szCs w:val="20"/>
               </w:rPr>
+              <w:t xml:space="preserve">異常報告</w:t>
+            </w:r>
+          </w:p>
+        </w:tc>
+        <w:tc>
+          <w:tcPr>
+            <w:tcW w:type="dxa" w:w="4226"/>
+            <w:tcBorders>
+              <w:top w:val="single" w:color="D5D8DC" w:sz="1"/>
+              <w:left w:val="single" w:color="D5D8DC" w:sz="1"/>
+              <w:bottom w:val="single" w:color="D5D8DC" w:sz="1"/>
+              <w:right w:val="single" w:color="D5D8DC" w:sz="1"/>
+            </w:tcBorders>
+            <w:tcMar>
+              <w:top w:type="dxa" w:w="80"/>
+              <w:left w:type="dxa" w:w="120"/>
+              <w:bottom w:type="dxa" w:w="80"/>
+              <w:right w:type="dxa" w:w="120"/>
+            </w:tcMar>
+          </w:tcPr>
+          <w:p>
+            <w:r>
+              <w:rPr>
+                <w:rFonts w:ascii="Meiryo" w:cs="Meiryo" w:eastAsia="Meiryo" w:hAnsi="Meiryo"/>
+                <w:sz w:val="20"/>
+                <w:szCs w:val="20"/>
+              </w:rPr>
+              <w:t xml:space="preserve">コメントシールの手書き内容</w:t>
+            </w:r>
+          </w:p>
+        </w:tc>
+        <w:tc>
+          <w:tcPr>
+            <w:tcW w:type="dxa" w:w="2400"/>
+            <w:tcBorders>
+              <w:top w:val="single" w:color="D5D8DC" w:sz="1"/>
+              <w:left w:val="single" w:color="D5D8DC" w:sz="1"/>
+              <w:bottom w:val="single" w:color="D5D8DC" w:sz="1"/>
+              <w:right w:val="single" w:color="D5D8DC" w:sz="1"/>
+            </w:tcBorders>
+            <w:tcMar>
+              <w:top w:type="dxa" w:w="80"/>
+              <w:left w:type="dxa" w:w="120"/>
+              <w:bottom w:type="dxa" w:w="80"/>
+              <w:right w:type="dxa" w:w="120"/>
+            </w:tcMar>
+          </w:tcPr>
+          <w:p>
+            <w:r>
+              <w:rPr>
+                <w:rFonts w:ascii="Meiryo" w:cs="Meiryo" w:eastAsia="Meiryo" w:hAnsi="Meiryo"/>
+                <w:sz w:val="20"/>
+                <w:szCs w:val="20"/>
+              </w:rPr>
+              <w:t xml:space="preserve">コメントシール</w:t>
+            </w:r>
+          </w:p>
+        </w:tc>
+      </w:tr>
+      <w:tr>
+        <w:tc>
+          <w:tcPr>
+            <w:tcW w:type="dxa" w:w="2400"/>
+            <w:tcBorders>
+              <w:top w:val="single" w:color="D5D8DC" w:sz="1"/>
+              <w:left w:val="single" w:color="D5D8DC" w:sz="1"/>
+              <w:bottom w:val="single" w:color="D5D8DC" w:sz="1"/>
+              <w:right w:val="single" w:color="D5D8DC" w:sz="1"/>
+            </w:tcBorders>
+            <w:tcMar>
+              <w:top w:type="dxa" w:w="80"/>
+              <w:left w:type="dxa" w:w="120"/>
+              <w:bottom w:type="dxa" w:w="80"/>
+              <w:right w:type="dxa" w:w="120"/>
+            </w:tcMar>
+          </w:tcPr>
+          <w:p>
+            <w:r>
+              <w:rPr>
+                <w:rFonts w:ascii="Meiryo" w:hAnsi="Meiryo" w:eastAsia="Meiryo"/>
+                <w:sz w:val="20"/>
+              </w:rPr>
+              <w:t>異常種別</w:t>
+            </w:r>
+          </w:p>
+        </w:tc>
+        <w:tc>
+          <w:tcPr>
+            <w:tcW w:type="dxa" w:w="4226"/>
+            <w:tcBorders>
+              <w:top w:val="single" w:color="D5D8DC" w:sz="1"/>
+              <w:left w:val="single" w:color="D5D8DC" w:sz="1"/>
+              <w:bottom w:val="single" w:color="D5D8DC" w:sz="1"/>
+              <w:right w:val="single" w:color="D5D8DC" w:sz="1"/>
+            </w:tcBorders>
+            <w:tcMar>
+              <w:top w:type="dxa" w:w="80"/>
+              <w:left w:type="dxa" w:w="120"/>
+              <w:bottom w:type="dxa" w:w="80"/>
+              <w:right w:type="dxa" w:w="120"/>
+            </w:tcMar>
+          </w:tcPr>
+          <w:p>
+            <w:r>
+              <w:rPr>
+                <w:rFonts w:ascii="Meiryo" w:hAnsi="Meiryo" w:eastAsia="Meiryo"/>
+                <w:sz w:val="20"/>
+              </w:rPr>
+              <w:t>不動、ガラス割れ 等の異常分類</w:t>
+            </w:r>
+          </w:p>
+        </w:tc>
+        <w:tc>
+          <w:tcPr>
+            <w:tcW w:type="dxa" w:w="2400"/>
+            <w:tcBorders>
+              <w:top w:val="single" w:color="D5D8DC" w:sz="1"/>
+              <w:left w:val="single" w:color="D5D8DC" w:sz="1"/>
+              <w:bottom w:val="single" w:color="D5D8DC" w:sz="1"/>
+              <w:right w:val="single" w:color="D5D8DC" w:sz="1"/>
+            </w:tcBorders>
+            <w:tcMar>
+              <w:top w:type="dxa" w:w="80"/>
+              <w:left w:type="dxa" w:w="120"/>
+              <w:bottom w:type="dxa" w:w="80"/>
+              <w:right w:type="dxa" w:w="120"/>
+            </w:tcMar>
+          </w:tcPr>
+          <w:p>
+            <w:r>
+              <w:rPr>
+                <w:rFonts w:ascii="Meiryo" w:hAnsi="Meiryo" w:eastAsia="Meiryo"/>
+                <w:sz w:val="20"/>
+              </w:rPr>
+              <w:t>コメントシール</w:t>
+            </w:r>
+          </w:p>
+        </w:tc>
+      </w:tr>
+      <w:tr>
+        <w:tc>
+          <w:tcPr>
+            <w:tcW w:type="dxa" w:w="2400"/>
+            <w:tcBorders>
+              <w:top w:val="single" w:color="D5D8DC" w:sz="1"/>
+              <w:left w:val="single" w:color="D5D8DC" w:sz="1"/>
+              <w:bottom w:val="single" w:color="D5D8DC" w:sz="1"/>
+              <w:right w:val="single" w:color="D5D8DC" w:sz="1"/>
+            </w:tcBorders>
+            <w:tcMar>
+              <w:top w:type="dxa" w:w="80"/>
+              <w:left w:type="dxa" w:w="120"/>
+              <w:bottom w:type="dxa" w:w="80"/>
+              <w:right w:type="dxa" w:w="120"/>
+            </w:tcMar>
+          </w:tcPr>
+          <w:p>
+            <w:r>
+              <w:rPr>
+                <w:rFonts w:ascii="Meiryo" w:hAnsi="Meiryo" w:eastAsia="Meiryo"/>
+                <w:sz w:val="20"/>
+              </w:rPr>
+              <w:t>タイトル前置文言</w:t>
+            </w:r>
+          </w:p>
+        </w:tc>
+        <w:tc>
+          <w:tcPr>
+            <w:tcW w:type="dxa" w:w="4226"/>
+            <w:tcBorders>
+              <w:top w:val="single" w:color="D5D8DC" w:sz="1"/>
+              <w:left w:val="single" w:color="D5D8DC" w:sz="1"/>
+              <w:bottom w:val="single" w:color="D5D8DC" w:sz="1"/>
+              <w:right w:val="single" w:color="D5D8DC" w:sz="1"/>
+            </w:tcBorders>
+            <w:tcMar>
+              <w:top w:type="dxa" w:w="80"/>
+              <w:left w:type="dxa" w:w="120"/>
+              <w:bottom w:type="dxa" w:w="80"/>
+              <w:right w:type="dxa" w:w="120"/>
+            </w:tcMar>
+          </w:tcPr>
+          <w:p>
+            <w:r>
+              <w:rPr>
+                <w:rFonts w:ascii="Meiryo" w:hAnsi="Meiryo" w:eastAsia="Meiryo"/>
+                <w:sz w:val="20"/>
+              </w:rPr>
+              <w:t>【稼働品】【ジャンク】等をタイトル先頭に自動付与</w:t>
+            </w:r>
+          </w:p>
+        </w:tc>
+        <w:tc>
+          <w:tcPr>
+            <w:tcW w:type="dxa" w:w="2400"/>
+            <w:tcBorders>
+              <w:top w:val="single" w:color="D5D8DC" w:sz="1"/>
+              <w:left w:val="single" w:color="D5D8DC" w:sz="1"/>
+              <w:bottom w:val="single" w:color="D5D8DC" w:sz="1"/>
+              <w:right w:val="single" w:color="D5D8DC" w:sz="1"/>
+            </w:tcBorders>
+            <w:tcMar>
+              <w:top w:type="dxa" w:w="80"/>
+              <w:left w:type="dxa" w:w="120"/>
+              <w:bottom w:type="dxa" w:w="80"/>
+              <w:right w:type="dxa" w:w="120"/>
+            </w:tcMar>
+          </w:tcPr>
+          <w:p>
+            <w:r>
+              <w:rPr>
+                <w:rFonts w:ascii="Meiryo" w:hAnsi="Meiryo" w:eastAsia="Meiryo"/>
+                <w:sz w:val="20"/>
+              </w:rPr>
+              <w:t>コメントシール</w:t>
+            </w:r>
+          </w:p>
+        </w:tc>
+      </w:tr>
+      <w:tr>
+        <w:tc>
+          <w:tcPr>
+            <w:tcW w:type="dxa" w:w="2400"/>
+            <w:tcBorders>
+              <w:top w:val="single" w:color="D5D8DC" w:sz="1"/>
+              <w:left w:val="single" w:color="D5D8DC" w:sz="1"/>
+              <w:bottom w:val="single" w:color="D5D8DC" w:sz="1"/>
+              <w:right w:val="single" w:color="D5D8DC" w:sz="1"/>
+            </w:tcBorders>
+            <w:tcMar>
+              <w:top w:type="dxa" w:w="80"/>
+              <w:left w:type="dxa" w:w="120"/>
+              <w:bottom w:type="dxa" w:w="80"/>
+              <w:right w:type="dxa" w:w="120"/>
+            </w:tcMar>
+          </w:tcPr>
+          <w:p>
+            <w:r>
+              <w:rPr>
+                <w:rFonts w:ascii="Meiryo" w:cs="Meiryo" w:eastAsia="Meiryo" w:hAnsi="Meiryo"/>
+                <w:sz w:val="20"/>
+                <w:szCs w:val="20"/>
+              </w:rPr>
+              <w:t xml:space="preserve">カテゴリ番号</w:t>
+            </w:r>
+          </w:p>
+        </w:tc>
+        <w:tc>
+          <w:tcPr>
+            <w:tcW w:type="dxa" w:w="4226"/>
+            <w:tcBorders>
+              <w:top w:val="single" w:color="D5D8DC" w:sz="1"/>
+              <w:left w:val="single" w:color="D5D8DC" w:sz="1"/>
+              <w:bottom w:val="single" w:color="D5D8DC" w:sz="1"/>
+              <w:right w:val="single" w:color="D5D8DC" w:sz="1"/>
+            </w:tcBorders>
+            <w:tcMar>
+              <w:top w:type="dxa" w:w="80"/>
+              <w:left w:type="dxa" w:w="120"/>
+              <w:bottom w:type="dxa" w:w="80"/>
+              <w:right w:type="dxa" w:w="120"/>
+            </w:tcMar>
+          </w:tcPr>
+          <w:p>
+            <w:r>
+              <w:rPr>
+                <w:rFonts w:ascii="Meiryo" w:cs="Meiryo" w:eastAsia="Meiryo" w:hAnsi="Meiryo"/>
+                <w:sz w:val="20"/>
+                <w:szCs w:val="20"/>
+              </w:rPr>
+              <w:t xml:space="preserve">ヤフオクのカテゴリ番号を自動判定</w:t>
+            </w:r>
+          </w:p>
+        </w:tc>
+        <w:tc>
+          <w:tcPr>
+            <w:tcW w:type="dxa" w:w="2400"/>
+            <w:tcBorders>
+              <w:top w:val="single" w:color="D5D8DC" w:sz="1"/>
+              <w:left w:val="single" w:color="D5D8DC" w:sz="1"/>
+              <w:bottom w:val="single" w:color="D5D8DC" w:sz="1"/>
+              <w:right w:val="single" w:color="D5D8DC" w:sz="1"/>
+            </w:tcBorders>
+            <w:tcMar>
+              <w:top w:type="dxa" w:w="80"/>
+              <w:left w:type="dxa" w:w="120"/>
+              <w:bottom w:type="dxa" w:w="80"/>
+              <w:right w:type="dxa" w:w="120"/>
+            </w:tcMar>
+          </w:tcPr>
+          <w:p>
+            <w:r>
+              <w:rPr>
+                <w:rFonts w:ascii="Meiryo" w:cs="Meiryo" w:eastAsia="Meiryo" w:hAnsi="Meiryo"/>
+                <w:sz w:val="20"/>
+                <w:szCs w:val="20"/>
+              </w:rPr>
+              <w:t xml:space="preserve">mapping.xlsx</w:t>
+            </w:r>
+          </w:p>
+        </w:tc>
+      </w:tr>
+      <w:tr>
+        <w:tc>
+          <w:tcPr>
+            <w:tcW w:type="dxa" w:w="2400"/>
+            <w:tcBorders>
+              <w:top w:val="single" w:color="D5D8DC" w:sz="1"/>
+              <w:left w:val="single" w:color="D5D8DC" w:sz="1"/>
+              <w:bottom w:val="single" w:color="D5D8DC" w:sz="1"/>
+              <w:right w:val="single" w:color="D5D8DC" w:sz="1"/>
+            </w:tcBorders>
+            <w:tcMar>
+              <w:top w:type="dxa" w:w="80"/>
+              <w:left w:type="dxa" w:w="120"/>
+              <w:bottom w:type="dxa" w:w="80"/>
+              <w:right w:type="dxa" w:w="120"/>
+            </w:tcMar>
+          </w:tcPr>
+          <w:p>
+            <w:r>
+              <w:rPr>
+                <w:rFonts w:ascii="Meiryo" w:cs="Meiryo" w:eastAsia="Meiryo" w:hAnsi="Meiryo"/>
+                <w:sz w:val="20"/>
+                <w:szCs w:val="20"/>
+              </w:rPr>
               <w:t xml:space="preserve">タイトル</w:t>
             </w:r>
           </w:p>
@@ -1486,11 +1806,10 @@
           <w:p>
             <w:r>
               <w:rPr>
-                <w:rFonts w:ascii="Meiryo" w:cs="Meiryo" w:eastAsia="Meiryo" w:hAnsi="Meiryo"/>
-                <w:sz w:val="20"/>
-                <w:szCs w:val="20"/>
-              </w:rPr>
-              <w:t xml:space="preserve">65文字以内の出品タイトルを自動生成</w:t>
+                <w:rFonts w:ascii="Meiryo" w:hAnsi="Meiryo" w:eastAsia="Meiryo"/>
+                <w:sz w:val="20"/>
+              </w:rPr>
+              <w:t>出品タイトルを自動生成</w:t>
             </w:r>
           </w:p>
         </w:tc>
@@ -3342,7 +3661,7 @@
           <w:sz w:val="20"/>
           <w:szCs w:val="20"/>
         </w:rPr>
-        <w:t xml:space="preserve">  │     ├── 002.jpg  ← 2枚目: 斜め</w:t>
+        <w:t xml:space="preserve">  │     ├── 002.jpg  ← 2枚目: 斜め ★AI解析（性別判定）</w:t>
       </w:r>
     </w:p>
     <w:p>
@@ -5533,6 +5852,60 @@
           </w:p>
         </w:tc>
       </w:tr>
+      <w:tr>
+        <w:tc>
+          <w:tcPr>
+            <w:tcW w:type="dxa" w:w="3200"/>
+            <w:tcBorders>
+              <w:top w:val="single" w:color="D5D8DC" w:sz="1"/>
+              <w:left w:val="single" w:color="D5D8DC" w:sz="1"/>
+              <w:bottom w:val="single" w:color="D5D8DC" w:sz="1"/>
+              <w:right w:val="single" w:color="D5D8DC" w:sz="1"/>
+            </w:tcBorders>
+            <w:tcMar>
+              <w:top w:type="dxa" w:w="80"/>
+              <w:left w:type="dxa" w:w="120"/>
+              <w:bottom w:type="dxa" w:w="80"/>
+              <w:right w:type="dxa" w:w="120"/>
+            </w:tcMar>
+          </w:tcPr>
+          <w:p>
+            <w:r>
+              <w:rPr>
+                <w:rFonts w:ascii="Meiryo" w:hAnsi="Meiryo" w:eastAsia="Meiryo"/>
+                <w:sz w:val="20"/>
+              </w:rPr>
+              <w:t>マッピングファイルを指定</w:t>
+            </w:r>
+          </w:p>
+        </w:tc>
+        <w:tc>
+          <w:tcPr>
+            <w:tcW w:type="dxa" w:w="5826"/>
+            <w:tcBorders>
+              <w:top w:val="single" w:color="D5D8DC" w:sz="1"/>
+              <w:left w:val="single" w:color="D5D8DC" w:sz="1"/>
+              <w:bottom w:val="single" w:color="D5D8DC" w:sz="1"/>
+              <w:right w:val="single" w:color="D5D8DC" w:sz="1"/>
+            </w:tcBorders>
+            <w:tcMar>
+              <w:top w:type="dxa" w:w="80"/>
+              <w:left w:type="dxa" w:w="120"/>
+              <w:bottom w:type="dxa" w:w="80"/>
+              <w:right w:type="dxa" w:w="120"/>
+            </w:tcMar>
+          </w:tcPr>
+          <w:p>
+            <w:r>
+              <w:rPr>
+                <w:rFonts w:ascii="Meiryo" w:hAnsi="Meiryo" w:eastAsia="Meiryo"/>
+                <w:sz w:val="20"/>
+              </w:rPr>
+              <w:t>python main.py --mapping D:\Data\mapping.xlsx</w:t>
+            </w:r>
+          </w:p>
+        </w:tc>
+      </w:tr>
     </w:tbl>
     <w:p>
       <w:r>
@@ -5711,14 +6084,11 @@
             </w:pPr>
             <w:r>
               <w:rPr>
-                <w:rFonts w:ascii="Meiryo" w:cs="Meiryo" w:eastAsia="Meiryo" w:hAnsi="Meiryo"/>
+                <w:rFonts w:ascii="Meiryo" w:hAnsi="Meiryo" w:eastAsia="Meiryo"/>
                 <w:b/>
-                <w:bCs/>
-                <w:color w:val="FFFFFF"/>
-                <w:sz w:val="20"/>
-                <w:szCs w:val="20"/>
-              </w:rPr>
-              <w:t xml:space="preserve">列</w:t>
+                <w:sz w:val="20"/>
+              </w:rPr>
+              <w:t>列</w:t>
             </w:r>
           </w:p>
         </w:tc>
@@ -5746,14 +6116,11 @@
             </w:pPr>
             <w:r>
               <w:rPr>
-                <w:rFonts w:ascii="Meiryo" w:cs="Meiryo" w:eastAsia="Meiryo" w:hAnsi="Meiryo"/>
+                <w:rFonts w:ascii="Meiryo" w:hAnsi="Meiryo" w:eastAsia="Meiryo"/>
                 <w:b/>
-                <w:bCs/>
-                <w:color w:val="FFFFFF"/>
-                <w:sz w:val="20"/>
-                <w:szCs w:val="20"/>
-              </w:rPr>
-              <w:t xml:space="preserve">入力内容</w:t>
+                <w:sz w:val="20"/>
+              </w:rPr>
+              <w:t>入力内容</w:t>
             </w:r>
           </w:p>
         </w:tc>
@@ -5781,19 +6148,19 @@
             </w:pPr>
             <w:r>
               <w:rPr>
-                <w:rFonts w:ascii="Meiryo" w:cs="Meiryo" w:eastAsia="Meiryo" w:hAnsi="Meiryo"/>
+                <w:rFonts w:ascii="Meiryo" w:hAnsi="Meiryo" w:eastAsia="Meiryo"/>
                 <w:b/>
-                <w:bCs/>
-                <w:color w:val="FFFFFF"/>
-                <w:sz w:val="20"/>
-                <w:szCs w:val="20"/>
-              </w:rPr>
-              <w:t xml:space="preserve">入力例</w:t>
+                <w:sz w:val="20"/>
+              </w:rPr>
+              <w:t>入力例</w:t>
             </w:r>
           </w:p>
         </w:tc>
       </w:tr>
       <w:tr>
+        <w:trPr>
+          <w:tblHeader/>
+        </w:trPr>
         <w:tc>
           <w:tcPr>
             <w:tcW w:type="dxa" w:w="2000"/>
@@ -5803,21 +6170,25 @@
               <w:bottom w:val="single" w:color="D5D8DC" w:sz="1"/>
               <w:right w:val="single" w:color="D5D8DC" w:sz="1"/>
             </w:tcBorders>
-            <w:tcMar>
-              <w:top w:type="dxa" w:w="80"/>
-              <w:left w:type="dxa" w:w="120"/>
-              <w:bottom w:type="dxa" w:w="80"/>
-              <w:right w:type="dxa" w:w="120"/>
-            </w:tcMar>
-          </w:tcPr>
-          <w:p>
-            <w:r>
-              <w:rPr>
-                <w:rFonts w:ascii="Meiryo" w:cs="Meiryo" w:eastAsia="Meiryo" w:hAnsi="Meiryo"/>
-                <w:sz w:val="20"/>
-                <w:szCs w:val="20"/>
-              </w:rPr>
-              <w:t xml:space="preserve">brand_en</w:t>
+            <w:shd w:fill="1B4F72" w:val="clear"/>
+            <w:tcMar>
+              <w:top w:type="dxa" w:w="80"/>
+              <w:left w:type="dxa" w:w="120"/>
+              <w:bottom w:type="dxa" w:w="80"/>
+              <w:right w:type="dxa" w:w="120"/>
+            </w:tcMar>
+            <w:vAlign w:val="center"/>
+          </w:tcPr>
+          <w:p>
+            <w:pPr>
+              <w:jc w:val="center"/>
+            </w:pPr>
+            <w:r>
+              <w:rPr>
+                <w:rFonts w:ascii="Meiryo" w:hAnsi="Meiryo" w:eastAsia="Meiryo"/>
+                <w:sz w:val="20"/>
+              </w:rPr>
+              <w:t>brand_en</w:t>
             </w:r>
           </w:p>
         </w:tc>
@@ -5830,21 +6201,25 @@
               <w:bottom w:val="single" w:color="D5D8DC" w:sz="1"/>
               <w:right w:val="single" w:color="D5D8DC" w:sz="1"/>
             </w:tcBorders>
-            <w:tcMar>
-              <w:top w:type="dxa" w:w="80"/>
-              <w:left w:type="dxa" w:w="120"/>
-              <w:bottom w:type="dxa" w:w="80"/>
-              <w:right w:type="dxa" w:w="120"/>
-            </w:tcMar>
-          </w:tcPr>
-          <w:p>
-            <w:r>
-              <w:rPr>
-                <w:rFonts w:ascii="Meiryo" w:cs="Meiryo" w:eastAsia="Meiryo" w:hAnsi="Meiryo"/>
-                <w:sz w:val="20"/>
-                <w:szCs w:val="20"/>
-              </w:rPr>
-              <w:t xml:space="preserve">ブランド英字（大文字）</w:t>
+            <w:shd w:fill="1B4F72" w:val="clear"/>
+            <w:tcMar>
+              <w:top w:type="dxa" w:w="80"/>
+              <w:left w:type="dxa" w:w="120"/>
+              <w:bottom w:type="dxa" w:w="80"/>
+              <w:right w:type="dxa" w:w="120"/>
+            </w:tcMar>
+            <w:vAlign w:val="center"/>
+          </w:tcPr>
+          <w:p>
+            <w:pPr>
+              <w:jc w:val="center"/>
+            </w:pPr>
+            <w:r>
+              <w:rPr>
+                <w:rFonts w:ascii="Meiryo" w:hAnsi="Meiryo" w:eastAsia="Meiryo"/>
+                <w:sz w:val="20"/>
+              </w:rPr>
+              <w:t>ブランド英字（大文字）</w:t>
             </w:r>
           </w:p>
         </w:tc>
@@ -5857,26 +6232,33 @@
               <w:bottom w:val="single" w:color="D5D8DC" w:sz="1"/>
               <w:right w:val="single" w:color="D5D8DC" w:sz="1"/>
             </w:tcBorders>
-            <w:tcMar>
-              <w:top w:type="dxa" w:w="80"/>
-              <w:left w:type="dxa" w:w="120"/>
-              <w:bottom w:type="dxa" w:w="80"/>
-              <w:right w:type="dxa" w:w="120"/>
-            </w:tcMar>
-          </w:tcPr>
-          <w:p>
-            <w:r>
-              <w:rPr>
-                <w:rFonts w:ascii="Meiryo" w:cs="Meiryo" w:eastAsia="Meiryo" w:hAnsi="Meiryo"/>
-                <w:sz w:val="20"/>
-                <w:szCs w:val="20"/>
-              </w:rPr>
-              <w:t xml:space="preserve">SEIKO</w:t>
+            <w:shd w:fill="1B4F72" w:val="clear"/>
+            <w:tcMar>
+              <w:top w:type="dxa" w:w="80"/>
+              <w:left w:type="dxa" w:w="120"/>
+              <w:bottom w:type="dxa" w:w="80"/>
+              <w:right w:type="dxa" w:w="120"/>
+            </w:tcMar>
+            <w:vAlign w:val="center"/>
+          </w:tcPr>
+          <w:p>
+            <w:pPr>
+              <w:jc w:val="center"/>
+            </w:pPr>
+            <w:r>
+              <w:rPr>
+                <w:rFonts w:ascii="Meiryo" w:hAnsi="Meiryo" w:eastAsia="Meiryo"/>
+                <w:sz w:val="20"/>
+              </w:rPr>
+              <w:t>SEIKO</w:t>
             </w:r>
           </w:p>
         </w:tc>
       </w:tr>
       <w:tr>
+        <w:trPr>
+          <w:tblHeader/>
+        </w:trPr>
         <w:tc>
           <w:tcPr>
             <w:tcW w:type="dxa" w:w="2000"/>
@@ -5886,21 +6268,25 @@
               <w:bottom w:val="single" w:color="D5D8DC" w:sz="1"/>
               <w:right w:val="single" w:color="D5D8DC" w:sz="1"/>
             </w:tcBorders>
-            <w:tcMar>
-              <w:top w:type="dxa" w:w="80"/>
-              <w:left w:type="dxa" w:w="120"/>
-              <w:bottom w:type="dxa" w:w="80"/>
-              <w:right w:type="dxa" w:w="120"/>
-            </w:tcMar>
-          </w:tcPr>
-          <w:p>
-            <w:r>
-              <w:rPr>
-                <w:rFonts w:ascii="Meiryo" w:cs="Meiryo" w:eastAsia="Meiryo" w:hAnsi="Meiryo"/>
-                <w:sz w:val="20"/>
-                <w:szCs w:val="20"/>
-              </w:rPr>
-              <w:t xml:space="preserve">brand_kana</w:t>
+            <w:shd w:fill="1B4F72" w:val="clear"/>
+            <w:tcMar>
+              <w:top w:type="dxa" w:w="80"/>
+              <w:left w:type="dxa" w:w="120"/>
+              <w:bottom w:type="dxa" w:w="80"/>
+              <w:right w:type="dxa" w:w="120"/>
+            </w:tcMar>
+            <w:vAlign w:val="center"/>
+          </w:tcPr>
+          <w:p>
+            <w:pPr>
+              <w:jc w:val="center"/>
+            </w:pPr>
+            <w:r>
+              <w:rPr>
+                <w:rFonts w:ascii="Meiryo" w:hAnsi="Meiryo" w:eastAsia="Meiryo"/>
+                <w:sz w:val="20"/>
+              </w:rPr>
+              <w:t>brand_kana</w:t>
             </w:r>
           </w:p>
         </w:tc>
@@ -5913,21 +6299,25 @@
               <w:bottom w:val="single" w:color="D5D8DC" w:sz="1"/>
               <w:right w:val="single" w:color="D5D8DC" w:sz="1"/>
             </w:tcBorders>
-            <w:tcMar>
-              <w:top w:type="dxa" w:w="80"/>
-              <w:left w:type="dxa" w:w="120"/>
-              <w:bottom w:type="dxa" w:w="80"/>
-              <w:right w:type="dxa" w:w="120"/>
-            </w:tcMar>
-          </w:tcPr>
-          <w:p>
-            <w:r>
-              <w:rPr>
-                <w:rFonts w:ascii="Meiryo" w:cs="Meiryo" w:eastAsia="Meiryo" w:hAnsi="Meiryo"/>
-                <w:sz w:val="20"/>
-                <w:szCs w:val="20"/>
-              </w:rPr>
-              <w:t xml:space="preserve">ブランドカタカナ</w:t>
+            <w:shd w:fill="1B4F72" w:val="clear"/>
+            <w:tcMar>
+              <w:top w:type="dxa" w:w="80"/>
+              <w:left w:type="dxa" w:w="120"/>
+              <w:bottom w:type="dxa" w:w="80"/>
+              <w:right w:type="dxa" w:w="120"/>
+            </w:tcMar>
+            <w:vAlign w:val="center"/>
+          </w:tcPr>
+          <w:p>
+            <w:pPr>
+              <w:jc w:val="center"/>
+            </w:pPr>
+            <w:r>
+              <w:rPr>
+                <w:rFonts w:ascii="Meiryo" w:hAnsi="Meiryo" w:eastAsia="Meiryo"/>
+                <w:sz w:val="20"/>
+              </w:rPr>
+              <w:t>ブランドカタカナ</w:t>
             </w:r>
           </w:p>
         </w:tc>
@@ -5940,26 +6330,33 @@
               <w:bottom w:val="single" w:color="D5D8DC" w:sz="1"/>
               <w:right w:val="single" w:color="D5D8DC" w:sz="1"/>
             </w:tcBorders>
-            <w:tcMar>
-              <w:top w:type="dxa" w:w="80"/>
-              <w:left w:type="dxa" w:w="120"/>
-              <w:bottom w:type="dxa" w:w="80"/>
-              <w:right w:type="dxa" w:w="120"/>
-            </w:tcMar>
-          </w:tcPr>
-          <w:p>
-            <w:r>
-              <w:rPr>
-                <w:rFonts w:ascii="Meiryo" w:cs="Meiryo" w:eastAsia="Meiryo" w:hAnsi="Meiryo"/>
-                <w:sz w:val="20"/>
-                <w:szCs w:val="20"/>
-              </w:rPr>
-              <w:t xml:space="preserve">セイコー</w:t>
+            <w:shd w:fill="1B4F72" w:val="clear"/>
+            <w:tcMar>
+              <w:top w:type="dxa" w:w="80"/>
+              <w:left w:type="dxa" w:w="120"/>
+              <w:bottom w:type="dxa" w:w="80"/>
+              <w:right w:type="dxa" w:w="120"/>
+            </w:tcMar>
+            <w:vAlign w:val="center"/>
+          </w:tcPr>
+          <w:p>
+            <w:pPr>
+              <w:jc w:val="center"/>
+            </w:pPr>
+            <w:r>
+              <w:rPr>
+                <w:rFonts w:ascii="Meiryo" w:hAnsi="Meiryo" w:eastAsia="Meiryo"/>
+                <w:sz w:val="20"/>
+              </w:rPr>
+              <w:t>セイコー</w:t>
             </w:r>
           </w:p>
         </w:tc>
       </w:tr>
       <w:tr>
+        <w:trPr>
+          <w:tblHeader/>
+        </w:trPr>
         <w:tc>
           <w:tcPr>
             <w:tcW w:type="dxa" w:w="2000"/>
@@ -5969,21 +6366,25 @@
               <w:bottom w:val="single" w:color="D5D8DC" w:sz="1"/>
               <w:right w:val="single" w:color="D5D8DC" w:sz="1"/>
             </w:tcBorders>
-            <w:tcMar>
-              <w:top w:type="dxa" w:w="80"/>
-              <w:left w:type="dxa" w:w="120"/>
-              <w:bottom w:type="dxa" w:w="80"/>
-              <w:right w:type="dxa" w:w="120"/>
-            </w:tcMar>
-          </w:tcPr>
-          <w:p>
-            <w:r>
-              <w:rPr>
-                <w:rFonts w:ascii="Meiryo" w:cs="Meiryo" w:eastAsia="Meiryo" w:hAnsi="Meiryo"/>
-                <w:sz w:val="20"/>
-                <w:szCs w:val="20"/>
-              </w:rPr>
-              <w:t xml:space="preserve">series_en</w:t>
+            <w:shd w:fill="1B4F72" w:val="clear"/>
+            <w:tcMar>
+              <w:top w:type="dxa" w:w="80"/>
+              <w:left w:type="dxa" w:w="120"/>
+              <w:bottom w:type="dxa" w:w="80"/>
+              <w:right w:type="dxa" w:w="120"/>
+            </w:tcMar>
+            <w:vAlign w:val="center"/>
+          </w:tcPr>
+          <w:p>
+            <w:pPr>
+              <w:jc w:val="center"/>
+            </w:pPr>
+            <w:r>
+              <w:rPr>
+                <w:rFonts w:ascii="Meiryo" w:hAnsi="Meiryo" w:eastAsia="Meiryo"/>
+                <w:sz w:val="20"/>
+              </w:rPr>
+              <w:t>brand_aliases</w:t>
             </w:r>
           </w:p>
         </w:tc>
@@ -5996,21 +6397,25 @@
               <w:bottom w:val="single" w:color="D5D8DC" w:sz="1"/>
               <w:right w:val="single" w:color="D5D8DC" w:sz="1"/>
             </w:tcBorders>
-            <w:tcMar>
-              <w:top w:type="dxa" w:w="80"/>
-              <w:left w:type="dxa" w:w="120"/>
-              <w:bottom w:type="dxa" w:w="80"/>
-              <w:right w:type="dxa" w:w="120"/>
-            </w:tcMar>
-          </w:tcPr>
-          <w:p>
-            <w:r>
-              <w:rPr>
-                <w:rFonts w:ascii="Meiryo" w:cs="Meiryo" w:eastAsia="Meiryo" w:hAnsi="Meiryo"/>
-                <w:sz w:val="20"/>
-                <w:szCs w:val="20"/>
-              </w:rPr>
-              <w:t xml:space="preserve">シリーズ英字</w:t>
+            <w:shd w:fill="1B4F72" w:val="clear"/>
+            <w:tcMar>
+              <w:top w:type="dxa" w:w="80"/>
+              <w:left w:type="dxa" w:w="120"/>
+              <w:bottom w:type="dxa" w:w="80"/>
+              <w:right w:type="dxa" w:w="120"/>
+            </w:tcMar>
+            <w:vAlign w:val="center"/>
+          </w:tcPr>
+          <w:p>
+            <w:pPr>
+              <w:jc w:val="center"/>
+            </w:pPr>
+            <w:r>
+              <w:rPr>
+                <w:rFonts w:ascii="Meiryo" w:hAnsi="Meiryo" w:eastAsia="Meiryo"/>
+                <w:sz w:val="20"/>
+              </w:rPr>
+              <w:t>ブランド別名（カンマ区切り）</w:t>
             </w:r>
           </w:p>
         </w:tc>
@@ -6023,26 +6428,33 @@
               <w:bottom w:val="single" w:color="D5D8DC" w:sz="1"/>
               <w:right w:val="single" w:color="D5D8DC" w:sz="1"/>
             </w:tcBorders>
-            <w:tcMar>
-              <w:top w:type="dxa" w:w="80"/>
-              <w:left w:type="dxa" w:w="120"/>
-              <w:bottom w:type="dxa" w:w="80"/>
-              <w:right w:type="dxa" w:w="120"/>
-            </w:tcMar>
-          </w:tcPr>
-          <w:p>
-            <w:r>
-              <w:rPr>
-                <w:rFonts w:ascii="Meiryo" w:cs="Meiryo" w:eastAsia="Meiryo" w:hAnsi="Meiryo"/>
-                <w:sz w:val="20"/>
-                <w:szCs w:val="20"/>
-              </w:rPr>
-              <w:t xml:space="preserve">ASTRON</w:t>
+            <w:shd w:fill="1B4F72" w:val="clear"/>
+            <w:tcMar>
+              <w:top w:type="dxa" w:w="80"/>
+              <w:left w:type="dxa" w:w="120"/>
+              <w:bottom w:type="dxa" w:w="80"/>
+              <w:right w:type="dxa" w:w="120"/>
+            </w:tcMar>
+            <w:vAlign w:val="center"/>
+          </w:tcPr>
+          <w:p>
+            <w:pPr>
+              <w:jc w:val="center"/>
+            </w:pPr>
+            <w:r>
+              <w:rPr>
+                <w:rFonts w:ascii="Meiryo" w:hAnsi="Meiryo" w:eastAsia="Meiryo"/>
+                <w:sz w:val="20"/>
+              </w:rPr>
+              <w:t>セイコウ,SEYKO</w:t>
             </w:r>
           </w:p>
         </w:tc>
       </w:tr>
       <w:tr>
+        <w:trPr>
+          <w:tblHeader/>
+        </w:trPr>
         <w:tc>
           <w:tcPr>
             <w:tcW w:type="dxa" w:w="2000"/>
@@ -6052,21 +6464,25 @@
               <w:bottom w:val="single" w:color="D5D8DC" w:sz="1"/>
               <w:right w:val="single" w:color="D5D8DC" w:sz="1"/>
             </w:tcBorders>
-            <w:tcMar>
-              <w:top w:type="dxa" w:w="80"/>
-              <w:left w:type="dxa" w:w="120"/>
-              <w:bottom w:type="dxa" w:w="80"/>
-              <w:right w:type="dxa" w:w="120"/>
-            </w:tcMar>
-          </w:tcPr>
-          <w:p>
-            <w:r>
-              <w:rPr>
-                <w:rFonts w:ascii="Meiryo" w:cs="Meiryo" w:eastAsia="Meiryo" w:hAnsi="Meiryo"/>
-                <w:sz w:val="20"/>
-                <w:szCs w:val="20"/>
-              </w:rPr>
-              <w:t xml:space="preserve">series_kana</w:t>
+            <w:shd w:fill="1B4F72" w:val="clear"/>
+            <w:tcMar>
+              <w:top w:type="dxa" w:w="80"/>
+              <w:left w:type="dxa" w:w="120"/>
+              <w:bottom w:type="dxa" w:w="80"/>
+              <w:right w:type="dxa" w:w="120"/>
+            </w:tcMar>
+            <w:vAlign w:val="center"/>
+          </w:tcPr>
+          <w:p>
+            <w:pPr>
+              <w:jc w:val="center"/>
+            </w:pPr>
+            <w:r>
+              <w:rPr>
+                <w:rFonts w:ascii="Meiryo" w:hAnsi="Meiryo" w:eastAsia="Meiryo"/>
+                <w:sz w:val="20"/>
+              </w:rPr>
+              <w:t>model_numbers</w:t>
             </w:r>
           </w:p>
         </w:tc>
@@ -6079,21 +6495,25 @@
               <w:bottom w:val="single" w:color="D5D8DC" w:sz="1"/>
               <w:right w:val="single" w:color="D5D8DC" w:sz="1"/>
             </w:tcBorders>
-            <w:tcMar>
-              <w:top w:type="dxa" w:w="80"/>
-              <w:left w:type="dxa" w:w="120"/>
-              <w:bottom w:type="dxa" w:w="80"/>
-              <w:right w:type="dxa" w:w="120"/>
-            </w:tcMar>
-          </w:tcPr>
-          <w:p>
-            <w:r>
-              <w:rPr>
-                <w:rFonts w:ascii="Meiryo" w:cs="Meiryo" w:eastAsia="Meiryo" w:hAnsi="Meiryo"/>
-                <w:sz w:val="20"/>
-                <w:szCs w:val="20"/>
-              </w:rPr>
-              <w:t xml:space="preserve">シリーズカタカナ</w:t>
+            <w:shd w:fill="1B4F72" w:val="clear"/>
+            <w:tcMar>
+              <w:top w:type="dxa" w:w="80"/>
+              <w:left w:type="dxa" w:w="120"/>
+              <w:bottom w:type="dxa" w:w="80"/>
+              <w:right w:type="dxa" w:w="120"/>
+            </w:tcMar>
+            <w:vAlign w:val="center"/>
+          </w:tcPr>
+          <w:p>
+            <w:pPr>
+              <w:jc w:val="center"/>
+            </w:pPr>
+            <w:r>
+              <w:rPr>
+                <w:rFonts w:ascii="Meiryo" w:hAnsi="Meiryo" w:eastAsia="Meiryo"/>
+                <w:sz w:val="20"/>
+              </w:rPr>
+              <w:t>型番（カンマ区切り、カテゴリ直結）</w:t>
             </w:r>
           </w:p>
         </w:tc>
@@ -6106,26 +6526,33 @@
               <w:bottom w:val="single" w:color="D5D8DC" w:sz="1"/>
               <w:right w:val="single" w:color="D5D8DC" w:sz="1"/>
             </w:tcBorders>
-            <w:tcMar>
-              <w:top w:type="dxa" w:w="80"/>
-              <w:left w:type="dxa" w:w="120"/>
-              <w:bottom w:type="dxa" w:w="80"/>
-              <w:right w:type="dxa" w:w="120"/>
-            </w:tcMar>
-          </w:tcPr>
-          <w:p>
-            <w:r>
-              <w:rPr>
-                <w:rFonts w:ascii="Meiryo" w:cs="Meiryo" w:eastAsia="Meiryo" w:hAnsi="Meiryo"/>
-                <w:sz w:val="20"/>
-                <w:szCs w:val="20"/>
-              </w:rPr>
-              <w:t xml:space="preserve">アストロン</w:t>
+            <w:shd w:fill="1B4F72" w:val="clear"/>
+            <w:tcMar>
+              <w:top w:type="dxa" w:w="80"/>
+              <w:left w:type="dxa" w:w="120"/>
+              <w:bottom w:type="dxa" w:w="80"/>
+              <w:right w:type="dxa" w:w="120"/>
+            </w:tcMar>
+            <w:vAlign w:val="center"/>
+          </w:tcPr>
+          <w:p>
+            <w:pPr>
+              <w:jc w:val="center"/>
+            </w:pPr>
+            <w:r>
+              <w:rPr>
+                <w:rFonts w:ascii="Meiryo" w:hAnsi="Meiryo" w:eastAsia="Meiryo"/>
+                <w:sz w:val="20"/>
+              </w:rPr>
+              <w:t>7T92,V175</w:t>
             </w:r>
           </w:p>
         </w:tc>
       </w:tr>
       <w:tr>
+        <w:trPr>
+          <w:tblHeader/>
+        </w:trPr>
         <w:tc>
           <w:tcPr>
             <w:tcW w:type="dxa" w:w="2000"/>
@@ -6135,21 +6562,25 @@
               <w:bottom w:val="single" w:color="D5D8DC" w:sz="1"/>
               <w:right w:val="single" w:color="D5D8DC" w:sz="1"/>
             </w:tcBorders>
-            <w:tcMar>
-              <w:top w:type="dxa" w:w="80"/>
-              <w:left w:type="dxa" w:w="120"/>
-              <w:bottom w:type="dxa" w:w="80"/>
-              <w:right w:type="dxa" w:w="120"/>
-            </w:tcMar>
-          </w:tcPr>
-          <w:p>
-            <w:r>
-              <w:rPr>
-                <w:rFonts w:ascii="Meiryo" w:cs="Meiryo" w:eastAsia="Meiryo" w:hAnsi="Meiryo"/>
-                <w:sz w:val="20"/>
-                <w:szCs w:val="20"/>
-              </w:rPr>
-              <w:t xml:space="preserve">category_id</w:t>
+            <w:shd w:fill="1B4F72" w:val="clear"/>
+            <w:tcMar>
+              <w:top w:type="dxa" w:w="80"/>
+              <w:left w:type="dxa" w:w="120"/>
+              <w:bottom w:type="dxa" w:w="80"/>
+              <w:right w:type="dxa" w:w="120"/>
+            </w:tcMar>
+            <w:vAlign w:val="center"/>
+          </w:tcPr>
+          <w:p>
+            <w:pPr>
+              <w:jc w:val="center"/>
+            </w:pPr>
+            <w:r>
+              <w:rPr>
+                <w:rFonts w:ascii="Meiryo" w:hAnsi="Meiryo" w:eastAsia="Meiryo"/>
+                <w:sz w:val="20"/>
+              </w:rPr>
+              <w:t>series_en</w:t>
             </w:r>
           </w:p>
         </w:tc>
@@ -6162,21 +6593,25 @@
               <w:bottom w:val="single" w:color="D5D8DC" w:sz="1"/>
               <w:right w:val="single" w:color="D5D8DC" w:sz="1"/>
             </w:tcBorders>
-            <w:tcMar>
-              <w:top w:type="dxa" w:w="80"/>
-              <w:left w:type="dxa" w:w="120"/>
-              <w:bottom w:type="dxa" w:w="80"/>
-              <w:right w:type="dxa" w:w="120"/>
-            </w:tcMar>
-          </w:tcPr>
-          <w:p>
-            <w:r>
-              <w:rPr>
-                <w:rFonts w:ascii="Meiryo" w:cs="Meiryo" w:eastAsia="Meiryo" w:hAnsi="Meiryo"/>
-                <w:sz w:val="20"/>
-                <w:szCs w:val="20"/>
-              </w:rPr>
-              <w:t xml:space="preserve">ヤフオクカテゴリ番号</w:t>
+            <w:shd w:fill="1B4F72" w:val="clear"/>
+            <w:tcMar>
+              <w:top w:type="dxa" w:w="80"/>
+              <w:left w:type="dxa" w:w="120"/>
+              <w:bottom w:type="dxa" w:w="80"/>
+              <w:right w:type="dxa" w:w="120"/>
+            </w:tcMar>
+            <w:vAlign w:val="center"/>
+          </w:tcPr>
+          <w:p>
+            <w:pPr>
+              <w:jc w:val="center"/>
+            </w:pPr>
+            <w:r>
+              <w:rPr>
+                <w:rFonts w:ascii="Meiryo" w:hAnsi="Meiryo" w:eastAsia="Meiryo"/>
+                <w:sz w:val="20"/>
+              </w:rPr>
+              <w:t>シリーズ英字</w:t>
             </w:r>
           </w:p>
         </w:tc>
@@ -6189,26 +6624,33 @@
               <w:bottom w:val="single" w:color="D5D8DC" w:sz="1"/>
               <w:right w:val="single" w:color="D5D8DC" w:sz="1"/>
             </w:tcBorders>
-            <w:tcMar>
-              <w:top w:type="dxa" w:w="80"/>
-              <w:left w:type="dxa" w:w="120"/>
-              <w:bottom w:type="dxa" w:w="80"/>
-              <w:right w:type="dxa" w:w="120"/>
-            </w:tcMar>
-          </w:tcPr>
-          <w:p>
-            <w:r>
-              <w:rPr>
-                <w:rFonts w:ascii="Meiryo" w:cs="Meiryo" w:eastAsia="Meiryo" w:hAnsi="Meiryo"/>
-                <w:sz w:val="20"/>
-                <w:szCs w:val="20"/>
-              </w:rPr>
-              <w:t xml:space="preserve">2084211409</w:t>
+            <w:shd w:fill="1B4F72" w:val="clear"/>
+            <w:tcMar>
+              <w:top w:type="dxa" w:w="80"/>
+              <w:left w:type="dxa" w:w="120"/>
+              <w:bottom w:type="dxa" w:w="80"/>
+              <w:right w:type="dxa" w:w="120"/>
+            </w:tcMar>
+            <w:vAlign w:val="center"/>
+          </w:tcPr>
+          <w:p>
+            <w:pPr>
+              <w:jc w:val="center"/>
+            </w:pPr>
+            <w:r>
+              <w:rPr>
+                <w:rFonts w:ascii="Meiryo" w:hAnsi="Meiryo" w:eastAsia="Meiryo"/>
+                <w:sz w:val="20"/>
+              </w:rPr>
+              <w:t>ASTRON</w:t>
             </w:r>
           </w:p>
         </w:tc>
       </w:tr>
       <w:tr>
+        <w:trPr>
+          <w:tblHeader/>
+        </w:trPr>
         <w:tc>
           <w:tcPr>
             <w:tcW w:type="dxa" w:w="2000"/>
@@ -6218,21 +6660,25 @@
               <w:bottom w:val="single" w:color="D5D8DC" w:sz="1"/>
               <w:right w:val="single" w:color="D5D8DC" w:sz="1"/>
             </w:tcBorders>
-            <w:tcMar>
-              <w:top w:type="dxa" w:w="80"/>
-              <w:left w:type="dxa" w:w="120"/>
-              <w:bottom w:type="dxa" w:w="80"/>
-              <w:right w:type="dxa" w:w="120"/>
-            </w:tcMar>
-          </w:tcPr>
-          <w:p>
-            <w:r>
-              <w:rPr>
-                <w:rFonts w:ascii="Meiryo" w:cs="Meiryo" w:eastAsia="Meiryo" w:hAnsi="Meiryo"/>
-                <w:sz w:val="20"/>
-                <w:szCs w:val="20"/>
-              </w:rPr>
-              <w:t xml:space="preserve">gender</w:t>
+            <w:shd w:fill="1B4F72" w:val="clear"/>
+            <w:tcMar>
+              <w:top w:type="dxa" w:w="80"/>
+              <w:left w:type="dxa" w:w="120"/>
+              <w:bottom w:type="dxa" w:w="80"/>
+              <w:right w:type="dxa" w:w="120"/>
+            </w:tcMar>
+            <w:vAlign w:val="center"/>
+          </w:tcPr>
+          <w:p>
+            <w:pPr>
+              <w:jc w:val="center"/>
+            </w:pPr>
+            <w:r>
+              <w:rPr>
+                <w:rFonts w:ascii="Meiryo" w:hAnsi="Meiryo" w:eastAsia="Meiryo"/>
+                <w:sz w:val="20"/>
+              </w:rPr>
+              <w:t>series_kana</w:t>
             </w:r>
           </w:p>
         </w:tc>
@@ -6245,21 +6691,25 @@
               <w:bottom w:val="single" w:color="D5D8DC" w:sz="1"/>
               <w:right w:val="single" w:color="D5D8DC" w:sz="1"/>
             </w:tcBorders>
-            <w:tcMar>
-              <w:top w:type="dxa" w:w="80"/>
-              <w:left w:type="dxa" w:w="120"/>
-              <w:bottom w:type="dxa" w:w="80"/>
-              <w:right w:type="dxa" w:w="120"/>
-            </w:tcMar>
-          </w:tcPr>
-          <w:p>
-            <w:r>
-              <w:rPr>
-                <w:rFonts w:ascii="Meiryo" w:cs="Meiryo" w:eastAsia="Meiryo" w:hAnsi="Meiryo"/>
-                <w:sz w:val="20"/>
-                <w:szCs w:val="20"/>
-              </w:rPr>
-              <w:t xml:space="preserve">性別固定の場合のみ</w:t>
+            <w:shd w:fill="1B4F72" w:val="clear"/>
+            <w:tcMar>
+              <w:top w:type="dxa" w:w="80"/>
+              <w:left w:type="dxa" w:w="120"/>
+              <w:bottom w:type="dxa" w:w="80"/>
+              <w:right w:type="dxa" w:w="120"/>
+            </w:tcMar>
+            <w:vAlign w:val="center"/>
+          </w:tcPr>
+          <w:p>
+            <w:pPr>
+              <w:jc w:val="center"/>
+            </w:pPr>
+            <w:r>
+              <w:rPr>
+                <w:rFonts w:ascii="Meiryo" w:hAnsi="Meiryo" w:eastAsia="Meiryo"/>
+                <w:sz w:val="20"/>
+              </w:rPr>
+              <w:t>シリーズカタカナ</w:t>
             </w:r>
           </w:p>
         </w:tc>
@@ -6272,26 +6722,33 @@
               <w:bottom w:val="single" w:color="D5D8DC" w:sz="1"/>
               <w:right w:val="single" w:color="D5D8DC" w:sz="1"/>
             </w:tcBorders>
-            <w:tcMar>
-              <w:top w:type="dxa" w:w="80"/>
-              <w:left w:type="dxa" w:w="120"/>
-              <w:bottom w:type="dxa" w:w="80"/>
-              <w:right w:type="dxa" w:w="120"/>
-            </w:tcMar>
-          </w:tcPr>
-          <w:p>
-            <w:r>
-              <w:rPr>
-                <w:rFonts w:ascii="Meiryo" w:cs="Meiryo" w:eastAsia="Meiryo" w:hAnsi="Meiryo"/>
-                <w:sz w:val="20"/>
-                <w:szCs w:val="20"/>
-              </w:rPr>
-              <w:t xml:space="preserve">レディース</w:t>
+            <w:shd w:fill="1B4F72" w:val="clear"/>
+            <w:tcMar>
+              <w:top w:type="dxa" w:w="80"/>
+              <w:left w:type="dxa" w:w="120"/>
+              <w:bottom w:type="dxa" w:w="80"/>
+              <w:right w:type="dxa" w:w="120"/>
+            </w:tcMar>
+            <w:vAlign w:val="center"/>
+          </w:tcPr>
+          <w:p>
+            <w:pPr>
+              <w:jc w:val="center"/>
+            </w:pPr>
+            <w:r>
+              <w:rPr>
+                <w:rFonts w:ascii="Meiryo" w:hAnsi="Meiryo" w:eastAsia="Meiryo"/>
+                <w:sz w:val="20"/>
+              </w:rPr>
+              <w:t>アストロン</w:t>
             </w:r>
           </w:p>
         </w:tc>
       </w:tr>
       <w:tr>
+        <w:trPr>
+          <w:tblHeader/>
+        </w:trPr>
         <w:tc>
           <w:tcPr>
             <w:tcW w:type="dxa" w:w="2000"/>
@@ -6301,21 +6758,25 @@
               <w:bottom w:val="single" w:color="D5D8DC" w:sz="1"/>
               <w:right w:val="single" w:color="D5D8DC" w:sz="1"/>
             </w:tcBorders>
-            <w:tcMar>
-              <w:top w:type="dxa" w:w="80"/>
-              <w:left w:type="dxa" w:w="120"/>
-              <w:bottom w:type="dxa" w:w="80"/>
-              <w:right w:type="dxa" w:w="120"/>
-            </w:tcMar>
-          </w:tcPr>
-          <w:p>
-            <w:r>
-              <w:rPr>
-                <w:rFonts w:ascii="Meiryo" w:cs="Meiryo" w:eastAsia="Meiryo" w:hAnsi="Meiryo"/>
-                <w:sz w:val="20"/>
-                <w:szCs w:val="20"/>
-              </w:rPr>
-              <w:t xml:space="preserve">type</w:t>
+            <w:shd w:fill="1B4F72" w:val="clear"/>
+            <w:tcMar>
+              <w:top w:type="dxa" w:w="80"/>
+              <w:left w:type="dxa" w:w="120"/>
+              <w:bottom w:type="dxa" w:w="80"/>
+              <w:right w:type="dxa" w:w="120"/>
+            </w:tcMar>
+            <w:vAlign w:val="center"/>
+          </w:tcPr>
+          <w:p>
+            <w:pPr>
+              <w:jc w:val="center"/>
+            </w:pPr>
+            <w:r>
+              <w:rPr>
+                <w:rFonts w:ascii="Meiryo" w:hAnsi="Meiryo" w:eastAsia="Meiryo"/>
+                <w:sz w:val="20"/>
+              </w:rPr>
+              <w:t>category_id</w:t>
             </w:r>
           </w:p>
         </w:tc>
@@ -6328,21 +6789,25 @@
               <w:bottom w:val="single" w:color="D5D8DC" w:sz="1"/>
               <w:right w:val="single" w:color="D5D8DC" w:sz="1"/>
             </w:tcBorders>
-            <w:tcMar>
-              <w:top w:type="dxa" w:w="80"/>
-              <w:left w:type="dxa" w:w="120"/>
-              <w:bottom w:type="dxa" w:w="80"/>
-              <w:right w:type="dxa" w:w="120"/>
-            </w:tcMar>
-          </w:tcPr>
-          <w:p>
-            <w:r>
-              <w:rPr>
-                <w:rFonts w:ascii="Meiryo" w:cs="Meiryo" w:eastAsia="Meiryo" w:hAnsi="Meiryo"/>
-                <w:sz w:val="20"/>
-                <w:szCs w:val="20"/>
-              </w:rPr>
-              <w:t xml:space="preserve">基本は「本体」</w:t>
+            <w:shd w:fill="1B4F72" w:val="clear"/>
+            <w:tcMar>
+              <w:top w:type="dxa" w:w="80"/>
+              <w:left w:type="dxa" w:w="120"/>
+              <w:bottom w:type="dxa" w:w="80"/>
+              <w:right w:type="dxa" w:w="120"/>
+            </w:tcMar>
+            <w:vAlign w:val="center"/>
+          </w:tcPr>
+          <w:p>
+            <w:pPr>
+              <w:jc w:val="center"/>
+            </w:pPr>
+            <w:r>
+              <w:rPr>
+                <w:rFonts w:ascii="Meiryo" w:hAnsi="Meiryo" w:eastAsia="Meiryo"/>
+                <w:sz w:val="20"/>
+              </w:rPr>
+              <w:t>ヤフオクカテゴリ番号</w:t>
             </w:r>
           </w:p>
         </w:tc>
@@ -6355,26 +6820,33 @@
               <w:bottom w:val="single" w:color="D5D8DC" w:sz="1"/>
               <w:right w:val="single" w:color="D5D8DC" w:sz="1"/>
             </w:tcBorders>
-            <w:tcMar>
-              <w:top w:type="dxa" w:w="80"/>
-              <w:left w:type="dxa" w:w="120"/>
-              <w:bottom w:type="dxa" w:w="80"/>
-              <w:right w:type="dxa" w:w="120"/>
-            </w:tcMar>
-          </w:tcPr>
-          <w:p>
-            <w:r>
-              <w:rPr>
-                <w:rFonts w:ascii="Meiryo" w:cs="Meiryo" w:eastAsia="Meiryo" w:hAnsi="Meiryo"/>
-                <w:sz w:val="20"/>
-                <w:szCs w:val="20"/>
-              </w:rPr>
-              <w:t xml:space="preserve">本体</w:t>
+            <w:shd w:fill="1B4F72" w:val="clear"/>
+            <w:tcMar>
+              <w:top w:type="dxa" w:w="80"/>
+              <w:left w:type="dxa" w:w="120"/>
+              <w:bottom w:type="dxa" w:w="80"/>
+              <w:right w:type="dxa" w:w="120"/>
+            </w:tcMar>
+            <w:vAlign w:val="center"/>
+          </w:tcPr>
+          <w:p>
+            <w:pPr>
+              <w:jc w:val="center"/>
+            </w:pPr>
+            <w:r>
+              <w:rPr>
+                <w:rFonts w:ascii="Meiryo" w:hAnsi="Meiryo" w:eastAsia="Meiryo"/>
+                <w:sz w:val="20"/>
+              </w:rPr>
+              <w:t>2084211409</w:t>
             </w:r>
           </w:p>
         </w:tc>
       </w:tr>
       <w:tr>
+        <w:trPr>
+          <w:tblHeader/>
+        </w:trPr>
         <w:tc>
           <w:tcPr>
             <w:tcW w:type="dxa" w:w="2000"/>
@@ -6384,21 +6856,25 @@
               <w:bottom w:val="single" w:color="D5D8DC" w:sz="1"/>
               <w:right w:val="single" w:color="D5D8DC" w:sz="1"/>
             </w:tcBorders>
-            <w:tcMar>
-              <w:top w:type="dxa" w:w="80"/>
-              <w:left w:type="dxa" w:w="120"/>
-              <w:bottom w:type="dxa" w:w="80"/>
-              <w:right w:type="dxa" w:w="120"/>
-            </w:tcMar>
-          </w:tcPr>
-          <w:p>
-            <w:r>
-              <w:rPr>
-                <w:rFonts w:ascii="Meiryo" w:cs="Meiryo" w:eastAsia="Meiryo" w:hAnsi="Meiryo"/>
-                <w:sz w:val="20"/>
-                <w:szCs w:val="20"/>
-              </w:rPr>
-              <w:t xml:space="preserve">keywords</w:t>
+            <w:shd w:fill="1B4F72" w:val="clear"/>
+            <w:tcMar>
+              <w:top w:type="dxa" w:w="80"/>
+              <w:left w:type="dxa" w:w="120"/>
+              <w:bottom w:type="dxa" w:w="80"/>
+              <w:right w:type="dxa" w:w="120"/>
+            </w:tcMar>
+            <w:vAlign w:val="center"/>
+          </w:tcPr>
+          <w:p>
+            <w:pPr>
+              <w:jc w:val="center"/>
+            </w:pPr>
+            <w:r>
+              <w:rPr>
+                <w:rFonts w:ascii="Meiryo" w:hAnsi="Meiryo" w:eastAsia="Meiryo"/>
+                <w:sz w:val="20"/>
+              </w:rPr>
+              <w:t>gender</w:t>
             </w:r>
           </w:p>
         </w:tc>
@@ -6411,21 +6887,25 @@
               <w:bottom w:val="single" w:color="D5D8DC" w:sz="1"/>
               <w:right w:val="single" w:color="D5D8DC" w:sz="1"/>
             </w:tcBorders>
-            <w:tcMar>
-              <w:top w:type="dxa" w:w="80"/>
-              <w:left w:type="dxa" w:w="120"/>
-              <w:bottom w:type="dxa" w:w="80"/>
-              <w:right w:type="dxa" w:w="120"/>
-            </w:tcMar>
-          </w:tcPr>
-          <w:p>
-            <w:r>
-              <w:rPr>
-                <w:rFonts w:ascii="Meiryo" w:cs="Meiryo" w:eastAsia="Meiryo" w:hAnsi="Meiryo"/>
-                <w:sz w:val="20"/>
-                <w:szCs w:val="20"/>
-              </w:rPr>
-              <w:t xml:space="preserve">別名・略称（カンマ区切り）</w:t>
+            <w:shd w:fill="1B4F72" w:val="clear"/>
+            <w:tcMar>
+              <w:top w:type="dxa" w:w="80"/>
+              <w:left w:type="dxa" w:w="120"/>
+              <w:bottom w:type="dxa" w:w="80"/>
+              <w:right w:type="dxa" w:w="120"/>
+            </w:tcMar>
+            <w:vAlign w:val="center"/>
+          </w:tcPr>
+          <w:p>
+            <w:pPr>
+              <w:jc w:val="center"/>
+            </w:pPr>
+            <w:r>
+              <w:rPr>
+                <w:rFonts w:ascii="Meiryo" w:hAnsi="Meiryo" w:eastAsia="Meiryo"/>
+                <w:sz w:val="20"/>
+              </w:rPr>
+              <w:t>性別固定の場合のみ</w:t>
             </w:r>
           </w:p>
         </w:tc>
@@ -6438,21 +6918,221 @@
               <w:bottom w:val="single" w:color="D5D8DC" w:sz="1"/>
               <w:right w:val="single" w:color="D5D8DC" w:sz="1"/>
             </w:tcBorders>
-            <w:tcMar>
-              <w:top w:type="dxa" w:w="80"/>
-              <w:left w:type="dxa" w:w="120"/>
-              <w:bottom w:type="dxa" w:w="80"/>
-              <w:right w:type="dxa" w:w="120"/>
-            </w:tcMar>
-          </w:tcPr>
-          <w:p>
-            <w:r>
-              <w:rPr>
-                <w:rFonts w:ascii="Meiryo" w:cs="Meiryo" w:eastAsia="Meiryo" w:hAnsi="Meiryo"/>
-                <w:sz w:val="20"/>
-                <w:szCs w:val="20"/>
-              </w:rPr>
-              <w:t xml:space="preserve">GPS Solar</w:t>
+            <w:shd w:fill="1B4F72" w:val="clear"/>
+            <w:tcMar>
+              <w:top w:type="dxa" w:w="80"/>
+              <w:left w:type="dxa" w:w="120"/>
+              <w:bottom w:type="dxa" w:w="80"/>
+              <w:right w:type="dxa" w:w="120"/>
+            </w:tcMar>
+            <w:vAlign w:val="center"/>
+          </w:tcPr>
+          <w:p>
+            <w:pPr>
+              <w:jc w:val="center"/>
+            </w:pPr>
+            <w:r>
+              <w:rPr>
+                <w:rFonts w:ascii="Meiryo" w:hAnsi="Meiryo" w:eastAsia="Meiryo"/>
+                <w:sz w:val="20"/>
+              </w:rPr>
+              <w:t>レディース</w:t>
+            </w:r>
+          </w:p>
+        </w:tc>
+      </w:tr>
+      <w:tr>
+        <w:trPr>
+          <w:tblHeader/>
+        </w:trPr>
+        <w:tc>
+          <w:tcPr>
+            <w:tcW w:type="dxa" w:w="2000"/>
+            <w:tcBorders>
+              <w:top w:val="single" w:color="D5D8DC" w:sz="1"/>
+              <w:left w:val="single" w:color="D5D8DC" w:sz="1"/>
+              <w:bottom w:val="single" w:color="D5D8DC" w:sz="1"/>
+              <w:right w:val="single" w:color="D5D8DC" w:sz="1"/>
+            </w:tcBorders>
+            <w:shd w:fill="1B4F72" w:val="clear"/>
+            <w:tcMar>
+              <w:top w:type="dxa" w:w="80"/>
+              <w:left w:type="dxa" w:w="120"/>
+              <w:bottom w:type="dxa" w:w="80"/>
+              <w:right w:type="dxa" w:w="120"/>
+            </w:tcMar>
+            <w:vAlign w:val="center"/>
+          </w:tcPr>
+          <w:p>
+            <w:pPr>
+              <w:jc w:val="center"/>
+            </w:pPr>
+            <w:r>
+              <w:rPr>
+                <w:rFonts w:ascii="Meiryo" w:hAnsi="Meiryo" w:eastAsia="Meiryo"/>
+                <w:sz w:val="20"/>
+              </w:rPr>
+              <w:t>keywords</w:t>
+            </w:r>
+          </w:p>
+        </w:tc>
+        <w:tc>
+          <w:tcPr>
+            <w:tcW w:type="dxa" w:w="4026"/>
+            <w:tcBorders>
+              <w:top w:val="single" w:color="D5D8DC" w:sz="1"/>
+              <w:left w:val="single" w:color="D5D8DC" w:sz="1"/>
+              <w:bottom w:val="single" w:color="D5D8DC" w:sz="1"/>
+              <w:right w:val="single" w:color="D5D8DC" w:sz="1"/>
+            </w:tcBorders>
+            <w:shd w:fill="1B4F72" w:val="clear"/>
+            <w:tcMar>
+              <w:top w:type="dxa" w:w="80"/>
+              <w:left w:type="dxa" w:w="120"/>
+              <w:bottom w:type="dxa" w:w="80"/>
+              <w:right w:type="dxa" w:w="120"/>
+            </w:tcMar>
+            <w:vAlign w:val="center"/>
+          </w:tcPr>
+          <w:p>
+            <w:pPr>
+              <w:jc w:val="center"/>
+            </w:pPr>
+            <w:r>
+              <w:rPr>
+                <w:rFonts w:ascii="Meiryo" w:hAnsi="Meiryo" w:eastAsia="Meiryo"/>
+                <w:sz w:val="20"/>
+              </w:rPr>
+              <w:t>別名・略称（カンマ区切り）</w:t>
+            </w:r>
+          </w:p>
+        </w:tc>
+        <w:tc>
+          <w:tcPr>
+            <w:tcW w:type="dxa" w:w="3000"/>
+            <w:tcBorders>
+              <w:top w:val="single" w:color="D5D8DC" w:sz="1"/>
+              <w:left w:val="single" w:color="D5D8DC" w:sz="1"/>
+              <w:bottom w:val="single" w:color="D5D8DC" w:sz="1"/>
+              <w:right w:val="single" w:color="D5D8DC" w:sz="1"/>
+            </w:tcBorders>
+            <w:shd w:fill="1B4F72" w:val="clear"/>
+            <w:tcMar>
+              <w:top w:type="dxa" w:w="80"/>
+              <w:left w:type="dxa" w:w="120"/>
+              <w:bottom w:type="dxa" w:w="80"/>
+              <w:right w:type="dxa" w:w="120"/>
+            </w:tcMar>
+            <w:vAlign w:val="center"/>
+          </w:tcPr>
+          <w:p>
+            <w:pPr>
+              <w:jc w:val="center"/>
+            </w:pPr>
+            <w:r>
+              <w:rPr>
+                <w:rFonts w:ascii="Meiryo" w:hAnsi="Meiryo" w:eastAsia="Meiryo"/>
+                <w:sz w:val="20"/>
+              </w:rPr>
+              <w:t>GPS Solar</w:t>
+            </w:r>
+          </w:p>
+        </w:tc>
+      </w:tr>
+      <w:tr>
+        <w:trPr>
+          <w:tblHeader/>
+        </w:trPr>
+        <w:tc>
+          <w:tcPr>
+            <w:tcW w:type="dxa" w:w="2000"/>
+            <w:tcBorders>
+              <w:top w:val="single" w:color="D5D8DC" w:sz="1"/>
+              <w:left w:val="single" w:color="D5D8DC" w:sz="1"/>
+              <w:bottom w:val="single" w:color="D5D8DC" w:sz="1"/>
+              <w:right w:val="single" w:color="D5D8DC" w:sz="1"/>
+            </w:tcBorders>
+            <w:shd w:fill="1B4F72" w:val="clear"/>
+            <w:tcMar>
+              <w:top w:type="dxa" w:w="80"/>
+              <w:left w:type="dxa" w:w="120"/>
+              <w:bottom w:type="dxa" w:w="80"/>
+              <w:right w:type="dxa" w:w="120"/>
+            </w:tcMar>
+            <w:vAlign w:val="center"/>
+          </w:tcPr>
+          <w:p>
+            <w:pPr>
+              <w:jc w:val="center"/>
+            </w:pPr>
+            <w:r>
+              <w:rPr>
+                <w:rFonts w:ascii="Meiryo" w:hAnsi="Meiryo" w:eastAsia="Meiryo"/>
+                <w:sz w:val="20"/>
+              </w:rPr>
+              <w:t>additional_word</w:t>
+            </w:r>
+          </w:p>
+        </w:tc>
+        <w:tc>
+          <w:tcPr>
+            <w:tcW w:type="dxa" w:w="4026"/>
+            <w:tcBorders>
+              <w:top w:val="single" w:color="D5D8DC" w:sz="1"/>
+              <w:left w:val="single" w:color="D5D8DC" w:sz="1"/>
+              <w:bottom w:val="single" w:color="D5D8DC" w:sz="1"/>
+              <w:right w:val="single" w:color="D5D8DC" w:sz="1"/>
+            </w:tcBorders>
+            <w:shd w:fill="1B4F72" w:val="clear"/>
+            <w:tcMar>
+              <w:top w:type="dxa" w:w="80"/>
+              <w:left w:type="dxa" w:w="120"/>
+              <w:bottom w:type="dxa" w:w="80"/>
+              <w:right w:type="dxa" w:w="120"/>
+            </w:tcMar>
+            <w:vAlign w:val="center"/>
+          </w:tcPr>
+          <w:p>
+            <w:pPr>
+              <w:jc w:val="center"/>
+            </w:pPr>
+            <w:r>
+              <w:rPr>
+                <w:rFonts w:ascii="Meiryo" w:hAnsi="Meiryo" w:eastAsia="Meiryo"/>
+                <w:sz w:val="20"/>
+              </w:rPr>
+              <w:t>タイトルに追加する単語</w:t>
+            </w:r>
+          </w:p>
+        </w:tc>
+        <w:tc>
+          <w:tcPr>
+            <w:tcW w:type="dxa" w:w="3000"/>
+            <w:tcBorders>
+              <w:top w:val="single" w:color="D5D8DC" w:sz="1"/>
+              <w:left w:val="single" w:color="D5D8DC" w:sz="1"/>
+              <w:bottom w:val="single" w:color="D5D8DC" w:sz="1"/>
+              <w:right w:val="single" w:color="D5D8DC" w:sz="1"/>
+            </w:tcBorders>
+            <w:shd w:fill="1B4F72" w:val="clear"/>
+            <w:tcMar>
+              <w:top w:type="dxa" w:w="80"/>
+              <w:left w:type="dxa" w:w="120"/>
+              <w:bottom w:type="dxa" w:w="80"/>
+              <w:right w:type="dxa" w:w="120"/>
+            </w:tcMar>
+            <w:vAlign w:val="center"/>
+          </w:tcPr>
+          <w:p>
+            <w:pPr>
+              <w:jc w:val="center"/>
+            </w:pPr>
+            <w:r>
+              <w:rPr>
+                <w:rFonts w:ascii="Meiryo" w:hAnsi="Meiryo" w:eastAsia="Meiryo"/>
+                <w:sz w:val="20"/>
+              </w:rPr>
+              <w:t>ソーラー電波</w:t>
             </w:r>
           </w:p>
         </w:tc>
@@ -6616,14 +7296,11 @@
             </w:pPr>
             <w:r>
               <w:rPr>
-                <w:rFonts w:ascii="Meiryo" w:cs="Meiryo" w:eastAsia="Meiryo" w:hAnsi="Meiryo"/>
+                <w:rFonts w:ascii="Meiryo" w:hAnsi="Meiryo" w:eastAsia="Meiryo"/>
                 <w:b/>
-                <w:bCs/>
-                <w:color w:val="FFFFFF"/>
-                <w:sz w:val="20"/>
-                <w:szCs w:val="20"/>
-              </w:rPr>
-              <w:t xml:space="preserve">優先度</w:t>
+                <w:sz w:val="20"/>
+              </w:rPr>
+              <w:t>優先度</w:t>
             </w:r>
           </w:p>
         </w:tc>
@@ -6651,14 +7328,11 @@
             </w:pPr>
             <w:r>
               <w:rPr>
-                <w:rFonts w:ascii="Meiryo" w:cs="Meiryo" w:eastAsia="Meiryo" w:hAnsi="Meiryo"/>
+                <w:rFonts w:ascii="Meiryo" w:hAnsi="Meiryo" w:eastAsia="Meiryo"/>
                 <w:b/>
-                <w:bCs/>
-                <w:color w:val="FFFFFF"/>
-                <w:sz w:val="20"/>
-                <w:szCs w:val="20"/>
-              </w:rPr>
-              <w:t xml:space="preserve">条件</w:t>
+                <w:sz w:val="20"/>
+              </w:rPr>
+              <w:t>条件</w:t>
             </w:r>
           </w:p>
         </w:tc>
@@ -6686,19 +7360,19 @@
             </w:pPr>
             <w:r>
               <w:rPr>
-                <w:rFonts w:ascii="Meiryo" w:cs="Meiryo" w:eastAsia="Meiryo" w:hAnsi="Meiryo"/>
+                <w:rFonts w:ascii="Meiryo" w:hAnsi="Meiryo" w:eastAsia="Meiryo"/>
                 <w:b/>
-                <w:bCs/>
-                <w:color w:val="FFFFFF"/>
-                <w:sz w:val="20"/>
-                <w:szCs w:val="20"/>
-              </w:rPr>
-              <w:t xml:space="preserve">結果例</w:t>
+                <w:sz w:val="20"/>
+              </w:rPr>
+              <w:t>結果例</w:t>
             </w:r>
           </w:p>
         </w:tc>
       </w:tr>
       <w:tr>
+        <w:trPr>
+          <w:tblHeader/>
+        </w:trPr>
         <w:tc>
           <w:tcPr>
             <w:tcW w:type="dxa" w:w="1600"/>
@@ -6708,21 +7382,25 @@
               <w:bottom w:val="single" w:color="D5D8DC" w:sz="1"/>
               <w:right w:val="single" w:color="D5D8DC" w:sz="1"/>
             </w:tcBorders>
-            <w:tcMar>
-              <w:top w:type="dxa" w:w="80"/>
-              <w:left w:type="dxa" w:w="120"/>
-              <w:bottom w:type="dxa" w:w="80"/>
-              <w:right w:type="dxa" w:w="120"/>
-            </w:tcMar>
-          </w:tcPr>
-          <w:p>
-            <w:r>
-              <w:rPr>
-                <w:rFonts w:ascii="Meiryo" w:cs="Meiryo" w:eastAsia="Meiryo" w:hAnsi="Meiryo"/>
-                <w:sz w:val="20"/>
-                <w:szCs w:val="20"/>
-              </w:rPr>
-              <w:t xml:space="preserve">1（最優先）</w:t>
+            <w:shd w:fill="1B4F72" w:val="clear"/>
+            <w:tcMar>
+              <w:top w:type="dxa" w:w="80"/>
+              <w:left w:type="dxa" w:w="120"/>
+              <w:bottom w:type="dxa" w:w="80"/>
+              <w:right w:type="dxa" w:w="120"/>
+            </w:tcMar>
+            <w:vAlign w:val="center"/>
+          </w:tcPr>
+          <w:p>
+            <w:pPr>
+              <w:jc w:val="center"/>
+            </w:pPr>
+            <w:r>
+              <w:rPr>
+                <w:rFonts w:ascii="Meiryo" w:hAnsi="Meiryo" w:eastAsia="Meiryo"/>
+                <w:sz w:val="20"/>
+              </w:rPr>
+              <w:t>0（最優先）</w:t>
             </w:r>
           </w:p>
         </w:tc>
@@ -6735,21 +7413,25 @@
               <w:bottom w:val="single" w:color="D5D8DC" w:sz="1"/>
               <w:right w:val="single" w:color="D5D8DC" w:sz="1"/>
             </w:tcBorders>
-            <w:tcMar>
-              <w:top w:type="dxa" w:w="80"/>
-              <w:left w:type="dxa" w:w="120"/>
-              <w:bottom w:type="dxa" w:w="80"/>
-              <w:right w:type="dxa" w:w="120"/>
-            </w:tcMar>
-          </w:tcPr>
-          <w:p>
-            <w:r>
-              <w:rPr>
-                <w:rFonts w:ascii="Meiryo" w:cs="Meiryo" w:eastAsia="Meiryo" w:hAnsi="Meiryo"/>
-                <w:sz w:val="20"/>
-                <w:szCs w:val="20"/>
-              </w:rPr>
-              <w:t xml:space="preserve">ブランド＋シリーズが完全一致</w:t>
+            <w:shd w:fill="1B4F72" w:val="clear"/>
+            <w:tcMar>
+              <w:top w:type="dxa" w:w="80"/>
+              <w:left w:type="dxa" w:w="120"/>
+              <w:bottom w:type="dxa" w:w="80"/>
+              <w:right w:type="dxa" w:w="120"/>
+            </w:tcMar>
+            <w:vAlign w:val="center"/>
+          </w:tcPr>
+          <w:p>
+            <w:pPr>
+              <w:jc w:val="center"/>
+            </w:pPr>
+            <w:r>
+              <w:rPr>
+                <w:rFonts w:ascii="Meiryo" w:hAnsi="Meiryo" w:eastAsia="Meiryo"/>
+                <w:sz w:val="20"/>
+              </w:rPr>
+              <w:t>ブランド＋型番が完全一致</w:t>
             </w:r>
           </w:p>
         </w:tc>
@@ -6762,26 +7444,33 @@
               <w:bottom w:val="single" w:color="D5D8DC" w:sz="1"/>
               <w:right w:val="single" w:color="D5D8DC" w:sz="1"/>
             </w:tcBorders>
-            <w:tcMar>
-              <w:top w:type="dxa" w:w="80"/>
-              <w:left w:type="dxa" w:w="120"/>
-              <w:bottom w:type="dxa" w:w="80"/>
-              <w:right w:type="dxa" w:w="120"/>
-            </w:tcMar>
-          </w:tcPr>
-          <w:p>
-            <w:r>
-              <w:rPr>
-                <w:rFonts w:ascii="Meiryo" w:cs="Meiryo" w:eastAsia="Meiryo" w:hAnsi="Meiryo"/>
-                <w:sz w:val="20"/>
-                <w:szCs w:val="20"/>
-              </w:rPr>
-              <w:t xml:space="preserve">SEIKO + SPIRIT → 2084211407</w:t>
+            <w:shd w:fill="1B4F72" w:val="clear"/>
+            <w:tcMar>
+              <w:top w:type="dxa" w:w="80"/>
+              <w:left w:type="dxa" w:w="120"/>
+              <w:bottom w:type="dxa" w:w="80"/>
+              <w:right w:type="dxa" w:w="120"/>
+            </w:tcMar>
+            <w:vAlign w:val="center"/>
+          </w:tcPr>
+          <w:p>
+            <w:pPr>
+              <w:jc w:val="center"/>
+            </w:pPr>
+            <w:r>
+              <w:rPr>
+                <w:rFonts w:ascii="Meiryo" w:hAnsi="Meiryo" w:eastAsia="Meiryo"/>
+                <w:sz w:val="20"/>
+              </w:rPr>
+              <w:t>SEIKO + 7T92 → 2084211407</w:t>
             </w:r>
           </w:p>
         </w:tc>
       </w:tr>
       <w:tr>
+        <w:trPr>
+          <w:tblHeader/>
+        </w:trPr>
         <w:tc>
           <w:tcPr>
             <w:tcW w:type="dxa" w:w="1600"/>
@@ -6791,21 +7480,25 @@
               <w:bottom w:val="single" w:color="D5D8DC" w:sz="1"/>
               <w:right w:val="single" w:color="D5D8DC" w:sz="1"/>
             </w:tcBorders>
-            <w:tcMar>
-              <w:top w:type="dxa" w:w="80"/>
-              <w:left w:type="dxa" w:w="120"/>
-              <w:bottom w:type="dxa" w:w="80"/>
-              <w:right w:type="dxa" w:w="120"/>
-            </w:tcMar>
-          </w:tcPr>
-          <w:p>
-            <w:r>
-              <w:rPr>
-                <w:rFonts w:ascii="Meiryo" w:cs="Meiryo" w:eastAsia="Meiryo" w:hAnsi="Meiryo"/>
-                <w:sz w:val="20"/>
-                <w:szCs w:val="20"/>
-              </w:rPr>
-              <w:t xml:space="preserve">2</w:t>
+            <w:shd w:fill="1B4F72" w:val="clear"/>
+            <w:tcMar>
+              <w:top w:type="dxa" w:w="80"/>
+              <w:left w:type="dxa" w:w="120"/>
+              <w:bottom w:type="dxa" w:w="80"/>
+              <w:right w:type="dxa" w:w="120"/>
+            </w:tcMar>
+            <w:vAlign w:val="center"/>
+          </w:tcPr>
+          <w:p>
+            <w:pPr>
+              <w:jc w:val="center"/>
+            </w:pPr>
+            <w:r>
+              <w:rPr>
+                <w:rFonts w:ascii="Meiryo" w:hAnsi="Meiryo" w:eastAsia="Meiryo"/>
+                <w:sz w:val="20"/>
+              </w:rPr>
+              <w:t>1</w:t>
             </w:r>
           </w:p>
         </w:tc>
@@ -6818,21 +7511,25 @@
               <w:bottom w:val="single" w:color="D5D8DC" w:sz="1"/>
               <w:right w:val="single" w:color="D5D8DC" w:sz="1"/>
             </w:tcBorders>
-            <w:tcMar>
-              <w:top w:type="dxa" w:w="80"/>
-              <w:left w:type="dxa" w:w="120"/>
-              <w:bottom w:type="dxa" w:w="80"/>
-              <w:right w:type="dxa" w:w="120"/>
-            </w:tcMar>
-          </w:tcPr>
-          <w:p>
-            <w:r>
-              <w:rPr>
-                <w:rFonts w:ascii="Meiryo" w:cs="Meiryo" w:eastAsia="Meiryo" w:hAnsi="Meiryo"/>
-                <w:sz w:val="20"/>
-                <w:szCs w:val="20"/>
-              </w:rPr>
-              <w:t xml:space="preserve">ブランドのみ一致 → 「その他」カテゴリ</w:t>
+            <w:shd w:fill="1B4F72" w:val="clear"/>
+            <w:tcMar>
+              <w:top w:type="dxa" w:w="80"/>
+              <w:left w:type="dxa" w:w="120"/>
+              <w:bottom w:type="dxa" w:w="80"/>
+              <w:right w:type="dxa" w:w="120"/>
+            </w:tcMar>
+            <w:vAlign w:val="center"/>
+          </w:tcPr>
+          <w:p>
+            <w:pPr>
+              <w:jc w:val="center"/>
+            </w:pPr>
+            <w:r>
+              <w:rPr>
+                <w:rFonts w:ascii="Meiryo" w:hAnsi="Meiryo" w:eastAsia="Meiryo"/>
+                <w:sz w:val="20"/>
+              </w:rPr>
+              <w:t>ブランド＋シリーズが完全一致</w:t>
             </w:r>
           </w:p>
         </w:tc>
@@ -6845,26 +7542,33 @@
               <w:bottom w:val="single" w:color="D5D8DC" w:sz="1"/>
               <w:right w:val="single" w:color="D5D8DC" w:sz="1"/>
             </w:tcBorders>
-            <w:tcMar>
-              <w:top w:type="dxa" w:w="80"/>
-              <w:left w:type="dxa" w:w="120"/>
-              <w:bottom w:type="dxa" w:w="80"/>
-              <w:right w:type="dxa" w:w="120"/>
-            </w:tcMar>
-          </w:tcPr>
-          <w:p>
-            <w:r>
-              <w:rPr>
-                <w:rFonts w:ascii="Meiryo" w:cs="Meiryo" w:eastAsia="Meiryo" w:hAnsi="Meiryo"/>
-                <w:sz w:val="20"/>
-                <w:szCs w:val="20"/>
-              </w:rPr>
-              <w:t xml:space="preserve">SEIKO + (不明) → 2084053759</w:t>
+            <w:shd w:fill="1B4F72" w:val="clear"/>
+            <w:tcMar>
+              <w:top w:type="dxa" w:w="80"/>
+              <w:left w:type="dxa" w:w="120"/>
+              <w:bottom w:type="dxa" w:w="80"/>
+              <w:right w:type="dxa" w:w="120"/>
+            </w:tcMar>
+            <w:vAlign w:val="center"/>
+          </w:tcPr>
+          <w:p>
+            <w:pPr>
+              <w:jc w:val="center"/>
+            </w:pPr>
+            <w:r>
+              <w:rPr>
+                <w:rFonts w:ascii="Meiryo" w:hAnsi="Meiryo" w:eastAsia="Meiryo"/>
+                <w:sz w:val="20"/>
+              </w:rPr>
+              <w:t>SEIKO + SPIRIT → 2084211407</w:t>
             </w:r>
           </w:p>
         </w:tc>
       </w:tr>
       <w:tr>
+        <w:trPr>
+          <w:tblHeader/>
+        </w:trPr>
         <w:tc>
           <w:tcPr>
             <w:tcW w:type="dxa" w:w="1600"/>
@@ -6874,21 +7578,25 @@
               <w:bottom w:val="single" w:color="D5D8DC" w:sz="1"/>
               <w:right w:val="single" w:color="D5D8DC" w:sz="1"/>
             </w:tcBorders>
-            <w:tcMar>
-              <w:top w:type="dxa" w:w="80"/>
-              <w:left w:type="dxa" w:w="120"/>
-              <w:bottom w:type="dxa" w:w="80"/>
-              <w:right w:type="dxa" w:w="120"/>
-            </w:tcMar>
-          </w:tcPr>
-          <w:p>
-            <w:r>
-              <w:rPr>
-                <w:rFonts w:ascii="Meiryo" w:cs="Meiryo" w:eastAsia="Meiryo" w:hAnsi="Meiryo"/>
-                <w:sz w:val="20"/>
-                <w:szCs w:val="20"/>
-              </w:rPr>
-              <w:t xml:space="preserve">3</w:t>
+            <w:shd w:fill="1B4F72" w:val="clear"/>
+            <w:tcMar>
+              <w:top w:type="dxa" w:w="80"/>
+              <w:left w:type="dxa" w:w="120"/>
+              <w:bottom w:type="dxa" w:w="80"/>
+              <w:right w:type="dxa" w:w="120"/>
+            </w:tcMar>
+            <w:vAlign w:val="center"/>
+          </w:tcPr>
+          <w:p>
+            <w:pPr>
+              <w:jc w:val="center"/>
+            </w:pPr>
+            <w:r>
+              <w:rPr>
+                <w:rFonts w:ascii="Meiryo" w:hAnsi="Meiryo" w:eastAsia="Meiryo"/>
+                <w:sz w:val="20"/>
+              </w:rPr>
+              <w:t>1.5</w:t>
             </w:r>
           </w:p>
         </w:tc>
@@ -6901,21 +7609,25 @@
               <w:bottom w:val="single" w:color="D5D8DC" w:sz="1"/>
               <w:right w:val="single" w:color="D5D8DC" w:sz="1"/>
             </w:tcBorders>
-            <w:tcMar>
-              <w:top w:type="dxa" w:w="80"/>
-              <w:left w:type="dxa" w:w="120"/>
-              <w:bottom w:type="dxa" w:w="80"/>
-              <w:right w:type="dxa" w:w="120"/>
-            </w:tcMar>
-          </w:tcPr>
-          <w:p>
-            <w:r>
-              <w:rPr>
-                <w:rFonts w:ascii="Meiryo" w:cs="Meiryo" w:eastAsia="Meiryo" w:hAnsi="Meiryo"/>
-                <w:sz w:val="20"/>
-                <w:szCs w:val="20"/>
-              </w:rPr>
-              <w:t xml:space="preserve">未登録ブランド → 性別+ムーブメント+針数で検索</w:t>
+            <w:shd w:fill="1B4F72" w:val="clear"/>
+            <w:tcMar>
+              <w:top w:type="dxa" w:w="80"/>
+              <w:left w:type="dxa" w:w="120"/>
+              <w:bottom w:type="dxa" w:w="80"/>
+              <w:right w:type="dxa" w:w="120"/>
+            </w:tcMar>
+            <w:vAlign w:val="center"/>
+          </w:tcPr>
+          <w:p>
+            <w:pPr>
+              <w:jc w:val="center"/>
+            </w:pPr>
+            <w:r>
+              <w:rPr>
+                <w:rFonts w:ascii="Meiryo" w:hAnsi="Meiryo" w:eastAsia="Meiryo"/>
+                <w:sz w:val="20"/>
+              </w:rPr>
+              <w:t>ブランド＋シリーズが前方一致</w:t>
             </w:r>
           </w:p>
         </w:tc>
@@ -6928,26 +7640,33 @@
               <w:bottom w:val="single" w:color="D5D8DC" w:sz="1"/>
               <w:right w:val="single" w:color="D5D8DC" w:sz="1"/>
             </w:tcBorders>
-            <w:tcMar>
-              <w:top w:type="dxa" w:w="80"/>
-              <w:left w:type="dxa" w:w="120"/>
-              <w:bottom w:type="dxa" w:w="80"/>
-              <w:right w:type="dxa" w:w="120"/>
-            </w:tcMar>
-          </w:tcPr>
-          <w:p>
-            <w:r>
-              <w:rPr>
-                <w:rFonts w:ascii="Meiryo" w:cs="Meiryo" w:eastAsia="Meiryo" w:hAnsi="Meiryo"/>
-                <w:sz w:val="20"/>
-                <w:szCs w:val="20"/>
-              </w:rPr>
-              <w:t xml:space="preserve">メンズ+Quartz+3針 → 2084223456</w:t>
+            <w:shd w:fill="1B4F72" w:val="clear"/>
+            <w:tcMar>
+              <w:top w:type="dxa" w:w="80"/>
+              <w:left w:type="dxa" w:w="120"/>
+              <w:bottom w:type="dxa" w:w="80"/>
+              <w:right w:type="dxa" w:w="120"/>
+            </w:tcMar>
+            <w:vAlign w:val="center"/>
+          </w:tcPr>
+          <w:p>
+            <w:pPr>
+              <w:jc w:val="center"/>
+            </w:pPr>
+            <w:r>
+              <w:rPr>
+                <w:rFonts w:ascii="Meiryo" w:hAnsi="Meiryo" w:eastAsia="Meiryo"/>
+                <w:sz w:val="20"/>
+              </w:rPr>
+              <w:t>SEIKO + SPIRIT → 2084211407</w:t>
             </w:r>
           </w:p>
         </w:tc>
       </w:tr>
       <w:tr>
+        <w:trPr>
+          <w:tblHeader/>
+        </w:trPr>
         <w:tc>
           <w:tcPr>
             <w:tcW w:type="dxa" w:w="1600"/>
@@ -6957,21 +7676,25 @@
               <w:bottom w:val="single" w:color="D5D8DC" w:sz="1"/>
               <w:right w:val="single" w:color="D5D8DC" w:sz="1"/>
             </w:tcBorders>
-            <w:tcMar>
-              <w:top w:type="dxa" w:w="80"/>
-              <w:left w:type="dxa" w:w="120"/>
-              <w:bottom w:type="dxa" w:w="80"/>
-              <w:right w:type="dxa" w:w="120"/>
-            </w:tcMar>
-          </w:tcPr>
-          <w:p>
-            <w:r>
-              <w:rPr>
-                <w:rFonts w:ascii="Meiryo" w:cs="Meiryo" w:eastAsia="Meiryo" w:hAnsi="Meiryo"/>
-                <w:sz w:val="20"/>
-                <w:szCs w:val="20"/>
-              </w:rPr>
-              <w:t xml:space="preserve">4</w:t>
+            <w:shd w:fill="1B4F72" w:val="clear"/>
+            <w:tcMar>
+              <w:top w:type="dxa" w:w="80"/>
+              <w:left w:type="dxa" w:w="120"/>
+              <w:bottom w:type="dxa" w:w="80"/>
+              <w:right w:type="dxa" w:w="120"/>
+            </w:tcMar>
+            <w:vAlign w:val="center"/>
+          </w:tcPr>
+          <w:p>
+            <w:pPr>
+              <w:jc w:val="center"/>
+            </w:pPr>
+            <w:r>
+              <w:rPr>
+                <w:rFonts w:ascii="Meiryo" w:hAnsi="Meiryo" w:eastAsia="Meiryo"/>
+                <w:sz w:val="20"/>
+              </w:rPr>
+              <w:t>2</w:t>
             </w:r>
           </w:p>
         </w:tc>
@@ -6984,21 +7707,25 @@
               <w:bottom w:val="single" w:color="D5D8DC" w:sz="1"/>
               <w:right w:val="single" w:color="D5D8DC" w:sz="1"/>
             </w:tcBorders>
-            <w:tcMar>
-              <w:top w:type="dxa" w:w="80"/>
-              <w:left w:type="dxa" w:w="120"/>
-              <w:bottom w:type="dxa" w:w="80"/>
-              <w:right w:type="dxa" w:w="120"/>
-            </w:tcMar>
-          </w:tcPr>
-          <w:p>
-            <w:r>
-              <w:rPr>
-                <w:rFonts w:ascii="Meiryo" w:cs="Meiryo" w:eastAsia="Meiryo" w:hAnsi="Meiryo"/>
-                <w:sz w:val="20"/>
-                <w:szCs w:val="20"/>
-              </w:rPr>
-              <w:t xml:space="preserve">全て該当なし → 空白（手動入力）</w:t>
+            <w:shd w:fill="1B4F72" w:val="clear"/>
+            <w:tcMar>
+              <w:top w:type="dxa" w:w="80"/>
+              <w:left w:type="dxa" w:w="120"/>
+              <w:bottom w:type="dxa" w:w="80"/>
+              <w:right w:type="dxa" w:w="120"/>
+            </w:tcMar>
+            <w:vAlign w:val="center"/>
+          </w:tcPr>
+          <w:p>
+            <w:pPr>
+              <w:jc w:val="center"/>
+            </w:pPr>
+            <w:r>
+              <w:rPr>
+                <w:rFonts w:ascii="Meiryo" w:hAnsi="Meiryo" w:eastAsia="Meiryo"/>
+                <w:sz w:val="20"/>
+              </w:rPr>
+              <w:t>ブランドのみ一致 → 「その他」カテゴリ</w:t>
             </w:r>
           </w:p>
         </w:tc>
@@ -7011,21 +7738,870 @@
               <w:bottom w:val="single" w:color="D5D8DC" w:sz="1"/>
               <w:right w:val="single" w:color="D5D8DC" w:sz="1"/>
             </w:tcBorders>
-            <w:tcMar>
-              <w:top w:type="dxa" w:w="80"/>
-              <w:left w:type="dxa" w:w="120"/>
-              <w:bottom w:type="dxa" w:w="80"/>
-              <w:right w:type="dxa" w:w="120"/>
-            </w:tcMar>
-          </w:tcPr>
-          <w:p>
-            <w:r>
-              <w:rPr>
-                <w:rFonts w:ascii="Meiryo" w:cs="Meiryo" w:eastAsia="Meiryo" w:hAnsi="Meiryo"/>
-                <w:sz w:val="20"/>
-                <w:szCs w:val="20"/>
-              </w:rPr>
-              <w:t xml:space="preserve"/>
+            <w:shd w:fill="1B4F72" w:val="clear"/>
+            <w:tcMar>
+              <w:top w:type="dxa" w:w="80"/>
+              <w:left w:type="dxa" w:w="120"/>
+              <w:bottom w:type="dxa" w:w="80"/>
+              <w:right w:type="dxa" w:w="120"/>
+            </w:tcMar>
+            <w:vAlign w:val="center"/>
+          </w:tcPr>
+          <w:p>
+            <w:pPr>
+              <w:jc w:val="center"/>
+            </w:pPr>
+            <w:r>
+              <w:rPr>
+                <w:rFonts w:ascii="Meiryo" w:hAnsi="Meiryo" w:eastAsia="Meiryo"/>
+                <w:sz w:val="20"/>
+              </w:rPr>
+              <w:t>SEIKO + (不明) → 2084053759</w:t>
+            </w:r>
+          </w:p>
+        </w:tc>
+      </w:tr>
+      <w:tr>
+        <w:trPr>
+          <w:tblHeader/>
+        </w:trPr>
+        <w:tc>
+          <w:tcPr>
+            <w:tcW w:type="dxa" w:w="1600"/>
+            <w:tcBorders>
+              <w:top w:val="single" w:color="D5D8DC" w:sz="1"/>
+              <w:left w:val="single" w:color="D5D8DC" w:sz="1"/>
+              <w:bottom w:val="single" w:color="D5D8DC" w:sz="1"/>
+              <w:right w:val="single" w:color="D5D8DC" w:sz="1"/>
+            </w:tcBorders>
+            <w:shd w:fill="1B4F72" w:val="clear"/>
+            <w:tcMar>
+              <w:top w:type="dxa" w:w="80"/>
+              <w:left w:type="dxa" w:w="120"/>
+              <w:bottom w:type="dxa" w:w="80"/>
+              <w:right w:type="dxa" w:w="120"/>
+            </w:tcMar>
+            <w:vAlign w:val="center"/>
+          </w:tcPr>
+          <w:p>
+            <w:pPr>
+              <w:jc w:val="center"/>
+            </w:pPr>
+            <w:r>
+              <w:rPr>
+                <w:rFonts w:ascii="Meiryo" w:hAnsi="Meiryo" w:eastAsia="Meiryo"/>
+                <w:sz w:val="20"/>
+              </w:rPr>
+              <w:t>3</w:t>
+            </w:r>
+          </w:p>
+        </w:tc>
+        <w:tc>
+          <w:tcPr>
+            <w:tcW w:type="dxa" w:w="4226"/>
+            <w:tcBorders>
+              <w:top w:val="single" w:color="D5D8DC" w:sz="1"/>
+              <w:left w:val="single" w:color="D5D8DC" w:sz="1"/>
+              <w:bottom w:val="single" w:color="D5D8DC" w:sz="1"/>
+              <w:right w:val="single" w:color="D5D8DC" w:sz="1"/>
+            </w:tcBorders>
+            <w:shd w:fill="1B4F72" w:val="clear"/>
+            <w:tcMar>
+              <w:top w:type="dxa" w:w="80"/>
+              <w:left w:type="dxa" w:w="120"/>
+              <w:bottom w:type="dxa" w:w="80"/>
+              <w:right w:type="dxa" w:w="120"/>
+            </w:tcMar>
+            <w:vAlign w:val="center"/>
+          </w:tcPr>
+          <w:p>
+            <w:pPr>
+              <w:jc w:val="center"/>
+            </w:pPr>
+            <w:r>
+              <w:rPr>
+                <w:rFonts w:ascii="Meiryo" w:hAnsi="Meiryo" w:eastAsia="Meiryo"/>
+                <w:sz w:val="20"/>
+              </w:rPr>
+              <w:t>未登録ブランド → 性別+ムーブメント+針数で汎用カテゴリ検索</w:t>
+            </w:r>
+          </w:p>
+        </w:tc>
+        <w:tc>
+          <w:tcPr>
+            <w:tcW w:type="dxa" w:w="3200"/>
+            <w:tcBorders>
+              <w:top w:val="single" w:color="D5D8DC" w:sz="1"/>
+              <w:left w:val="single" w:color="D5D8DC" w:sz="1"/>
+              <w:bottom w:val="single" w:color="D5D8DC" w:sz="1"/>
+              <w:right w:val="single" w:color="D5D8DC" w:sz="1"/>
+            </w:tcBorders>
+            <w:shd w:fill="1B4F72" w:val="clear"/>
+            <w:tcMar>
+              <w:top w:type="dxa" w:w="80"/>
+              <w:left w:type="dxa" w:w="120"/>
+              <w:bottom w:type="dxa" w:w="80"/>
+              <w:right w:type="dxa" w:w="120"/>
+            </w:tcMar>
+            <w:vAlign w:val="center"/>
+          </w:tcPr>
+          <w:p>
+            <w:pPr>
+              <w:jc w:val="center"/>
+            </w:pPr>
+            <w:r>
+              <w:rPr>
+                <w:rFonts w:ascii="Meiryo" w:hAnsi="Meiryo" w:eastAsia="Meiryo"/>
+                <w:sz w:val="20"/>
+              </w:rPr>
+              <w:t>メンズ+Quartz+3針 → 2084223456</w:t>
+            </w:r>
+          </w:p>
+        </w:tc>
+      </w:tr>
+      <w:tr>
+        <w:trPr>
+          <w:tblHeader/>
+        </w:trPr>
+        <w:tc>
+          <w:tcPr>
+            <w:tcW w:type="dxa" w:w="1600"/>
+            <w:tcBorders>
+              <w:top w:val="single" w:color="D5D8DC" w:sz="1"/>
+              <w:left w:val="single" w:color="D5D8DC" w:sz="1"/>
+              <w:bottom w:val="single" w:color="D5D8DC" w:sz="1"/>
+              <w:right w:val="single" w:color="D5D8DC" w:sz="1"/>
+            </w:tcBorders>
+            <w:shd w:fill="1B4F72" w:val="clear"/>
+            <w:tcMar>
+              <w:top w:type="dxa" w:w="80"/>
+              <w:left w:type="dxa" w:w="120"/>
+              <w:bottom w:type="dxa" w:w="80"/>
+              <w:right w:type="dxa" w:w="120"/>
+            </w:tcMar>
+            <w:vAlign w:val="center"/>
+          </w:tcPr>
+          <w:p>
+            <w:pPr>
+              <w:jc w:val="center"/>
+            </w:pPr>
+            <w:r>
+              <w:rPr>
+                <w:rFonts w:ascii="Meiryo" w:hAnsi="Meiryo" w:eastAsia="Meiryo"/>
+                <w:sz w:val="20"/>
+              </w:rPr>
+              <w:t>4</w:t>
+            </w:r>
+          </w:p>
+        </w:tc>
+        <w:tc>
+          <w:tcPr>
+            <w:tcW w:type="dxa" w:w="4226"/>
+            <w:tcBorders>
+              <w:top w:val="single" w:color="D5D8DC" w:sz="1"/>
+              <w:left w:val="single" w:color="D5D8DC" w:sz="1"/>
+              <w:bottom w:val="single" w:color="D5D8DC" w:sz="1"/>
+              <w:right w:val="single" w:color="D5D8DC" w:sz="1"/>
+            </w:tcBorders>
+            <w:shd w:fill="1B4F72" w:val="clear"/>
+            <w:tcMar>
+              <w:top w:type="dxa" w:w="80"/>
+              <w:left w:type="dxa" w:w="120"/>
+              <w:bottom w:type="dxa" w:w="80"/>
+              <w:right w:type="dxa" w:w="120"/>
+            </w:tcMar>
+            <w:vAlign w:val="center"/>
+          </w:tcPr>
+          <w:p>
+            <w:pPr>
+              <w:jc w:val="center"/>
+            </w:pPr>
+            <w:r>
+              <w:rPr>
+                <w:rFonts w:ascii="Meiryo" w:hAnsi="Meiryo" w:eastAsia="Meiryo"/>
+                <w:sz w:val="20"/>
+              </w:rPr>
+              <w:t>全て該当なし → 空白（手動入力）</w:t>
+            </w:r>
+          </w:p>
+        </w:tc>
+        <w:tc>
+          <w:tcPr>
+            <w:tcW w:type="dxa" w:w="3200"/>
+            <w:tcBorders>
+              <w:top w:val="single" w:color="D5D8DC" w:sz="1"/>
+              <w:left w:val="single" w:color="D5D8DC" w:sz="1"/>
+              <w:bottom w:val="single" w:color="D5D8DC" w:sz="1"/>
+              <w:right w:val="single" w:color="D5D8DC" w:sz="1"/>
+            </w:tcBorders>
+            <w:shd w:fill="1B4F72" w:val="clear"/>
+            <w:tcMar>
+              <w:top w:type="dxa" w:w="80"/>
+              <w:left w:type="dxa" w:w="120"/>
+              <w:bottom w:type="dxa" w:w="80"/>
+              <w:right w:type="dxa" w:w="120"/>
+            </w:tcMar>
+            <w:vAlign w:val="center"/>
+          </w:tcPr>
+          <w:p>
+            <w:pPr>
+              <w:jc w:val="center"/>
+            </w:pPr>
+            <w:r>
+              <w:rPr>
+                <w:rFonts w:ascii="Meiryo" w:hAnsi="Meiryo" w:eastAsia="Meiryo"/>
+                <w:sz w:val="20"/>
+              </w:rPr>
+            </w:r>
+          </w:p>
+        </w:tc>
+      </w:tr>
+    </w:tbl>
+    <w:p>
+      <w:pPr/>
+    </w:p>
+    <w:p>
+      <w:pPr>
+        <w:pStyle w:val="Heading2"/>
+      </w:pPr>
+      <w:r>
+        <w:rPr>
+          <w:rFonts w:ascii="Meiryo" w:hAnsi="Meiryo" w:eastAsia="Meiryo"/>
+          <w:sz w:val="20"/>
+          <w:szCs w:val="20"/>
+        </w:rPr>
+        <w:t xml:space="preserve">5.3 汎用カテゴリの設定</w:t>
+      </w:r>
+    </w:p>
+    <w:p>
+      <w:pPr/>
+      <w:r>
+        <w:rPr>
+          <w:rFonts w:ascii="Meiryo" w:hAnsi="Meiryo" w:eastAsia="Meiryo"/>
+          <w:sz w:val="20"/>
+          <w:szCs w:val="20"/>
+        </w:rPr>
+        <w:t xml:space="preserve">Sheet2「汎用カテゴリ」は、ブランド別マッピングに該当しない場合のフォールバック先です。性別・ムーブメント・針数の組み合わせでカテゴリを決定します。</w:t>
+      </w:r>
+    </w:p>
+    <w:p>
+      <w:pPr/>
+      <w:r>
+        <w:rPr>
+          <w:rFonts w:ascii="Meiryo" w:hAnsi="Meiryo" w:eastAsia="Meiryo"/>
+          <w:sz w:val="20"/>
+          <w:szCs w:val="20"/>
+        </w:rPr>
+        <w:t xml:space="preserve">汎用カテゴリシートの列構成:</w:t>
+      </w:r>
+    </w:p>
+    <w:p>
+      <w:pPr/>
+    </w:p>
+    <w:tbl>
+      <w:tblPr>
+        <w:tblW w:type="dxa" w:w="9026"/>
+        <w:tblBorders>
+          <w:top w:val="single" w:color="auto" w:sz="4"/>
+          <w:left w:val="single" w:color="auto" w:sz="4"/>
+          <w:bottom w:val="single" w:color="auto" w:sz="4"/>
+          <w:right w:val="single" w:color="auto" w:sz="4"/>
+          <w:insideH w:val="single" w:color="auto" w:sz="4"/>
+          <w:insideV w:val="single" w:color="auto" w:sz="4"/>
+        </w:tblBorders>
+      </w:tblPr>
+      <w:tblGrid>
+        <w:gridCol w:w="2000"/>
+        <w:gridCol w:w="4026"/>
+        <w:gridCol w:w="3000"/>
+      </w:tblGrid>
+      <w:tr>
+        <w:trPr>
+          <w:tblHeader/>
+        </w:trPr>
+        <w:tc>
+          <w:tcPr>
+            <w:tcW w:type="dxa" w:w="2000"/>
+            <w:tcBorders>
+              <w:top w:val="single" w:color="D5D8DC" w:sz="1"/>
+              <w:left w:val="single" w:color="D5D8DC" w:sz="1"/>
+              <w:bottom w:val="single" w:color="D5D8DC" w:sz="1"/>
+              <w:right w:val="single" w:color="D5D8DC" w:sz="1"/>
+            </w:tcBorders>
+            <w:shd w:fill="1B4F72" w:val="clear"/>
+            <w:tcMar>
+              <w:top w:type="dxa" w:w="80"/>
+              <w:left w:type="dxa" w:w="120"/>
+              <w:bottom w:type="dxa" w:w="80"/>
+              <w:right w:type="dxa" w:w="120"/>
+            </w:tcMar>
+            <w:vAlign w:val="center"/>
+          </w:tcPr>
+          <w:p>
+            <w:pPr>
+              <w:jc w:val="center"/>
+            </w:pPr>
+            <w:r>
+              <w:rPr>
+                <w:rFonts w:ascii="Meiryo" w:hAnsi="Meiryo" w:eastAsia="Meiryo"/>
+                <w:sz w:val="20"/>
+                <w:b/>
+              </w:rPr>
+              <w:t>列</w:t>
+            </w:r>
+          </w:p>
+        </w:tc>
+        <w:tc>
+          <w:tcPr>
+            <w:tcW w:type="dxa" w:w="4026"/>
+            <w:tcBorders>
+              <w:top w:val="single" w:color="D5D8DC" w:sz="1"/>
+              <w:left w:val="single" w:color="D5D8DC" w:sz="1"/>
+              <w:bottom w:val="single" w:color="D5D8DC" w:sz="1"/>
+              <w:right w:val="single" w:color="D5D8DC" w:sz="1"/>
+            </w:tcBorders>
+            <w:shd w:fill="1B4F72" w:val="clear"/>
+            <w:tcMar>
+              <w:top w:type="dxa" w:w="80"/>
+              <w:left w:type="dxa" w:w="120"/>
+              <w:bottom w:type="dxa" w:w="80"/>
+              <w:right w:type="dxa" w:w="120"/>
+            </w:tcMar>
+            <w:vAlign w:val="center"/>
+          </w:tcPr>
+          <w:p>
+            <w:pPr>
+              <w:jc w:val="center"/>
+            </w:pPr>
+            <w:r>
+              <w:rPr>
+                <w:rFonts w:ascii="Meiryo" w:hAnsi="Meiryo" w:eastAsia="Meiryo"/>
+                <w:sz w:val="20"/>
+                <w:b/>
+              </w:rPr>
+              <w:t>入力内容</w:t>
+            </w:r>
+          </w:p>
+        </w:tc>
+        <w:tc>
+          <w:tcPr>
+            <w:tcW w:type="dxa" w:w="3000"/>
+            <w:tcBorders>
+              <w:top w:val="single" w:color="D5D8DC" w:sz="1"/>
+              <w:left w:val="single" w:color="D5D8DC" w:sz="1"/>
+              <w:bottom w:val="single" w:color="D5D8DC" w:sz="1"/>
+              <w:right w:val="single" w:color="D5D8DC" w:sz="1"/>
+            </w:tcBorders>
+            <w:shd w:fill="1B4F72" w:val="clear"/>
+            <w:tcMar>
+              <w:top w:type="dxa" w:w="80"/>
+              <w:left w:type="dxa" w:w="120"/>
+              <w:bottom w:type="dxa" w:w="80"/>
+              <w:right w:type="dxa" w:w="120"/>
+            </w:tcMar>
+            <w:vAlign w:val="center"/>
+          </w:tcPr>
+          <w:p>
+            <w:pPr>
+              <w:jc w:val="center"/>
+            </w:pPr>
+            <w:r>
+              <w:rPr>
+                <w:rFonts w:ascii="Meiryo" w:hAnsi="Meiryo" w:eastAsia="Meiryo"/>
+                <w:sz w:val="20"/>
+                <w:b/>
+              </w:rPr>
+              <w:t>入力例</w:t>
+            </w:r>
+          </w:p>
+        </w:tc>
+      </w:tr>
+      <w:tr>
+        <w:trPr>
+          <w:tblHeader/>
+        </w:trPr>
+        <w:tc>
+          <w:tcPr>
+            <w:tcW w:type="dxa" w:w="2000"/>
+            <w:tcBorders>
+              <w:top w:val="single" w:color="D5D8DC" w:sz="1"/>
+              <w:left w:val="single" w:color="D5D8DC" w:sz="1"/>
+              <w:bottom w:val="single" w:color="D5D8DC" w:sz="1"/>
+              <w:right w:val="single" w:color="D5D8DC" w:sz="1"/>
+            </w:tcBorders>
+            <w:shd w:fill="1B4F72" w:val="clear"/>
+            <w:tcMar>
+              <w:top w:type="dxa" w:w="80"/>
+              <w:left w:type="dxa" w:w="120"/>
+              <w:bottom w:type="dxa" w:w="80"/>
+              <w:right w:type="dxa" w:w="120"/>
+            </w:tcMar>
+            <w:vAlign w:val="center"/>
+          </w:tcPr>
+          <w:p>
+            <w:pPr>
+              <w:jc w:val="center"/>
+            </w:pPr>
+            <w:r>
+              <w:rPr>
+                <w:rFonts w:ascii="Meiryo" w:hAnsi="Meiryo" w:eastAsia="Meiryo"/>
+                <w:sz w:val="20"/>
+              </w:rPr>
+              <w:t>gender</w:t>
+            </w:r>
+          </w:p>
+        </w:tc>
+        <w:tc>
+          <w:tcPr>
+            <w:tcW w:type="dxa" w:w="4026"/>
+            <w:tcBorders>
+              <w:top w:val="single" w:color="D5D8DC" w:sz="1"/>
+              <w:left w:val="single" w:color="D5D8DC" w:sz="1"/>
+              <w:bottom w:val="single" w:color="D5D8DC" w:sz="1"/>
+              <w:right w:val="single" w:color="D5D8DC" w:sz="1"/>
+            </w:tcBorders>
+            <w:shd w:fill="1B4F72" w:val="clear"/>
+            <w:tcMar>
+              <w:top w:type="dxa" w:w="80"/>
+              <w:left w:type="dxa" w:w="120"/>
+              <w:bottom w:type="dxa" w:w="80"/>
+              <w:right w:type="dxa" w:w="120"/>
+            </w:tcMar>
+            <w:vAlign w:val="center"/>
+          </w:tcPr>
+          <w:p>
+            <w:pPr>
+              <w:jc w:val="center"/>
+            </w:pPr>
+            <w:r>
+              <w:rPr>
+                <w:rFonts w:ascii="Meiryo" w:hAnsi="Meiryo" w:eastAsia="Meiryo"/>
+                <w:sz w:val="20"/>
+              </w:rPr>
+              <w:t>性別</w:t>
+            </w:r>
+          </w:p>
+        </w:tc>
+        <w:tc>
+          <w:tcPr>
+            <w:tcW w:type="dxa" w:w="3000"/>
+            <w:tcBorders>
+              <w:top w:val="single" w:color="D5D8DC" w:sz="1"/>
+              <w:left w:val="single" w:color="D5D8DC" w:sz="1"/>
+              <w:bottom w:val="single" w:color="D5D8DC" w:sz="1"/>
+              <w:right w:val="single" w:color="D5D8DC" w:sz="1"/>
+            </w:tcBorders>
+            <w:shd w:fill="1B4F72" w:val="clear"/>
+            <w:tcMar>
+              <w:top w:type="dxa" w:w="80"/>
+              <w:left w:type="dxa" w:w="120"/>
+              <w:bottom w:type="dxa" w:w="80"/>
+              <w:right w:type="dxa" w:w="120"/>
+            </w:tcMar>
+            <w:vAlign w:val="center"/>
+          </w:tcPr>
+          <w:p>
+            <w:pPr>
+              <w:jc w:val="center"/>
+            </w:pPr>
+            <w:r>
+              <w:rPr>
+                <w:rFonts w:ascii="Meiryo" w:hAnsi="Meiryo" w:eastAsia="Meiryo"/>
+                <w:sz w:val="20"/>
+              </w:rPr>
+              <w:t>メンズ</w:t>
+            </w:r>
+          </w:p>
+        </w:tc>
+      </w:tr>
+      <w:tr>
+        <w:trPr>
+          <w:tblHeader/>
+        </w:trPr>
+        <w:tc>
+          <w:tcPr>
+            <w:tcW w:type="dxa" w:w="2000"/>
+            <w:tcBorders>
+              <w:top w:val="single" w:color="D5D8DC" w:sz="1"/>
+              <w:left w:val="single" w:color="D5D8DC" w:sz="1"/>
+              <w:bottom w:val="single" w:color="D5D8DC" w:sz="1"/>
+              <w:right w:val="single" w:color="D5D8DC" w:sz="1"/>
+            </w:tcBorders>
+            <w:shd w:fill="1B4F72" w:val="clear"/>
+            <w:tcMar>
+              <w:top w:type="dxa" w:w="80"/>
+              <w:left w:type="dxa" w:w="120"/>
+              <w:bottom w:type="dxa" w:w="80"/>
+              <w:right w:type="dxa" w:w="120"/>
+            </w:tcMar>
+            <w:vAlign w:val="center"/>
+          </w:tcPr>
+          <w:p>
+            <w:pPr>
+              <w:jc w:val="center"/>
+            </w:pPr>
+            <w:r>
+              <w:rPr>
+                <w:rFonts w:ascii="Meiryo" w:hAnsi="Meiryo" w:eastAsia="Meiryo"/>
+                <w:sz w:val="20"/>
+              </w:rPr>
+              <w:t>movement</w:t>
+            </w:r>
+          </w:p>
+        </w:tc>
+        <w:tc>
+          <w:tcPr>
+            <w:tcW w:type="dxa" w:w="4026"/>
+            <w:tcBorders>
+              <w:top w:val="single" w:color="D5D8DC" w:sz="1"/>
+              <w:left w:val="single" w:color="D5D8DC" w:sz="1"/>
+              <w:bottom w:val="single" w:color="D5D8DC" w:sz="1"/>
+              <w:right w:val="single" w:color="D5D8DC" w:sz="1"/>
+            </w:tcBorders>
+            <w:shd w:fill="1B4F72" w:val="clear"/>
+            <w:tcMar>
+              <w:top w:type="dxa" w:w="80"/>
+              <w:left w:type="dxa" w:w="120"/>
+              <w:bottom w:type="dxa" w:w="80"/>
+              <w:right w:type="dxa" w:w="120"/>
+            </w:tcMar>
+            <w:vAlign w:val="center"/>
+          </w:tcPr>
+          <w:p>
+            <w:pPr>
+              <w:jc w:val="center"/>
+            </w:pPr>
+            <w:r>
+              <w:rPr>
+                <w:rFonts w:ascii="Meiryo" w:hAnsi="Meiryo" w:eastAsia="Meiryo"/>
+                <w:sz w:val="20"/>
+              </w:rPr>
+              <w:t>ムーブメント種別</w:t>
+            </w:r>
+          </w:p>
+        </w:tc>
+        <w:tc>
+          <w:tcPr>
+            <w:tcW w:type="dxa" w:w="3000"/>
+            <w:tcBorders>
+              <w:top w:val="single" w:color="D5D8DC" w:sz="1"/>
+              <w:left w:val="single" w:color="D5D8DC" w:sz="1"/>
+              <w:bottom w:val="single" w:color="D5D8DC" w:sz="1"/>
+              <w:right w:val="single" w:color="D5D8DC" w:sz="1"/>
+            </w:tcBorders>
+            <w:shd w:fill="1B4F72" w:val="clear"/>
+            <w:tcMar>
+              <w:top w:type="dxa" w:w="80"/>
+              <w:left w:type="dxa" w:w="120"/>
+              <w:bottom w:type="dxa" w:w="80"/>
+              <w:right w:type="dxa" w:w="120"/>
+            </w:tcMar>
+            <w:vAlign w:val="center"/>
+          </w:tcPr>
+          <w:p>
+            <w:pPr>
+              <w:jc w:val="center"/>
+            </w:pPr>
+            <w:r>
+              <w:rPr>
+                <w:rFonts w:ascii="Meiryo" w:hAnsi="Meiryo" w:eastAsia="Meiryo"/>
+                <w:sz w:val="20"/>
+              </w:rPr>
+              <w:t>Quartz</w:t>
+            </w:r>
+          </w:p>
+        </w:tc>
+      </w:tr>
+      <w:tr>
+        <w:trPr>
+          <w:tblHeader/>
+        </w:trPr>
+        <w:tc>
+          <w:tcPr>
+            <w:tcW w:type="dxa" w:w="2000"/>
+            <w:tcBorders>
+              <w:top w:val="single" w:color="D5D8DC" w:sz="1"/>
+              <w:left w:val="single" w:color="D5D8DC" w:sz="1"/>
+              <w:bottom w:val="single" w:color="D5D8DC" w:sz="1"/>
+              <w:right w:val="single" w:color="D5D8DC" w:sz="1"/>
+            </w:tcBorders>
+            <w:shd w:fill="1B4F72" w:val="clear"/>
+            <w:tcMar>
+              <w:top w:type="dxa" w:w="80"/>
+              <w:left w:type="dxa" w:w="120"/>
+              <w:bottom w:type="dxa" w:w="80"/>
+              <w:right w:type="dxa" w:w="120"/>
+            </w:tcMar>
+            <w:vAlign w:val="center"/>
+          </w:tcPr>
+          <w:p>
+            <w:pPr>
+              <w:jc w:val="center"/>
+            </w:pPr>
+            <w:r>
+              <w:rPr>
+                <w:rFonts w:ascii="Meiryo" w:hAnsi="Meiryo" w:eastAsia="Meiryo"/>
+                <w:sz w:val="20"/>
+              </w:rPr>
+              <w:t>hand_type</w:t>
+            </w:r>
+          </w:p>
+        </w:tc>
+        <w:tc>
+          <w:tcPr>
+            <w:tcW w:type="dxa" w:w="4026"/>
+            <w:tcBorders>
+              <w:top w:val="single" w:color="D5D8DC" w:sz="1"/>
+              <w:left w:val="single" w:color="D5D8DC" w:sz="1"/>
+              <w:bottom w:val="single" w:color="D5D8DC" w:sz="1"/>
+              <w:right w:val="single" w:color="D5D8DC" w:sz="1"/>
+            </w:tcBorders>
+            <w:shd w:fill="1B4F72" w:val="clear"/>
+            <w:tcMar>
+              <w:top w:type="dxa" w:w="80"/>
+              <w:left w:type="dxa" w:w="120"/>
+              <w:bottom w:type="dxa" w:w="80"/>
+              <w:right w:type="dxa" w:w="120"/>
+            </w:tcMar>
+            <w:vAlign w:val="center"/>
+          </w:tcPr>
+          <w:p>
+            <w:pPr>
+              <w:jc w:val="center"/>
+            </w:pPr>
+            <w:r>
+              <w:rPr>
+                <w:rFonts w:ascii="Meiryo" w:hAnsi="Meiryo" w:eastAsia="Meiryo"/>
+                <w:sz w:val="20"/>
+              </w:rPr>
+              <w:t>針数</w:t>
+            </w:r>
+          </w:p>
+        </w:tc>
+        <w:tc>
+          <w:tcPr>
+            <w:tcW w:type="dxa" w:w="3000"/>
+            <w:tcBorders>
+              <w:top w:val="single" w:color="D5D8DC" w:sz="1"/>
+              <w:left w:val="single" w:color="D5D8DC" w:sz="1"/>
+              <w:bottom w:val="single" w:color="D5D8DC" w:sz="1"/>
+              <w:right w:val="single" w:color="D5D8DC" w:sz="1"/>
+            </w:tcBorders>
+            <w:shd w:fill="1B4F72" w:val="clear"/>
+            <w:tcMar>
+              <w:top w:type="dxa" w:w="80"/>
+              <w:left w:type="dxa" w:w="120"/>
+              <w:bottom w:type="dxa" w:w="80"/>
+              <w:right w:type="dxa" w:w="120"/>
+            </w:tcMar>
+            <w:vAlign w:val="center"/>
+          </w:tcPr>
+          <w:p>
+            <w:pPr>
+              <w:jc w:val="center"/>
+            </w:pPr>
+            <w:r>
+              <w:rPr>
+                <w:rFonts w:ascii="Meiryo" w:hAnsi="Meiryo" w:eastAsia="Meiryo"/>
+                <w:sz w:val="20"/>
+              </w:rPr>
+              <w:t>3針</w:t>
+            </w:r>
+          </w:p>
+        </w:tc>
+      </w:tr>
+      <w:tr>
+        <w:trPr>
+          <w:tblHeader/>
+        </w:trPr>
+        <w:tc>
+          <w:tcPr>
+            <w:tcW w:type="dxa" w:w="2000"/>
+            <w:tcBorders>
+              <w:top w:val="single" w:color="D5D8DC" w:sz="1"/>
+              <w:left w:val="single" w:color="D5D8DC" w:sz="1"/>
+              <w:bottom w:val="single" w:color="D5D8DC" w:sz="1"/>
+              <w:right w:val="single" w:color="D5D8DC" w:sz="1"/>
+            </w:tcBorders>
+            <w:shd w:fill="1B4F72" w:val="clear"/>
+            <w:tcMar>
+              <w:top w:type="dxa" w:w="80"/>
+              <w:left w:type="dxa" w:w="120"/>
+              <w:bottom w:type="dxa" w:w="80"/>
+              <w:right w:type="dxa" w:w="120"/>
+            </w:tcMar>
+            <w:vAlign w:val="center"/>
+          </w:tcPr>
+          <w:p>
+            <w:pPr>
+              <w:jc w:val="center"/>
+            </w:pPr>
+            <w:r>
+              <w:rPr>
+                <w:rFonts w:ascii="Meiryo" w:hAnsi="Meiryo" w:eastAsia="Meiryo"/>
+                <w:sz w:val="20"/>
+              </w:rPr>
+              <w:t>category_id</w:t>
+            </w:r>
+          </w:p>
+        </w:tc>
+        <w:tc>
+          <w:tcPr>
+            <w:tcW w:type="dxa" w:w="4026"/>
+            <w:tcBorders>
+              <w:top w:val="single" w:color="D5D8DC" w:sz="1"/>
+              <w:left w:val="single" w:color="D5D8DC" w:sz="1"/>
+              <w:bottom w:val="single" w:color="D5D8DC" w:sz="1"/>
+              <w:right w:val="single" w:color="D5D8DC" w:sz="1"/>
+            </w:tcBorders>
+            <w:shd w:fill="1B4F72" w:val="clear"/>
+            <w:tcMar>
+              <w:top w:type="dxa" w:w="80"/>
+              <w:left w:type="dxa" w:w="120"/>
+              <w:bottom w:type="dxa" w:w="80"/>
+              <w:right w:type="dxa" w:w="120"/>
+            </w:tcMar>
+            <w:vAlign w:val="center"/>
+          </w:tcPr>
+          <w:p>
+            <w:pPr>
+              <w:jc w:val="center"/>
+            </w:pPr>
+            <w:r>
+              <w:rPr>
+                <w:rFonts w:ascii="Meiryo" w:hAnsi="Meiryo" w:eastAsia="Meiryo"/>
+                <w:sz w:val="20"/>
+              </w:rPr>
+              <w:t>ヤフオクカテゴリ番号</w:t>
+            </w:r>
+          </w:p>
+        </w:tc>
+        <w:tc>
+          <w:tcPr>
+            <w:tcW w:type="dxa" w:w="3000"/>
+            <w:tcBorders>
+              <w:top w:val="single" w:color="D5D8DC" w:sz="1"/>
+              <w:left w:val="single" w:color="D5D8DC" w:sz="1"/>
+              <w:bottom w:val="single" w:color="D5D8DC" w:sz="1"/>
+              <w:right w:val="single" w:color="D5D8DC" w:sz="1"/>
+            </w:tcBorders>
+            <w:shd w:fill="1B4F72" w:val="clear"/>
+            <w:tcMar>
+              <w:top w:type="dxa" w:w="80"/>
+              <w:left w:type="dxa" w:w="120"/>
+              <w:bottom w:type="dxa" w:w="80"/>
+              <w:right w:type="dxa" w:w="120"/>
+            </w:tcMar>
+            <w:vAlign w:val="center"/>
+          </w:tcPr>
+          <w:p>
+            <w:pPr>
+              <w:jc w:val="center"/>
+            </w:pPr>
+            <w:r>
+              <w:rPr>
+                <w:rFonts w:ascii="Meiryo" w:hAnsi="Meiryo" w:eastAsia="Meiryo"/>
+                <w:sz w:val="20"/>
+              </w:rPr>
+              <w:t>2084223456</w:t>
+            </w:r>
+          </w:p>
+        </w:tc>
+      </w:tr>
+      <w:tr>
+        <w:trPr>
+          <w:tblHeader/>
+        </w:trPr>
+        <w:tc>
+          <w:tcPr>
+            <w:tcW w:type="dxa" w:w="2000"/>
+            <w:tcBorders>
+              <w:top w:val="single" w:color="D5D8DC" w:sz="1"/>
+              <w:left w:val="single" w:color="D5D8DC" w:sz="1"/>
+              <w:bottom w:val="single" w:color="D5D8DC" w:sz="1"/>
+              <w:right w:val="single" w:color="D5D8DC" w:sz="1"/>
+            </w:tcBorders>
+            <w:shd w:fill="1B4F72" w:val="clear"/>
+            <w:tcMar>
+              <w:top w:type="dxa" w:w="80"/>
+              <w:left w:type="dxa" w:w="120"/>
+              <w:bottom w:type="dxa" w:w="80"/>
+              <w:right w:type="dxa" w:w="120"/>
+            </w:tcMar>
+            <w:vAlign w:val="center"/>
+          </w:tcPr>
+          <w:p>
+            <w:pPr>
+              <w:jc w:val="center"/>
+            </w:pPr>
+            <w:r>
+              <w:rPr>
+                <w:rFonts w:ascii="Meiryo" w:hAnsi="Meiryo" w:eastAsia="Meiryo"/>
+                <w:sz w:val="20"/>
+              </w:rPr>
+              <w:t>additional_word</w:t>
+            </w:r>
+          </w:p>
+        </w:tc>
+        <w:tc>
+          <w:tcPr>
+            <w:tcW w:type="dxa" w:w="4026"/>
+            <w:tcBorders>
+              <w:top w:val="single" w:color="D5D8DC" w:sz="1"/>
+              <w:left w:val="single" w:color="D5D8DC" w:sz="1"/>
+              <w:bottom w:val="single" w:color="D5D8DC" w:sz="1"/>
+              <w:right w:val="single" w:color="D5D8DC" w:sz="1"/>
+            </w:tcBorders>
+            <w:shd w:fill="1B4F72" w:val="clear"/>
+            <w:tcMar>
+              <w:top w:type="dxa" w:w="80"/>
+              <w:left w:type="dxa" w:w="120"/>
+              <w:bottom w:type="dxa" w:w="80"/>
+              <w:right w:type="dxa" w:w="120"/>
+            </w:tcMar>
+            <w:vAlign w:val="center"/>
+          </w:tcPr>
+          <w:p>
+            <w:pPr>
+              <w:jc w:val="center"/>
+            </w:pPr>
+            <w:r>
+              <w:rPr>
+                <w:rFonts w:ascii="Meiryo" w:hAnsi="Meiryo" w:eastAsia="Meiryo"/>
+                <w:sz w:val="20"/>
+              </w:rPr>
+              <w:t>タイトルに追加する単語</w:t>
+            </w:r>
+          </w:p>
+        </w:tc>
+        <w:tc>
+          <w:tcPr>
+            <w:tcW w:type="dxa" w:w="3000"/>
+            <w:tcBorders>
+              <w:top w:val="single" w:color="D5D8DC" w:sz="1"/>
+              <w:left w:val="single" w:color="D5D8DC" w:sz="1"/>
+              <w:bottom w:val="single" w:color="D5D8DC" w:sz="1"/>
+              <w:right w:val="single" w:color="D5D8DC" w:sz="1"/>
+            </w:tcBorders>
+            <w:shd w:fill="1B4F72" w:val="clear"/>
+            <w:tcMar>
+              <w:top w:type="dxa" w:w="80"/>
+              <w:left w:type="dxa" w:w="120"/>
+              <w:bottom w:type="dxa" w:w="80"/>
+              <w:right w:type="dxa" w:w="120"/>
+            </w:tcMar>
+            <w:vAlign w:val="center"/>
+          </w:tcPr>
+          <w:p>
+            <w:pPr>
+              <w:jc w:val="center"/>
+            </w:pPr>
+            <w:r>
+              <w:rPr>
+                <w:rFonts w:ascii="Meiryo" w:hAnsi="Meiryo" w:eastAsia="Meiryo"/>
+                <w:sz w:val="20"/>
+              </w:rPr>
+              <w:t>クォーツ</w:t>
             </w:r>
           </w:p>
         </w:tc>
@@ -7260,7 +8836,7 @@
           <w:sz w:val="22"/>
           <w:szCs w:val="22"/>
         </w:rPr>
-        <w:t xml:space="preserve">A. APIの通信エラーの可能性があります。自動で3回リトライしますが、それでも失敗した場合はエラー行として出力されます。インターネット接続を確認し、再実行してください。</w:t>
+        <w:t>A. APIの通信エラーの可能性があります。自動で2回リトライしますが、それでも失敗した場合はエラー行として出力されます。インターネット接続を確認し、再実行してください。</w:t>
       </w:r>
     </w:p>
     <w:p>

--- a/manual.docx
+++ b/manual.docx
@@ -1131,7 +1131,7 @@
                 <w:sz w:val="20"/>
                 <w:szCs w:val="20"/>
               </w:rPr>
-              <w:t xml:space="preserve">文字盤色</w:t>
+              <w:t xml:space="preserve">本体色</w:t>
             </w:r>
           </w:p>
         </w:tc>
@@ -1158,7 +1158,7 @@
                 <w:sz w:val="20"/>
                 <w:szCs w:val="20"/>
               </w:rPr>
-              <w:t xml:space="preserve">ブラック、ホワイト、ブルー 等</w:t>
+              <w:t xml:space="preserve">シルバー、ゴールド 等（ケース・バンドの色）</w:t>
             </w:r>
           </w:p>
         </w:tc>
@@ -1214,6 +1214,89 @@
                 <w:sz w:val="20"/>
                 <w:szCs w:val="20"/>
               </w:rPr>
+              <w:t xml:space="preserve">文字盤色</w:t>
+            </w:r>
+          </w:p>
+        </w:tc>
+        <w:tc>
+          <w:tcPr>
+            <w:tcW w:type="dxa" w:w="4226"/>
+            <w:tcBorders>
+              <w:top w:val="single" w:color="D5D8DC" w:sz="1"/>
+              <w:left w:val="single" w:color="D5D8DC" w:sz="1"/>
+              <w:bottom w:val="single" w:color="D5D8DC" w:sz="1"/>
+              <w:right w:val="single" w:color="D5D8DC" w:sz="1"/>
+            </w:tcBorders>
+            <w:tcMar>
+              <w:top w:type="dxa" w:w="80"/>
+              <w:left w:type="dxa" w:w="120"/>
+              <w:bottom w:type="dxa" w:w="80"/>
+              <w:right w:type="dxa" w:w="120"/>
+            </w:tcMar>
+          </w:tcPr>
+          <w:p>
+            <w:r>
+              <w:rPr>
+                <w:rFonts w:ascii="Meiryo" w:cs="Meiryo" w:eastAsia="Meiryo" w:hAnsi="Meiryo"/>
+                <w:sz w:val="20"/>
+                <w:szCs w:val="20"/>
+              </w:rPr>
+              <w:t xml:space="preserve">ブラック、ホワイト、ブルー 等（タイトルには含まれません）</w:t>
+            </w:r>
+          </w:p>
+        </w:tc>
+        <w:tc>
+          <w:tcPr>
+            <w:tcW w:type="dxa" w:w="2400"/>
+            <w:tcBorders>
+              <w:top w:val="single" w:color="D5D8DC" w:sz="1"/>
+              <w:left w:val="single" w:color="D5D8DC" w:sz="1"/>
+              <w:bottom w:val="single" w:color="D5D8DC" w:sz="1"/>
+              <w:right w:val="single" w:color="D5D8DC" w:sz="1"/>
+            </w:tcBorders>
+            <w:tcMar>
+              <w:top w:type="dxa" w:w="80"/>
+              <w:left w:type="dxa" w:w="120"/>
+              <w:bottom w:type="dxa" w:w="80"/>
+              <w:right w:type="dxa" w:w="120"/>
+            </w:tcMar>
+          </w:tcPr>
+          <w:p>
+            <w:r>
+              <w:rPr>
+                <w:rFonts w:ascii="Meiryo" w:cs="Meiryo" w:eastAsia="Meiryo" w:hAnsi="Meiryo"/>
+                <w:sz w:val="20"/>
+                <w:szCs w:val="20"/>
+              </w:rPr>
+              <w:t xml:space="preserve">正面画像</w:t>
+            </w:r>
+          </w:p>
+        </w:tc>
+      </w:tr>
+      <w:tr>
+        <w:tc>
+          <w:tcPr>
+            <w:tcW w:type="dxa" w:w="2400"/>
+            <w:tcBorders>
+              <w:top w:val="single" w:color="D5D8DC" w:sz="1"/>
+              <w:left w:val="single" w:color="D5D8DC" w:sz="1"/>
+              <w:bottom w:val="single" w:color="D5D8DC" w:sz="1"/>
+              <w:right w:val="single" w:color="D5D8DC" w:sz="1"/>
+            </w:tcBorders>
+            <w:tcMar>
+              <w:top w:type="dxa" w:w="80"/>
+              <w:left w:type="dxa" w:w="120"/>
+              <w:bottom w:type="dxa" w:w="80"/>
+              <w:right w:type="dxa" w:w="120"/>
+            </w:tcMar>
+          </w:tcPr>
+          <w:p>
+            <w:r>
+              <w:rPr>
+                <w:rFonts w:ascii="Meiryo" w:cs="Meiryo" w:eastAsia="Meiryo" w:hAnsi="Meiryo"/>
+                <w:sz w:val="20"/>
+                <w:szCs w:val="20"/>
+              </w:rPr>
               <w:t xml:space="preserve">針数</w:t>
             </w:r>
           </w:p>
@@ -1241,7 +1324,7 @@
                 <w:sz w:val="20"/>
                 <w:szCs w:val="20"/>
               </w:rPr>
-              <w:t xml:space="preserve">2針、3針、クロノグラフ 等</w:t>
+              <w:t xml:space="preserve">2針、3針、デジタル、針がすべて欠損（コメント撮影から取得）</w:t>
             </w:r>
           </w:p>
         </w:tc>
@@ -1268,7 +1351,90 @@
                 <w:sz w:val="20"/>
                 <w:szCs w:val="20"/>
               </w:rPr>
-              <w:t xml:space="preserve">正面画像</w:t>
+              <w:t xml:space="preserve">針数コメント</w:t>
+            </w:r>
+          </w:p>
+        </w:tc>
+      </w:tr>
+      <w:tr>
+        <w:tc>
+          <w:tcPr>
+            <w:tcW w:type="dxa" w:w="2400"/>
+            <w:tcBorders>
+              <w:top w:val="single" w:color="D5D8DC" w:sz="1"/>
+              <w:left w:val="single" w:color="D5D8DC" w:sz="1"/>
+              <w:bottom w:val="single" w:color="D5D8DC" w:sz="1"/>
+              <w:right w:val="single" w:color="D5D8DC" w:sz="1"/>
+            </w:tcBorders>
+            <w:tcMar>
+              <w:top w:type="dxa" w:w="80"/>
+              <w:left w:type="dxa" w:w="120"/>
+              <w:bottom w:type="dxa" w:w="80"/>
+              <w:right w:type="dxa" w:w="120"/>
+            </w:tcMar>
+          </w:tcPr>
+          <w:p>
+            <w:r>
+              <w:rPr>
+                <w:rFonts w:ascii="Meiryo" w:cs="Meiryo" w:eastAsia="Meiryo" w:hAnsi="Meiryo"/>
+                <w:sz w:val="20"/>
+                <w:szCs w:val="20"/>
+              </w:rPr>
+              <w:t xml:space="preserve">針数判定元</w:t>
+            </w:r>
+          </w:p>
+        </w:tc>
+        <w:tc>
+          <w:tcPr>
+            <w:tcW w:type="dxa" w:w="4226"/>
+            <w:tcBorders>
+              <w:top w:val="single" w:color="D5D8DC" w:sz="1"/>
+              <w:left w:val="single" w:color="D5D8DC" w:sz="1"/>
+              <w:bottom w:val="single" w:color="D5D8DC" w:sz="1"/>
+              <w:right w:val="single" w:color="D5D8DC" w:sz="1"/>
+            </w:tcBorders>
+            <w:tcMar>
+              <w:top w:type="dxa" w:w="80"/>
+              <w:left w:type="dxa" w:w="120"/>
+              <w:bottom w:type="dxa" w:w="80"/>
+              <w:right w:type="dxa" w:w="120"/>
+            </w:tcMar>
+          </w:tcPr>
+          <w:p>
+            <w:r>
+              <w:rPr>
+                <w:rFonts w:ascii="Meiryo" w:cs="Meiryo" w:eastAsia="Meiryo" w:hAnsi="Meiryo"/>
+                <w:sz w:val="20"/>
+                <w:szCs w:val="20"/>
+              </w:rPr>
+              <w:t xml:space="preserve">コメント ／ AI（クロノグラフ）</w:t>
+            </w:r>
+          </w:p>
+        </w:tc>
+        <w:tc>
+          <w:tcPr>
+            <w:tcW w:type="dxa" w:w="2400"/>
+            <w:tcBorders>
+              <w:top w:val="single" w:color="D5D8DC" w:sz="1"/>
+              <w:left w:val="single" w:color="D5D8DC" w:sz="1"/>
+              <w:bottom w:val="single" w:color="D5D8DC" w:sz="1"/>
+              <w:right w:val="single" w:color="D5D8DC" w:sz="1"/>
+            </w:tcBorders>
+            <w:tcMar>
+              <w:top w:type="dxa" w:w="80"/>
+              <w:left w:type="dxa" w:w="120"/>
+              <w:bottom w:type="dxa" w:w="80"/>
+              <w:right w:type="dxa" w:w="120"/>
+            </w:tcMar>
+          </w:tcPr>
+          <w:p>
+            <w:r>
+              <w:rPr>
+                <w:rFonts w:ascii="Meiryo" w:cs="Meiryo" w:eastAsia="Meiryo" w:hAnsi="Meiryo"/>
+                <w:sz w:val="20"/>
+                <w:szCs w:val="20"/>
+              </w:rPr>
+              <w:t xml:space="preserve">自動設定</w:t>
             </w:r>
           </w:p>
         </w:tc>
@@ -1906,7 +2072,7 @@
                 <w:sz w:val="20"/>
                 <w:szCs w:val="20"/>
               </w:rPr>
-              <w:t xml:space="preserve">1商品あたり2〜4枚の画像だけをAIが解析します（正面・裏蓋・コメントシール）。残りの画像は出品用としてそのまま使えます。</w:t>
+              <w:t xml:space="preserve">1商品あたり2〜5枚の画像だけをAIが解析します（正面・裏蓋・コメントシール最大3枚）。残りの画像は出品用としてそのまま使えます。</w:t>
             </w:r>
           </w:p>
         </w:tc>
@@ -3736,7 +3902,22 @@
           <w:sz w:val="20"/>
           <w:szCs w:val="20"/>
         </w:rPr>
-        <w:t xml:space="preserve">  │     └── 011.jpg  ← 11枚目: コメントシール ★AI解析（あれば）</w:t>
+        <w:t xml:space="preserve">  │     ├── 011.jpg  ← 11枚目: コメントシール ★AI解析（あれば）</w:t>
+      </w:r>
+    </w:p>
+    <w:p>
+      <w:pPr>
+        <w:shd w:fill="F2F3F4" w:val="clear"/>
+        <w:spacing w:before="100" w:after="100"/>
+        <w:ind w:left="360"/>
+      </w:pPr>
+      <w:r>
+        <w:rPr>
+          <w:rFonts w:ascii="Consolas" w:cs="Consolas" w:eastAsia="Consolas" w:hAnsi="Consolas"/>
+          <w:sz w:val="20"/>
+          <w:szCs w:val="20"/>
+        </w:rPr>
+        <w:t xml:space="preserve">  │     └── 012.jpg  ← 12枚目: コメントシール ★AI解析（針数カード等・あれば）</w:t>
       </w:r>
     </w:p>
     <w:p>
@@ -3833,7 +4014,7 @@
                 <w:sz w:val="20"/>
                 <w:szCs w:val="20"/>
               </w:rPr>
-              <w:t xml:space="preserve">フォルダ名は「1234567_商品名」のように先頭が数字で始まる必要があります。この数字部分が管理番号になります。画像はファイル名の昇順で自動ソートされるので、撮影順に番号が付いていれば問題ありません。画像枚数は1商品あたり9枚（異常なし）〜11枚（コメントシール付き）です。</w:t>
+              <w:t xml:space="preserve">フォルダ名は「1234567_商品名」のように先頭が数字で始まる必要があります。この数字部分が管理番号になります。画像はファイル名の昇順で自動ソートされるので、撮影順に番号が付いていれば問題ありません。画像枚数は1商品あたり9枚（コメントシールなし）〜12枚（コメントシール最大3枚）です。商品写真は必ず9枚にしてください（不足するとコメントシールの位置がずれ、読み取りから漏れます）。</w:t>
             </w:r>
           </w:p>
         </w:tc>
@@ -3861,35 +4042,7 @@
           <w:sz w:val="28"/>
           <w:szCs w:val="28"/>
         </w:rPr>
-        <w:t xml:space="preserve">3.2 ツールの実行</w:t>
-      </w:r>
-    </w:p>
-    <w:p>
-      <w:pPr>
-        <w:spacing w:before="200" w:after="80" w:line="360"/>
-      </w:pPr>
-      <w:r>
-        <w:rPr>
-          <w:rFonts w:ascii="Meiryo" w:cs="Meiryo" w:eastAsia="Meiryo" w:hAnsi="Meiryo"/>
-          <w:b/>
-          <w:bCs/>
-          <w:color w:val="FFFFFF"/>
-          <w:sz w:val="26"/>
-          <w:szCs w:val="26"/>
-          <w:shd w:fill="2E86C1" w:val="clear"/>
-        </w:rPr>
-        <w:t xml:space="preserve">STEP 1  </w:t>
-      </w:r>
-      <w:r>
-        <w:rPr>
-          <w:rFonts w:ascii="Meiryo" w:cs="Meiryo" w:eastAsia="Meiryo" w:hAnsi="Meiryo"/>
-          <w:b/>
-          <w:bCs/>
-          <w:color w:val="1B4F72"/>
-          <w:sz w:val="24"/>
-          <w:szCs w:val="24"/>
-        </w:rPr>
-        <w:t xml:space="preserve">  コマンドプロンプトを開く</w:t>
+        <w:t xml:space="preserve">3.1.1 針数コメントの撮影ルール</w:t>
       </w:r>
     </w:p>
     <w:p>
@@ -3902,142 +4055,7 @@
           <w:sz w:val="22"/>
           <w:szCs w:val="22"/>
         </w:rPr>
-        <w:t xml:space="preserve"/>
-      </w:r>
-      <w:r>
-        <w:rPr>
-          <w:rFonts w:ascii="Meiryo" w:cs="Meiryo" w:eastAsia="Meiryo" w:hAnsi="Meiryo"/>
-          <w:b/>
-          <w:bCs/>
-          <w:sz w:val="22"/>
-          <w:szCs w:val="22"/>
-        </w:rPr>
-        <w:t xml:space="preserve">Windowsキー</w:t>
-      </w:r>
-      <w:r>
-        <w:rPr>
-          <w:rFonts w:ascii="Meiryo" w:cs="Meiryo" w:eastAsia="Meiryo" w:hAnsi="Meiryo"/>
-          <w:sz w:val="22"/>
-          <w:szCs w:val="22"/>
-        </w:rPr>
-        <w:t xml:space="preserve"> を押して </w:t>
-      </w:r>
-      <w:r>
-        <w:rPr>
-          <w:rFonts w:ascii="Meiryo" w:cs="Meiryo" w:eastAsia="Meiryo" w:hAnsi="Meiryo"/>
-          <w:b/>
-          <w:bCs/>
-          <w:sz w:val="22"/>
-          <w:szCs w:val="22"/>
-        </w:rPr>
-        <w:t xml:space="preserve">cmd</w:t>
-      </w:r>
-      <w:r>
-        <w:rPr>
-          <w:rFonts w:ascii="Meiryo" w:cs="Meiryo" w:eastAsia="Meiryo" w:hAnsi="Meiryo"/>
-          <w:sz w:val="22"/>
-          <w:szCs w:val="22"/>
-        </w:rPr>
-        <w:t xml:space="preserve"> と入力し、</w:t>
-      </w:r>
-      <w:r>
-        <w:rPr>
-          <w:rFonts w:ascii="Meiryo" w:cs="Meiryo" w:eastAsia="Meiryo" w:hAnsi="Meiryo"/>
-          <w:b/>
-          <w:bCs/>
-          <w:sz w:val="22"/>
-          <w:szCs w:val="22"/>
-        </w:rPr>
-        <w:t xml:space="preserve">コマンドプロンプト</w:t>
-      </w:r>
-      <w:r>
-        <w:rPr>
-          <w:rFonts w:ascii="Meiryo" w:cs="Meiryo" w:eastAsia="Meiryo" w:hAnsi="Meiryo"/>
-          <w:sz w:val="22"/>
-          <w:szCs w:val="22"/>
-        </w:rPr>
-        <w:t xml:space="preserve"> を開きます。</w:t>
-      </w:r>
-    </w:p>
-    <w:p>
-      <w:pPr>
-        <w:spacing w:before="60" w:after="0"/>
-      </w:pPr>
-    </w:p>
-    <w:p>
-      <w:pPr>
-        <w:spacing w:before="200" w:after="80" w:line="360"/>
-      </w:pPr>
-      <w:r>
-        <w:rPr>
-          <w:rFonts w:ascii="Meiryo" w:cs="Meiryo" w:eastAsia="Meiryo" w:hAnsi="Meiryo"/>
-          <w:b/>
-          <w:bCs/>
-          <w:color w:val="FFFFFF"/>
-          <w:sz w:val="26"/>
-          <w:szCs w:val="26"/>
-          <w:shd w:fill="2E86C1" w:val="clear"/>
-        </w:rPr>
-        <w:t xml:space="preserve">STEP 2  </w:t>
-      </w:r>
-      <w:r>
-        <w:rPr>
-          <w:rFonts w:ascii="Meiryo" w:cs="Meiryo" w:eastAsia="Meiryo" w:hAnsi="Meiryo"/>
-          <w:b/>
-          <w:bCs/>
-          <w:color w:val="1B4F72"/>
-          <w:sz w:val="24"/>
-          <w:szCs w:val="24"/>
-        </w:rPr>
-        <w:t xml:space="preserve">  ツールのフォルダに移動</w:t>
-      </w:r>
-    </w:p>
-    <w:p>
-      <w:pPr>
-        <w:shd w:fill="F2F3F4" w:val="clear"/>
-        <w:spacing w:before="100" w:after="100"/>
-        <w:ind w:left="360"/>
-      </w:pPr>
-      <w:r>
-        <w:rPr>
-          <w:rFonts w:ascii="Consolas" w:cs="Consolas" w:eastAsia="Consolas" w:hAnsi="Consolas"/>
-          <w:sz w:val="20"/>
-          <w:szCs w:val="20"/>
-        </w:rPr>
-        <w:t xml:space="preserve">cd C:\Users\あなたのユーザー名\Documents\watch-ai-analyzer</w:t>
-      </w:r>
-    </w:p>
-    <w:p>
-      <w:pPr>
-        <w:spacing w:before="60" w:after="0"/>
-      </w:pPr>
-    </w:p>
-    <w:p>
-      <w:pPr>
-        <w:spacing w:before="200" w:after="80" w:line="360"/>
-      </w:pPr>
-      <w:r>
-        <w:rPr>
-          <w:rFonts w:ascii="Meiryo" w:cs="Meiryo" w:eastAsia="Meiryo" w:hAnsi="Meiryo"/>
-          <w:b/>
-          <w:bCs/>
-          <w:color w:val="FFFFFF"/>
-          <w:sz w:val="26"/>
-          <w:szCs w:val="26"/>
-          <w:shd w:fill="2E86C1" w:val="clear"/>
-        </w:rPr>
-        <w:t xml:space="preserve">STEP 3  </w:t>
-      </w:r>
-      <w:r>
-        <w:rPr>
-          <w:rFonts w:ascii="Meiryo" w:cs="Meiryo" w:eastAsia="Meiryo" w:hAnsi="Meiryo"/>
-          <w:b/>
-          <w:bCs/>
-          <w:color w:val="1B4F72"/>
-          <w:sz w:val="24"/>
-          <w:szCs w:val="24"/>
-        </w:rPr>
-        <w:t xml:space="preserve">  コマンドを実行</w:t>
+        <w:t xml:space="preserve">・ 針数は撮影されたコメントカードから取得します。カードの表記は「2針」「3針」「デジタル」「針がすべて欠損」の4種で固定です。</w:t>
       </w:r>
     </w:p>
     <w:p>
@@ -4050,44 +4068,7 @@
           <w:sz w:val="22"/>
           <w:szCs w:val="22"/>
         </w:rPr>
-        <w:t xml:space="preserve">以下のコマンドを入力してEnterキーを押します。</w:t>
-      </w:r>
-    </w:p>
-    <w:p>
-      <w:pPr>
-        <w:spacing w:before="40" w:after="0"/>
-      </w:pPr>
-    </w:p>
-    <w:p>
-      <w:pPr>
-        <w:pStyle w:val="Heading3"/>
-        <w:spacing w:before="200" w:after="100"/>
-      </w:pPr>
-      <w:r>
-        <w:rPr>
-          <w:rFonts w:ascii="Meiryo" w:cs="Meiryo" w:eastAsia="Meiryo" w:hAnsi="Meiryo"/>
-          <w:b/>
-          <w:bCs/>
-          <w:color w:val="1B4F72"/>
-          <w:sz w:val="24"/>
-          <w:szCs w:val="24"/>
-        </w:rPr>
-        <w:t xml:space="preserve">基本の実行（おすすめ）</w:t>
-      </w:r>
-    </w:p>
-    <w:p>
-      <w:pPr>
-        <w:shd w:fill="F2F3F4" w:val="clear"/>
-        <w:spacing w:before="100" w:after="100"/>
-        <w:ind w:left="360"/>
-      </w:pPr>
-      <w:r>
-        <w:rPr>
-          <w:rFonts w:ascii="Consolas" w:cs="Consolas" w:eastAsia="Consolas" w:hAnsi="Consolas"/>
-          <w:sz w:val="20"/>
-          <w:szCs w:val="20"/>
-        </w:rPr>
-        <w:t xml:space="preserve">python main.py</w:t>
+        <w:t xml:space="preserve">・ カードは10〜12枚目のいずれかに1枚撮影してください。カード以外の文字の写り込みはNGです（認識されず空欄になります）。</w:t>
       </w:r>
     </w:p>
     <w:p>
@@ -4100,80 +4081,7 @@
           <w:sz w:val="22"/>
           <w:szCs w:val="22"/>
         </w:rPr>
-        <w:t xml:space="preserve">→ </w:t>
-      </w:r>
-      <w:r>
-        <w:rPr>
-          <w:rFonts w:ascii="Meiryo" w:cs="Meiryo" w:eastAsia="Meiryo" w:hAnsi="Meiryo"/>
-          <w:b/>
-          <w:bCs/>
-          <w:sz w:val="22"/>
-          <w:szCs w:val="22"/>
-        </w:rPr>
-        <w:t xml:space="preserve">input</w:t>
-      </w:r>
-      <w:r>
-        <w:rPr>
-          <w:rFonts w:ascii="Meiryo" w:cs="Meiryo" w:eastAsia="Meiryo" w:hAnsi="Meiryo"/>
-          <w:sz w:val="22"/>
-          <w:szCs w:val="22"/>
-        </w:rPr>
-        <w:t xml:space="preserve"> フォルダの画像を処理し、</w:t>
-      </w:r>
-      <w:r>
-        <w:rPr>
-          <w:rFonts w:ascii="Meiryo" w:cs="Meiryo" w:eastAsia="Meiryo" w:hAnsi="Meiryo"/>
-          <w:b/>
-          <w:bCs/>
-          <w:sz w:val="22"/>
-          <w:szCs w:val="22"/>
-        </w:rPr>
-        <w:t xml:space="preserve">output</w:t>
-      </w:r>
-      <w:r>
-        <w:rPr>
-          <w:rFonts w:ascii="Meiryo" w:cs="Meiryo" w:eastAsia="Meiryo" w:hAnsi="Meiryo"/>
-          <w:sz w:val="22"/>
-          <w:szCs w:val="22"/>
-        </w:rPr>
-        <w:t xml:space="preserve"> フォルダにCSVファイルを出力します。</w:t>
-      </w:r>
-    </w:p>
-    <w:p>
-      <w:pPr>
-        <w:spacing w:before="60" w:after="0"/>
-      </w:pPr>
-    </w:p>
-    <w:p>
-      <w:pPr>
-        <w:pStyle w:val="Heading3"/>
-        <w:spacing w:before="200" w:after="100"/>
-      </w:pPr>
-      <w:r>
-        <w:rPr>
-          <w:rFonts w:ascii="Meiryo" w:cs="Meiryo" w:eastAsia="Meiryo" w:hAnsi="Meiryo"/>
-          <w:b/>
-          <w:bCs/>
-          <w:color w:val="1B4F72"/>
-          <w:sz w:val="24"/>
-          <w:szCs w:val="24"/>
-        </w:rPr>
-        <w:t xml:space="preserve">Excel形式で出力したい場合</w:t>
-      </w:r>
-    </w:p>
-    <w:p>
-      <w:pPr>
-        <w:shd w:fill="F2F3F4" w:val="clear"/>
-        <w:spacing w:before="100" w:after="100"/>
-        <w:ind w:left="360"/>
-      </w:pPr>
-      <w:r>
-        <w:rPr>
-          <w:rFonts w:ascii="Consolas" w:cs="Consolas" w:eastAsia="Consolas" w:hAnsi="Consolas"/>
-          <w:sz w:val="20"/>
-          <w:szCs w:val="20"/>
-        </w:rPr>
-        <w:t xml:space="preserve">python main.py --format excel</w:t>
+        <w:t xml:space="preserve">・ クロノグラフ機能（ストップウォッチ等の多機能を含む）のある時計はカード不要です。AIがクロノグラフと判定し、カードより優先されます。</w:t>
       </w:r>
     </w:p>
     <w:p>
@@ -4186,81 +4094,7 @@
           <w:sz w:val="22"/>
           <w:szCs w:val="22"/>
         </w:rPr>
-        <w:t xml:space="preserve">→ CSVの代わりに書式付きのExcelファイル(.xlsx)が出力されます。</w:t>
-      </w:r>
-    </w:p>
-    <w:p>
-      <w:pPr>
-        <w:spacing w:before="60" w:after="0"/>
-      </w:pPr>
-    </w:p>
-    <w:p>
-      <w:pPr>
-        <w:pStyle w:val="Heading3"/>
-        <w:spacing w:before="200" w:after="100"/>
-      </w:pPr>
-      <w:r>
-        <w:rPr>
-          <w:rFonts w:ascii="Meiryo" w:cs="Meiryo" w:eastAsia="Meiryo" w:hAnsi="Meiryo"/>
-          <w:b/>
-          <w:bCs/>
-          <w:color w:val="1B4F72"/>
-          <w:sz w:val="24"/>
-          <w:szCs w:val="24"/>
-        </w:rPr>
-        <w:t xml:space="preserve">入力・出力フォルダを指定したい場合</w:t>
-      </w:r>
-    </w:p>
-    <w:p>
-      <w:pPr>
-        <w:shd w:fill="F2F3F4" w:val="clear"/>
-        <w:spacing w:before="100" w:after="100"/>
-        <w:ind w:left="360"/>
-      </w:pPr>
-      <w:r>
-        <w:rPr>
-          <w:rFonts w:ascii="Consolas" w:cs="Consolas" w:eastAsia="Consolas" w:hAnsi="Consolas"/>
-          <w:sz w:val="20"/>
-          <w:szCs w:val="20"/>
-        </w:rPr>
-        <w:t xml:space="preserve">python main.py --input D:\Photos\lot001 --output D:\Results\lot001.csv</w:t>
-      </w:r>
-    </w:p>
-    <w:p>
-      <w:pPr>
-        <w:spacing w:before="60" w:after="0"/>
-      </w:pPr>
-    </w:p>
-    <w:p>
-      <w:pPr>
-        <w:pStyle w:val="Heading3"/>
-        <w:spacing w:before="200" w:after="100"/>
-      </w:pPr>
-      <w:r>
-        <w:rPr>
-          <w:rFonts w:ascii="Meiryo" w:cs="Meiryo" w:eastAsia="Meiryo" w:hAnsi="Meiryo"/>
-          <w:b/>
-          <w:bCs/>
-          <w:color w:val="1B4F72"/>
-          <w:sz w:val="24"/>
-          <w:szCs w:val="24"/>
-        </w:rPr>
-        <w:t xml:space="preserve">大量処理でコストを抑えたい場合（バッチモード）</w:t>
-      </w:r>
-    </w:p>
-    <w:p>
-      <w:pPr>
-        <w:shd w:fill="F2F3F4" w:val="clear"/>
-        <w:spacing w:before="100" w:after="100"/>
-        <w:ind w:left="360"/>
-      </w:pPr>
-      <w:r>
-        <w:rPr>
-          <w:rFonts w:ascii="Consolas" w:cs="Consolas" w:eastAsia="Consolas" w:hAnsi="Consolas"/>
-          <w:sz w:val="20"/>
-          <w:szCs w:val="20"/>
-        </w:rPr>
-        <w:t xml:space="preserve">python main.py --mode batch</w:t>
+        <w:t xml:space="preserve">・ 針数コメントが無い商品は針数が空欄になり、処理ステータスに「針数コメント無し」と表示されます（人手確認の目印です）。AIによる針数の自動判定は行いません。</w:t>
       </w:r>
     </w:p>
     <w:p>
@@ -4273,62 +4107,7 @@
           <w:sz w:val="22"/>
           <w:szCs w:val="22"/>
         </w:rPr>
-        <w:t xml:space="preserve">→ Batch APIを利用し、</w:t>
-      </w:r>
-      <w:r>
-        <w:rPr>
-          <w:rFonts w:ascii="Meiryo" w:cs="Meiryo" w:eastAsia="Meiryo" w:hAnsi="Meiryo"/>
-          <w:b/>
-          <w:bCs/>
-          <w:sz w:val="22"/>
-          <w:szCs w:val="22"/>
-        </w:rPr>
-        <w:t xml:space="preserve">APIコストが50%割引</w:t>
-      </w:r>
-      <w:r>
-        <w:rPr>
-          <w:rFonts w:ascii="Meiryo" w:cs="Meiryo" w:eastAsia="Meiryo" w:hAnsi="Meiryo"/>
-          <w:sz w:val="22"/>
-          <w:szCs w:val="22"/>
-        </w:rPr>
-        <w:t xml:space="preserve">になります。ただし処理完了まで最大数時間かかります（通常は1時間以内）。数十〜数百本をまとめて処理する場合におすすめです。</w:t>
-      </w:r>
-    </w:p>
-    <w:p>
-      <w:pPr>
-        <w:spacing w:before="60" w:after="0"/>
-      </w:pPr>
-    </w:p>
-    <w:p>
-      <w:pPr>
-        <w:pStyle w:val="Heading3"/>
-        <w:spacing w:before="200" w:after="100"/>
-      </w:pPr>
-      <w:r>
-        <w:rPr>
-          <w:rFonts w:ascii="Meiryo" w:cs="Meiryo" w:eastAsia="Meiryo" w:hAnsi="Meiryo"/>
-          <w:b/>
-          <w:bCs/>
-          <w:color w:val="1B4F72"/>
-          <w:sz w:val="24"/>
-          <w:szCs w:val="24"/>
-        </w:rPr>
-        <w:t xml:space="preserve">AIを使わずに構造確認だけしたい場合</w:t>
-      </w:r>
-    </w:p>
-    <w:p>
-      <w:pPr>
-        <w:shd w:fill="F2F3F4" w:val="clear"/>
-        <w:spacing w:before="100" w:after="100"/>
-        <w:ind w:left="360"/>
-      </w:pPr>
-      <w:r>
-        <w:rPr>
-          <w:rFonts w:ascii="Consolas" w:cs="Consolas" w:eastAsia="Consolas" w:hAnsi="Consolas"/>
-          <w:sz w:val="20"/>
-          <w:szCs w:val="20"/>
-        </w:rPr>
-        <w:t xml:space="preserve">python main.py --dry-run</w:t>
+        <w:t xml:space="preserve">・ 「針がすべて欠損」と空欄の針数はタイトルに記載されません。</w:t>
       </w:r>
     </w:p>
     <w:p>
@@ -4341,89 +4120,8 @@
           <w:sz w:val="22"/>
           <w:szCs w:val="22"/>
         </w:rPr>
-        <w:t xml:space="preserve">→ APIを呼ばずに、画像フォルダの構造が正しいかだけ確認します。料金はかかりません。</w:t>
-      </w:r>
-    </w:p>
-    <w:p>
-      <w:pPr>
-        <w:spacing w:before="80" w:after="0"/>
-      </w:pPr>
-    </w:p>
-    <w:p>
-      <w:pPr>
-        <w:spacing w:before="200" w:after="80" w:line="360"/>
-      </w:pPr>
-      <w:r>
-        <w:rPr>
-          <w:rFonts w:ascii="Meiryo" w:cs="Meiryo" w:eastAsia="Meiryo" w:hAnsi="Meiryo"/>
-          <w:b/>
-          <w:bCs/>
-          <w:color w:val="FFFFFF"/>
-          <w:sz w:val="26"/>
-          <w:szCs w:val="26"/>
-          <w:shd w:fill="2E86C1" w:val="clear"/>
-        </w:rPr>
-        <w:t xml:space="preserve">STEP 4  </w:t>
-      </w:r>
-      <w:r>
-        <w:rPr>
-          <w:rFonts w:ascii="Meiryo" w:cs="Meiryo" w:eastAsia="Meiryo" w:hAnsi="Meiryo"/>
-          <w:b/>
-          <w:bCs/>
-          <w:color w:val="1B4F72"/>
-          <w:sz w:val="24"/>
-          <w:szCs w:val="24"/>
-        </w:rPr>
-        <w:t xml:space="preserve">  処理完了を待つ</w:t>
-      </w:r>
-    </w:p>
-    <w:p>
-      <w:pPr>
-        <w:spacing w:after="120" w:line="360"/>
-      </w:pPr>
-      <w:r>
-        <w:rPr>
-          <w:rFonts w:ascii="Meiryo" w:cs="Meiryo" w:eastAsia="Meiryo" w:hAnsi="Meiryo"/>
-          <w:sz w:val="22"/>
-          <w:szCs w:val="22"/>
-        </w:rPr>
-        <w:t xml:space="preserve">実行すると画面にログが流れます。全商品の処理が終わると以下のようなメッセージが表示されます。</w:t>
-      </w:r>
-    </w:p>
-    <w:p>
-      <w:pPr>
-        <w:shd w:fill="F2F3F4" w:val="clear"/>
-        <w:spacing w:before="100" w:after="100"/>
-        <w:ind w:left="360"/>
-      </w:pPr>
-      <w:r>
-        <w:rPr>
-          <w:rFonts w:ascii="Consolas" w:cs="Consolas" w:eastAsia="Consolas" w:hAnsi="Consolas"/>
-          <w:sz w:val="20"/>
-          <w:szCs w:val="20"/>
-        </w:rPr>
-        <w:t xml:space="preserve">処理完了: 合計 10件 (正常: 8件, エラー/警告: 2件)</w:t>
-      </w:r>
-    </w:p>
-    <w:p>
-      <w:pPr>
-        <w:shd w:fill="F2F3F4" w:val="clear"/>
-        <w:spacing w:before="100" w:after="100"/>
-        <w:ind w:left="360"/>
-      </w:pPr>
-      <w:r>
-        <w:rPr>
-          <w:rFonts w:ascii="Consolas" w:cs="Consolas" w:eastAsia="Consolas" w:hAnsi="Consolas"/>
-          <w:sz w:val="20"/>
-          <w:szCs w:val="20"/>
-        </w:rPr>
-        <w:t xml:space="preserve">出力ファイル: output\result_20260304_120000.csv</w:t>
-      </w:r>
-    </w:p>
-    <w:p>
-      <w:pPr>
-        <w:spacing w:before="100" w:after="0"/>
-      </w:pPr>
+        <w:t xml:space="preserve">・ 表記の名称は data フォルダの hand_count_labels.xlsx で変更できます（ツールの再起動後に反映）。</w:t>
+      </w:r>
     </w:p>
     <w:p>
       <w:pPr>
@@ -4442,7 +4140,7 @@
           <w:sz w:val="28"/>
           <w:szCs w:val="28"/>
         </w:rPr>
-        <w:t xml:space="preserve">3.3 結果の確認</w:t>
+        <w:t xml:space="preserve">3.2 ツールの実行</w:t>
       </w:r>
     </w:p>
     <w:p>
@@ -4470,7 +4168,7 @@
           <w:sz w:val="24"/>
           <w:szCs w:val="24"/>
         </w:rPr>
-        <w:t xml:space="preserve">  出力ファイルを開く</w:t>
+        <w:t xml:space="preserve">  コマンドプロンプトを開く</w:t>
       </w:r>
     </w:p>
     <w:p>
@@ -4493,15 +4191,51 @@
           <w:sz w:val="22"/>
           <w:szCs w:val="22"/>
         </w:rPr>
-        <w:t xml:space="preserve">output</w:t>
-      </w:r>
-      <w:r>
-        <w:rPr>
-          <w:rFonts w:ascii="Meiryo" w:cs="Meiryo" w:eastAsia="Meiryo" w:hAnsi="Meiryo"/>
-          <w:sz w:val="22"/>
-          <w:szCs w:val="22"/>
-        </w:rPr>
-        <w:t xml:space="preserve"> フォルダの中にCSVファイル（またはExcelファイル）が作成されています。ダブルクリックでExcelで開けます。</w:t>
+        <w:t xml:space="preserve">Windowsキー</w:t>
+      </w:r>
+      <w:r>
+        <w:rPr>
+          <w:rFonts w:ascii="Meiryo" w:cs="Meiryo" w:eastAsia="Meiryo" w:hAnsi="Meiryo"/>
+          <w:sz w:val="22"/>
+          <w:szCs w:val="22"/>
+        </w:rPr>
+        <w:t xml:space="preserve"> を押して </w:t>
+      </w:r>
+      <w:r>
+        <w:rPr>
+          <w:rFonts w:ascii="Meiryo" w:cs="Meiryo" w:eastAsia="Meiryo" w:hAnsi="Meiryo"/>
+          <w:b/>
+          <w:bCs/>
+          <w:sz w:val="22"/>
+          <w:szCs w:val="22"/>
+        </w:rPr>
+        <w:t xml:space="preserve">cmd</w:t>
+      </w:r>
+      <w:r>
+        <w:rPr>
+          <w:rFonts w:ascii="Meiryo" w:cs="Meiryo" w:eastAsia="Meiryo" w:hAnsi="Meiryo"/>
+          <w:sz w:val="22"/>
+          <w:szCs w:val="22"/>
+        </w:rPr>
+        <w:t xml:space="preserve"> と入力し、</w:t>
+      </w:r>
+      <w:r>
+        <w:rPr>
+          <w:rFonts w:ascii="Meiryo" w:cs="Meiryo" w:eastAsia="Meiryo" w:hAnsi="Meiryo"/>
+          <w:b/>
+          <w:bCs/>
+          <w:sz w:val="22"/>
+          <w:szCs w:val="22"/>
+        </w:rPr>
+        <w:t xml:space="preserve">コマンドプロンプト</w:t>
+      </w:r>
+      <w:r>
+        <w:rPr>
+          <w:rFonts w:ascii="Meiryo" w:cs="Meiryo" w:eastAsia="Meiryo" w:hAnsi="Meiryo"/>
+          <w:sz w:val="22"/>
+          <w:szCs w:val="22"/>
+        </w:rPr>
+        <w:t xml:space="preserve"> を開きます。</w:t>
       </w:r>
     </w:p>
     <w:p>
@@ -4534,6 +4268,551 @@
           <w:sz w:val="24"/>
           <w:szCs w:val="24"/>
         </w:rPr>
+        <w:t xml:space="preserve">  ツールのフォルダに移動</w:t>
+      </w:r>
+    </w:p>
+    <w:p>
+      <w:pPr>
+        <w:shd w:fill="F2F3F4" w:val="clear"/>
+        <w:spacing w:before="100" w:after="100"/>
+        <w:ind w:left="360"/>
+      </w:pPr>
+      <w:r>
+        <w:rPr>
+          <w:rFonts w:ascii="Consolas" w:cs="Consolas" w:eastAsia="Consolas" w:hAnsi="Consolas"/>
+          <w:sz w:val="20"/>
+          <w:szCs w:val="20"/>
+        </w:rPr>
+        <w:t xml:space="preserve">cd C:\Users\あなたのユーザー名\Documents\watch-ai-analyzer</w:t>
+      </w:r>
+    </w:p>
+    <w:p>
+      <w:pPr>
+        <w:spacing w:before="60" w:after="0"/>
+      </w:pPr>
+    </w:p>
+    <w:p>
+      <w:pPr>
+        <w:spacing w:before="200" w:after="80" w:line="360"/>
+      </w:pPr>
+      <w:r>
+        <w:rPr>
+          <w:rFonts w:ascii="Meiryo" w:cs="Meiryo" w:eastAsia="Meiryo" w:hAnsi="Meiryo"/>
+          <w:b/>
+          <w:bCs/>
+          <w:color w:val="FFFFFF"/>
+          <w:sz w:val="26"/>
+          <w:szCs w:val="26"/>
+          <w:shd w:fill="2E86C1" w:val="clear"/>
+        </w:rPr>
+        <w:t xml:space="preserve">STEP 3  </w:t>
+      </w:r>
+      <w:r>
+        <w:rPr>
+          <w:rFonts w:ascii="Meiryo" w:cs="Meiryo" w:eastAsia="Meiryo" w:hAnsi="Meiryo"/>
+          <w:b/>
+          <w:bCs/>
+          <w:color w:val="1B4F72"/>
+          <w:sz w:val="24"/>
+          <w:szCs w:val="24"/>
+        </w:rPr>
+        <w:t xml:space="preserve">  コマンドを実行</w:t>
+      </w:r>
+    </w:p>
+    <w:p>
+      <w:pPr>
+        <w:spacing w:after="120" w:line="360"/>
+      </w:pPr>
+      <w:r>
+        <w:rPr>
+          <w:rFonts w:ascii="Meiryo" w:cs="Meiryo" w:eastAsia="Meiryo" w:hAnsi="Meiryo"/>
+          <w:sz w:val="22"/>
+          <w:szCs w:val="22"/>
+        </w:rPr>
+        <w:t xml:space="preserve">以下のコマンドを入力してEnterキーを押します。</w:t>
+      </w:r>
+    </w:p>
+    <w:p>
+      <w:pPr>
+        <w:spacing w:before="40" w:after="0"/>
+      </w:pPr>
+    </w:p>
+    <w:p>
+      <w:pPr>
+        <w:pStyle w:val="Heading3"/>
+        <w:spacing w:before="200" w:after="100"/>
+      </w:pPr>
+      <w:r>
+        <w:rPr>
+          <w:rFonts w:ascii="Meiryo" w:cs="Meiryo" w:eastAsia="Meiryo" w:hAnsi="Meiryo"/>
+          <w:b/>
+          <w:bCs/>
+          <w:color w:val="1B4F72"/>
+          <w:sz w:val="24"/>
+          <w:szCs w:val="24"/>
+        </w:rPr>
+        <w:t xml:space="preserve">基本の実行（おすすめ）</w:t>
+      </w:r>
+    </w:p>
+    <w:p>
+      <w:pPr>
+        <w:shd w:fill="F2F3F4" w:val="clear"/>
+        <w:spacing w:before="100" w:after="100"/>
+        <w:ind w:left="360"/>
+      </w:pPr>
+      <w:r>
+        <w:rPr>
+          <w:rFonts w:ascii="Consolas" w:cs="Consolas" w:eastAsia="Consolas" w:hAnsi="Consolas"/>
+          <w:sz w:val="20"/>
+          <w:szCs w:val="20"/>
+        </w:rPr>
+        <w:t xml:space="preserve">python main.py</w:t>
+      </w:r>
+    </w:p>
+    <w:p>
+      <w:pPr>
+        <w:spacing w:after="120" w:line="360"/>
+      </w:pPr>
+      <w:r>
+        <w:rPr>
+          <w:rFonts w:ascii="Meiryo" w:cs="Meiryo" w:eastAsia="Meiryo" w:hAnsi="Meiryo"/>
+          <w:sz w:val="22"/>
+          <w:szCs w:val="22"/>
+        </w:rPr>
+        <w:t xml:space="preserve">→ </w:t>
+      </w:r>
+      <w:r>
+        <w:rPr>
+          <w:rFonts w:ascii="Meiryo" w:cs="Meiryo" w:eastAsia="Meiryo" w:hAnsi="Meiryo"/>
+          <w:b/>
+          <w:bCs/>
+          <w:sz w:val="22"/>
+          <w:szCs w:val="22"/>
+        </w:rPr>
+        <w:t xml:space="preserve">input</w:t>
+      </w:r>
+      <w:r>
+        <w:rPr>
+          <w:rFonts w:ascii="Meiryo" w:cs="Meiryo" w:eastAsia="Meiryo" w:hAnsi="Meiryo"/>
+          <w:sz w:val="22"/>
+          <w:szCs w:val="22"/>
+        </w:rPr>
+        <w:t xml:space="preserve"> フォルダの画像を処理し、</w:t>
+      </w:r>
+      <w:r>
+        <w:rPr>
+          <w:rFonts w:ascii="Meiryo" w:cs="Meiryo" w:eastAsia="Meiryo" w:hAnsi="Meiryo"/>
+          <w:b/>
+          <w:bCs/>
+          <w:sz w:val="22"/>
+          <w:szCs w:val="22"/>
+        </w:rPr>
+        <w:t xml:space="preserve">output</w:t>
+      </w:r>
+      <w:r>
+        <w:rPr>
+          <w:rFonts w:ascii="Meiryo" w:cs="Meiryo" w:eastAsia="Meiryo" w:hAnsi="Meiryo"/>
+          <w:sz w:val="22"/>
+          <w:szCs w:val="22"/>
+        </w:rPr>
+        <w:t xml:space="preserve"> フォルダにCSVファイルを出力します。</w:t>
+      </w:r>
+    </w:p>
+    <w:p>
+      <w:pPr>
+        <w:spacing w:before="60" w:after="0"/>
+      </w:pPr>
+    </w:p>
+    <w:p>
+      <w:pPr>
+        <w:pStyle w:val="Heading3"/>
+        <w:spacing w:before="200" w:after="100"/>
+      </w:pPr>
+      <w:r>
+        <w:rPr>
+          <w:rFonts w:ascii="Meiryo" w:cs="Meiryo" w:eastAsia="Meiryo" w:hAnsi="Meiryo"/>
+          <w:b/>
+          <w:bCs/>
+          <w:color w:val="1B4F72"/>
+          <w:sz w:val="24"/>
+          <w:szCs w:val="24"/>
+        </w:rPr>
+        <w:t xml:space="preserve">Excel形式で出力したい場合</w:t>
+      </w:r>
+    </w:p>
+    <w:p>
+      <w:pPr>
+        <w:shd w:fill="F2F3F4" w:val="clear"/>
+        <w:spacing w:before="100" w:after="100"/>
+        <w:ind w:left="360"/>
+      </w:pPr>
+      <w:r>
+        <w:rPr>
+          <w:rFonts w:ascii="Consolas" w:cs="Consolas" w:eastAsia="Consolas" w:hAnsi="Consolas"/>
+          <w:sz w:val="20"/>
+          <w:szCs w:val="20"/>
+        </w:rPr>
+        <w:t xml:space="preserve">python main.py --format excel</w:t>
+      </w:r>
+    </w:p>
+    <w:p>
+      <w:pPr>
+        <w:spacing w:after="120" w:line="360"/>
+      </w:pPr>
+      <w:r>
+        <w:rPr>
+          <w:rFonts w:ascii="Meiryo" w:cs="Meiryo" w:eastAsia="Meiryo" w:hAnsi="Meiryo"/>
+          <w:sz w:val="22"/>
+          <w:szCs w:val="22"/>
+        </w:rPr>
+        <w:t xml:space="preserve">→ CSVの代わりに書式付きのExcelファイル(.xlsx)が出力されます。</w:t>
+      </w:r>
+    </w:p>
+    <w:p>
+      <w:pPr>
+        <w:spacing w:before="60" w:after="0"/>
+      </w:pPr>
+    </w:p>
+    <w:p>
+      <w:pPr>
+        <w:pStyle w:val="Heading3"/>
+        <w:spacing w:before="200" w:after="100"/>
+      </w:pPr>
+      <w:r>
+        <w:rPr>
+          <w:rFonts w:ascii="Meiryo" w:cs="Meiryo" w:eastAsia="Meiryo" w:hAnsi="Meiryo"/>
+          <w:b/>
+          <w:bCs/>
+          <w:color w:val="1B4F72"/>
+          <w:sz w:val="24"/>
+          <w:szCs w:val="24"/>
+        </w:rPr>
+        <w:t xml:space="preserve">入力・出力フォルダを指定したい場合</w:t>
+      </w:r>
+    </w:p>
+    <w:p>
+      <w:pPr>
+        <w:shd w:fill="F2F3F4" w:val="clear"/>
+        <w:spacing w:before="100" w:after="100"/>
+        <w:ind w:left="360"/>
+      </w:pPr>
+      <w:r>
+        <w:rPr>
+          <w:rFonts w:ascii="Consolas" w:cs="Consolas" w:eastAsia="Consolas" w:hAnsi="Consolas"/>
+          <w:sz w:val="20"/>
+          <w:szCs w:val="20"/>
+        </w:rPr>
+        <w:t xml:space="preserve">python main.py --input D:\Photos\lot001 --output D:\Results\lot001.csv</w:t>
+      </w:r>
+    </w:p>
+    <w:p>
+      <w:pPr>
+        <w:spacing w:before="60" w:after="0"/>
+      </w:pPr>
+    </w:p>
+    <w:p>
+      <w:pPr>
+        <w:pStyle w:val="Heading3"/>
+        <w:spacing w:before="200" w:after="100"/>
+      </w:pPr>
+      <w:r>
+        <w:rPr>
+          <w:rFonts w:ascii="Meiryo" w:cs="Meiryo" w:eastAsia="Meiryo" w:hAnsi="Meiryo"/>
+          <w:b/>
+          <w:bCs/>
+          <w:color w:val="1B4F72"/>
+          <w:sz w:val="24"/>
+          <w:szCs w:val="24"/>
+        </w:rPr>
+        <w:t xml:space="preserve">大量処理でコストを抑えたい場合（バッチモード）</w:t>
+      </w:r>
+    </w:p>
+    <w:p>
+      <w:pPr>
+        <w:shd w:fill="F2F3F4" w:val="clear"/>
+        <w:spacing w:before="100" w:after="100"/>
+        <w:ind w:left="360"/>
+      </w:pPr>
+      <w:r>
+        <w:rPr>
+          <w:rFonts w:ascii="Consolas" w:cs="Consolas" w:eastAsia="Consolas" w:hAnsi="Consolas"/>
+          <w:sz w:val="20"/>
+          <w:szCs w:val="20"/>
+        </w:rPr>
+        <w:t xml:space="preserve">python main.py --mode batch</w:t>
+      </w:r>
+    </w:p>
+    <w:p>
+      <w:pPr>
+        <w:spacing w:after="120" w:line="360"/>
+      </w:pPr>
+      <w:r>
+        <w:rPr>
+          <w:rFonts w:ascii="Meiryo" w:cs="Meiryo" w:eastAsia="Meiryo" w:hAnsi="Meiryo"/>
+          <w:sz w:val="22"/>
+          <w:szCs w:val="22"/>
+        </w:rPr>
+        <w:t xml:space="preserve">→ Batch APIを利用し、</w:t>
+      </w:r>
+      <w:r>
+        <w:rPr>
+          <w:rFonts w:ascii="Meiryo" w:cs="Meiryo" w:eastAsia="Meiryo" w:hAnsi="Meiryo"/>
+          <w:b/>
+          <w:bCs/>
+          <w:sz w:val="22"/>
+          <w:szCs w:val="22"/>
+        </w:rPr>
+        <w:t xml:space="preserve">APIコストが50%割引</w:t>
+      </w:r>
+      <w:r>
+        <w:rPr>
+          <w:rFonts w:ascii="Meiryo" w:cs="Meiryo" w:eastAsia="Meiryo" w:hAnsi="Meiryo"/>
+          <w:sz w:val="22"/>
+          <w:szCs w:val="22"/>
+        </w:rPr>
+        <w:t xml:space="preserve">になります。ただし処理完了まで最大数時間かかります（通常は1時間以内）。数十〜数百本をまとめて処理する場合におすすめです。</w:t>
+      </w:r>
+    </w:p>
+    <w:p>
+      <w:pPr>
+        <w:spacing w:before="60" w:after="0"/>
+      </w:pPr>
+    </w:p>
+    <w:p>
+      <w:pPr>
+        <w:pStyle w:val="Heading3"/>
+        <w:spacing w:before="200" w:after="100"/>
+      </w:pPr>
+      <w:r>
+        <w:rPr>
+          <w:rFonts w:ascii="Meiryo" w:cs="Meiryo" w:eastAsia="Meiryo" w:hAnsi="Meiryo"/>
+          <w:b/>
+          <w:bCs/>
+          <w:color w:val="1B4F72"/>
+          <w:sz w:val="24"/>
+          <w:szCs w:val="24"/>
+        </w:rPr>
+        <w:t xml:space="preserve">AIを使わずに構造確認だけしたい場合</w:t>
+      </w:r>
+    </w:p>
+    <w:p>
+      <w:pPr>
+        <w:shd w:fill="F2F3F4" w:val="clear"/>
+        <w:spacing w:before="100" w:after="100"/>
+        <w:ind w:left="360"/>
+      </w:pPr>
+      <w:r>
+        <w:rPr>
+          <w:rFonts w:ascii="Consolas" w:cs="Consolas" w:eastAsia="Consolas" w:hAnsi="Consolas"/>
+          <w:sz w:val="20"/>
+          <w:szCs w:val="20"/>
+        </w:rPr>
+        <w:t xml:space="preserve">python main.py --dry-run</w:t>
+      </w:r>
+    </w:p>
+    <w:p>
+      <w:pPr>
+        <w:spacing w:after="120" w:line="360"/>
+      </w:pPr>
+      <w:r>
+        <w:rPr>
+          <w:rFonts w:ascii="Meiryo" w:cs="Meiryo" w:eastAsia="Meiryo" w:hAnsi="Meiryo"/>
+          <w:sz w:val="22"/>
+          <w:szCs w:val="22"/>
+        </w:rPr>
+        <w:t xml:space="preserve">→ APIを呼ばずに、画像フォルダの構造が正しいかだけ確認します。料金はかかりません。</w:t>
+      </w:r>
+    </w:p>
+    <w:p>
+      <w:pPr>
+        <w:spacing w:before="80" w:after="0"/>
+      </w:pPr>
+    </w:p>
+    <w:p>
+      <w:pPr>
+        <w:spacing w:before="200" w:after="80" w:line="360"/>
+      </w:pPr>
+      <w:r>
+        <w:rPr>
+          <w:rFonts w:ascii="Meiryo" w:cs="Meiryo" w:eastAsia="Meiryo" w:hAnsi="Meiryo"/>
+          <w:b/>
+          <w:bCs/>
+          <w:color w:val="FFFFFF"/>
+          <w:sz w:val="26"/>
+          <w:szCs w:val="26"/>
+          <w:shd w:fill="2E86C1" w:val="clear"/>
+        </w:rPr>
+        <w:t xml:space="preserve">STEP 4  </w:t>
+      </w:r>
+      <w:r>
+        <w:rPr>
+          <w:rFonts w:ascii="Meiryo" w:cs="Meiryo" w:eastAsia="Meiryo" w:hAnsi="Meiryo"/>
+          <w:b/>
+          <w:bCs/>
+          <w:color w:val="1B4F72"/>
+          <w:sz w:val="24"/>
+          <w:szCs w:val="24"/>
+        </w:rPr>
+        <w:t xml:space="preserve">  処理完了を待つ</w:t>
+      </w:r>
+    </w:p>
+    <w:p>
+      <w:pPr>
+        <w:spacing w:after="120" w:line="360"/>
+      </w:pPr>
+      <w:r>
+        <w:rPr>
+          <w:rFonts w:ascii="Meiryo" w:cs="Meiryo" w:eastAsia="Meiryo" w:hAnsi="Meiryo"/>
+          <w:sz w:val="22"/>
+          <w:szCs w:val="22"/>
+        </w:rPr>
+        <w:t xml:space="preserve">実行すると画面にログが流れます。全商品の処理が終わると以下のようなメッセージが表示されます。</w:t>
+      </w:r>
+    </w:p>
+    <w:p>
+      <w:pPr>
+        <w:shd w:fill="F2F3F4" w:val="clear"/>
+        <w:spacing w:before="100" w:after="100"/>
+        <w:ind w:left="360"/>
+      </w:pPr>
+      <w:r>
+        <w:rPr>
+          <w:rFonts w:ascii="Consolas" w:cs="Consolas" w:eastAsia="Consolas" w:hAnsi="Consolas"/>
+          <w:sz w:val="20"/>
+          <w:szCs w:val="20"/>
+        </w:rPr>
+        <w:t xml:space="preserve">処理完了: 合計 10件 (正常: 8件, エラー/警告: 2件)</w:t>
+      </w:r>
+    </w:p>
+    <w:p>
+      <w:pPr>
+        <w:shd w:fill="F2F3F4" w:val="clear"/>
+        <w:spacing w:before="100" w:after="100"/>
+        <w:ind w:left="360"/>
+      </w:pPr>
+      <w:r>
+        <w:rPr>
+          <w:rFonts w:ascii="Consolas" w:cs="Consolas" w:eastAsia="Consolas" w:hAnsi="Consolas"/>
+          <w:sz w:val="20"/>
+          <w:szCs w:val="20"/>
+        </w:rPr>
+        <w:t xml:space="preserve">出力ファイル: output\result_20260304_120000.csv</w:t>
+      </w:r>
+    </w:p>
+    <w:p>
+      <w:pPr>
+        <w:spacing w:before="100" w:after="0"/>
+      </w:pPr>
+    </w:p>
+    <w:p>
+      <w:pPr>
+        <w:pStyle w:val="Heading2"/>
+        <w:pBdr>
+          <w:bottom w:val="single" w:color="2E86C1" w:sz="2" w:space="4"/>
+        </w:pBdr>
+        <w:spacing w:before="300" w:after="150"/>
+      </w:pPr>
+      <w:r>
+        <w:rPr>
+          <w:rFonts w:ascii="Meiryo" w:cs="Meiryo" w:eastAsia="Meiryo" w:hAnsi="Meiryo"/>
+          <w:b/>
+          <w:bCs/>
+          <w:color w:val="2E86C1"/>
+          <w:sz w:val="28"/>
+          <w:szCs w:val="28"/>
+        </w:rPr>
+        <w:t xml:space="preserve">3.3 結果の確認</w:t>
+      </w:r>
+    </w:p>
+    <w:p>
+      <w:pPr>
+        <w:spacing w:before="200" w:after="80" w:line="360"/>
+      </w:pPr>
+      <w:r>
+        <w:rPr>
+          <w:rFonts w:ascii="Meiryo" w:cs="Meiryo" w:eastAsia="Meiryo" w:hAnsi="Meiryo"/>
+          <w:b/>
+          <w:bCs/>
+          <w:color w:val="FFFFFF"/>
+          <w:sz w:val="26"/>
+          <w:szCs w:val="26"/>
+          <w:shd w:fill="2E86C1" w:val="clear"/>
+        </w:rPr>
+        <w:t xml:space="preserve">STEP 1  </w:t>
+      </w:r>
+      <w:r>
+        <w:rPr>
+          <w:rFonts w:ascii="Meiryo" w:cs="Meiryo" w:eastAsia="Meiryo" w:hAnsi="Meiryo"/>
+          <w:b/>
+          <w:bCs/>
+          <w:color w:val="1B4F72"/>
+          <w:sz w:val="24"/>
+          <w:szCs w:val="24"/>
+        </w:rPr>
+        <w:t xml:space="preserve">  出力ファイルを開く</w:t>
+      </w:r>
+    </w:p>
+    <w:p>
+      <w:pPr>
+        <w:spacing w:after="120" w:line="360"/>
+      </w:pPr>
+      <w:r>
+        <w:rPr>
+          <w:rFonts w:ascii="Meiryo" w:cs="Meiryo" w:eastAsia="Meiryo" w:hAnsi="Meiryo"/>
+          <w:sz w:val="22"/>
+          <w:szCs w:val="22"/>
+        </w:rPr>
+        <w:t xml:space="preserve"/>
+      </w:r>
+      <w:r>
+        <w:rPr>
+          <w:rFonts w:ascii="Meiryo" w:cs="Meiryo" w:eastAsia="Meiryo" w:hAnsi="Meiryo"/>
+          <w:b/>
+          <w:bCs/>
+          <w:sz w:val="22"/>
+          <w:szCs w:val="22"/>
+        </w:rPr>
+        <w:t xml:space="preserve">output</w:t>
+      </w:r>
+      <w:r>
+        <w:rPr>
+          <w:rFonts w:ascii="Meiryo" w:cs="Meiryo" w:eastAsia="Meiryo" w:hAnsi="Meiryo"/>
+          <w:sz w:val="22"/>
+          <w:szCs w:val="22"/>
+        </w:rPr>
+        <w:t xml:space="preserve"> フォルダの中にCSVファイル（またはExcelファイル）が作成されています。ダブルクリックでExcelで開けます。</w:t>
+      </w:r>
+    </w:p>
+    <w:p>
+      <w:pPr>
+        <w:spacing w:before="60" w:after="0"/>
+      </w:pPr>
+    </w:p>
+    <w:p>
+      <w:pPr>
+        <w:spacing w:before="200" w:after="80" w:line="360"/>
+      </w:pPr>
+      <w:r>
+        <w:rPr>
+          <w:rFonts w:ascii="Meiryo" w:cs="Meiryo" w:eastAsia="Meiryo" w:hAnsi="Meiryo"/>
+          <w:b/>
+          <w:bCs/>
+          <w:color w:val="FFFFFF"/>
+          <w:sz w:val="26"/>
+          <w:szCs w:val="26"/>
+          <w:shd w:fill="2E86C1" w:val="clear"/>
+        </w:rPr>
+        <w:t xml:space="preserve">STEP 2  </w:t>
+      </w:r>
+      <w:r>
+        <w:rPr>
+          <w:rFonts w:ascii="Meiryo" w:cs="Meiryo" w:eastAsia="Meiryo" w:hAnsi="Meiryo"/>
+          <w:b/>
+          <w:bCs/>
+          <w:color w:val="1B4F72"/>
+          <w:sz w:val="24"/>
+          <w:szCs w:val="24"/>
+        </w:rPr>
         <w:t xml:space="preserve">  内容を確認・修正</w:t>
       </w:r>
     </w:p>
@@ -4566,6 +4845,19 @@
           <w:szCs w:val="22"/>
         </w:rPr>
         <w:t xml:space="preserve"> 列を確認し、エラーや警告がある行は手動で修正してください。</w:t>
+      </w:r>
+    </w:p>
+    <w:p>
+      <w:pPr>
+        <w:spacing w:after="120" w:line="360"/>
+      </w:pPr>
+      <w:r>
+        <w:rPr>
+          <w:rFonts w:ascii="Meiryo" w:cs="Meiryo" w:eastAsia="Meiryo" w:hAnsi="Meiryo"/>
+          <w:sz w:val="22"/>
+          <w:szCs w:val="22"/>
+        </w:rPr>
+        <w:t xml:space="preserve">「針数判定元」列には針数の取得元（コメント ／ AI（クロノグラフ））が表示されます。空欄の場合は針数コメントが撮影されていません。</w:t>
       </w:r>
     </w:p>
     <w:p>

--- a/manual.docx
+++ b/manual.docx
@@ -6378,6 +6378,7 @@
               <w:rPr>
                 <w:rFonts w:ascii="Meiryo" w:hAnsi="Meiryo" w:eastAsia="Meiryo"/>
                 <w:b/>
+                <w:color w:val="FFFFFF"/>
                 <w:sz w:val="20"/>
               </w:rPr>
               <w:t>列</w:t>
@@ -6410,6 +6411,7 @@
               <w:rPr>
                 <w:rFonts w:ascii="Meiryo" w:hAnsi="Meiryo" w:eastAsia="Meiryo"/>
                 <w:b/>
+                <w:color w:val="FFFFFF"/>
                 <w:sz w:val="20"/>
               </w:rPr>
               <w:t>入力内容</w:t>
@@ -6442,6 +6444,7 @@
               <w:rPr>
                 <w:rFonts w:ascii="Meiryo" w:hAnsi="Meiryo" w:eastAsia="Meiryo"/>
                 <w:b/>
+                <w:color w:val="FFFFFF"/>
                 <w:sz w:val="20"/>
               </w:rPr>
               <w:t>入力例</w:t>
@@ -6462,7 +6465,6 @@
               <w:bottom w:val="single" w:color="D5D8DC" w:sz="1"/>
               <w:right w:val="single" w:color="D5D8DC" w:sz="1"/>
             </w:tcBorders>
-            <w:shd w:fill="1B4F72" w:val="clear"/>
             <w:tcMar>
               <w:top w:type="dxa" w:w="80"/>
               <w:left w:type="dxa" w:w="120"/>
@@ -6493,7 +6495,6 @@
               <w:bottom w:val="single" w:color="D5D8DC" w:sz="1"/>
               <w:right w:val="single" w:color="D5D8DC" w:sz="1"/>
             </w:tcBorders>
-            <w:shd w:fill="1B4F72" w:val="clear"/>
             <w:tcMar>
               <w:top w:type="dxa" w:w="80"/>
               <w:left w:type="dxa" w:w="120"/>
@@ -6524,7 +6525,6 @@
               <w:bottom w:val="single" w:color="D5D8DC" w:sz="1"/>
               <w:right w:val="single" w:color="D5D8DC" w:sz="1"/>
             </w:tcBorders>
-            <w:shd w:fill="1B4F72" w:val="clear"/>
             <w:tcMar>
               <w:top w:type="dxa" w:w="80"/>
               <w:left w:type="dxa" w:w="120"/>
@@ -6560,7 +6560,6 @@
               <w:bottom w:val="single" w:color="D5D8DC" w:sz="1"/>
               <w:right w:val="single" w:color="D5D8DC" w:sz="1"/>
             </w:tcBorders>
-            <w:shd w:fill="1B4F72" w:val="clear"/>
             <w:tcMar>
               <w:top w:type="dxa" w:w="80"/>
               <w:left w:type="dxa" w:w="120"/>
@@ -6591,7 +6590,6 @@
               <w:bottom w:val="single" w:color="D5D8DC" w:sz="1"/>
               <w:right w:val="single" w:color="D5D8DC" w:sz="1"/>
             </w:tcBorders>
-            <w:shd w:fill="1B4F72" w:val="clear"/>
             <w:tcMar>
               <w:top w:type="dxa" w:w="80"/>
               <w:left w:type="dxa" w:w="120"/>
@@ -6622,7 +6620,6 @@
               <w:bottom w:val="single" w:color="D5D8DC" w:sz="1"/>
               <w:right w:val="single" w:color="D5D8DC" w:sz="1"/>
             </w:tcBorders>
-            <w:shd w:fill="1B4F72" w:val="clear"/>
             <w:tcMar>
               <w:top w:type="dxa" w:w="80"/>
               <w:left w:type="dxa" w:w="120"/>
@@ -6658,7 +6655,6 @@
               <w:bottom w:val="single" w:color="D5D8DC" w:sz="1"/>
               <w:right w:val="single" w:color="D5D8DC" w:sz="1"/>
             </w:tcBorders>
-            <w:shd w:fill="1B4F72" w:val="clear"/>
             <w:tcMar>
               <w:top w:type="dxa" w:w="80"/>
               <w:left w:type="dxa" w:w="120"/>
@@ -6689,7 +6685,6 @@
               <w:bottom w:val="single" w:color="D5D8DC" w:sz="1"/>
               <w:right w:val="single" w:color="D5D8DC" w:sz="1"/>
             </w:tcBorders>
-            <w:shd w:fill="1B4F72" w:val="clear"/>
             <w:tcMar>
               <w:top w:type="dxa" w:w="80"/>
               <w:left w:type="dxa" w:w="120"/>
@@ -6720,7 +6715,6 @@
               <w:bottom w:val="single" w:color="D5D8DC" w:sz="1"/>
               <w:right w:val="single" w:color="D5D8DC" w:sz="1"/>
             </w:tcBorders>
-            <w:shd w:fill="1B4F72" w:val="clear"/>
             <w:tcMar>
               <w:top w:type="dxa" w:w="80"/>
               <w:left w:type="dxa" w:w="120"/>
@@ -6756,7 +6750,6 @@
               <w:bottom w:val="single" w:color="D5D8DC" w:sz="1"/>
               <w:right w:val="single" w:color="D5D8DC" w:sz="1"/>
             </w:tcBorders>
-            <w:shd w:fill="1B4F72" w:val="clear"/>
             <w:tcMar>
               <w:top w:type="dxa" w:w="80"/>
               <w:left w:type="dxa" w:w="120"/>
@@ -6787,7 +6780,6 @@
               <w:bottom w:val="single" w:color="D5D8DC" w:sz="1"/>
               <w:right w:val="single" w:color="D5D8DC" w:sz="1"/>
             </w:tcBorders>
-            <w:shd w:fill="1B4F72" w:val="clear"/>
             <w:tcMar>
               <w:top w:type="dxa" w:w="80"/>
               <w:left w:type="dxa" w:w="120"/>
@@ -6818,7 +6810,6 @@
               <w:bottom w:val="single" w:color="D5D8DC" w:sz="1"/>
               <w:right w:val="single" w:color="D5D8DC" w:sz="1"/>
             </w:tcBorders>
-            <w:shd w:fill="1B4F72" w:val="clear"/>
             <w:tcMar>
               <w:top w:type="dxa" w:w="80"/>
               <w:left w:type="dxa" w:w="120"/>
@@ -6854,7 +6845,6 @@
               <w:bottom w:val="single" w:color="D5D8DC" w:sz="1"/>
               <w:right w:val="single" w:color="D5D8DC" w:sz="1"/>
             </w:tcBorders>
-            <w:shd w:fill="1B4F72" w:val="clear"/>
             <w:tcMar>
               <w:top w:type="dxa" w:w="80"/>
               <w:left w:type="dxa" w:w="120"/>
@@ -6885,7 +6875,6 @@
               <w:bottom w:val="single" w:color="D5D8DC" w:sz="1"/>
               <w:right w:val="single" w:color="D5D8DC" w:sz="1"/>
             </w:tcBorders>
-            <w:shd w:fill="1B4F72" w:val="clear"/>
             <w:tcMar>
               <w:top w:type="dxa" w:w="80"/>
               <w:left w:type="dxa" w:w="120"/>
@@ -6916,7 +6905,6 @@
               <w:bottom w:val="single" w:color="D5D8DC" w:sz="1"/>
               <w:right w:val="single" w:color="D5D8DC" w:sz="1"/>
             </w:tcBorders>
-            <w:shd w:fill="1B4F72" w:val="clear"/>
             <w:tcMar>
               <w:top w:type="dxa" w:w="80"/>
               <w:left w:type="dxa" w:w="120"/>
@@ -6952,7 +6940,6 @@
               <w:bottom w:val="single" w:color="D5D8DC" w:sz="1"/>
               <w:right w:val="single" w:color="D5D8DC" w:sz="1"/>
             </w:tcBorders>
-            <w:shd w:fill="1B4F72" w:val="clear"/>
             <w:tcMar>
               <w:top w:type="dxa" w:w="80"/>
               <w:left w:type="dxa" w:w="120"/>
@@ -6983,7 +6970,6 @@
               <w:bottom w:val="single" w:color="D5D8DC" w:sz="1"/>
               <w:right w:val="single" w:color="D5D8DC" w:sz="1"/>
             </w:tcBorders>
-            <w:shd w:fill="1B4F72" w:val="clear"/>
             <w:tcMar>
               <w:top w:type="dxa" w:w="80"/>
               <w:left w:type="dxa" w:w="120"/>
@@ -7014,7 +7000,6 @@
               <w:bottom w:val="single" w:color="D5D8DC" w:sz="1"/>
               <w:right w:val="single" w:color="D5D8DC" w:sz="1"/>
             </w:tcBorders>
-            <w:shd w:fill="1B4F72" w:val="clear"/>
             <w:tcMar>
               <w:top w:type="dxa" w:w="80"/>
               <w:left w:type="dxa" w:w="120"/>
@@ -7050,7 +7035,6 @@
               <w:bottom w:val="single" w:color="D5D8DC" w:sz="1"/>
               <w:right w:val="single" w:color="D5D8DC" w:sz="1"/>
             </w:tcBorders>
-            <w:shd w:fill="1B4F72" w:val="clear"/>
             <w:tcMar>
               <w:top w:type="dxa" w:w="80"/>
               <w:left w:type="dxa" w:w="120"/>
@@ -7081,7 +7065,6 @@
               <w:bottom w:val="single" w:color="D5D8DC" w:sz="1"/>
               <w:right w:val="single" w:color="D5D8DC" w:sz="1"/>
             </w:tcBorders>
-            <w:shd w:fill="1B4F72" w:val="clear"/>
             <w:tcMar>
               <w:top w:type="dxa" w:w="80"/>
               <w:left w:type="dxa" w:w="120"/>
@@ -7112,7 +7095,6 @@
               <w:bottom w:val="single" w:color="D5D8DC" w:sz="1"/>
               <w:right w:val="single" w:color="D5D8DC" w:sz="1"/>
             </w:tcBorders>
-            <w:shd w:fill="1B4F72" w:val="clear"/>
             <w:tcMar>
               <w:top w:type="dxa" w:w="80"/>
               <w:left w:type="dxa" w:w="120"/>
@@ -7148,7 +7130,6 @@
               <w:bottom w:val="single" w:color="D5D8DC" w:sz="1"/>
               <w:right w:val="single" w:color="D5D8DC" w:sz="1"/>
             </w:tcBorders>
-            <w:shd w:fill="1B4F72" w:val="clear"/>
             <w:tcMar>
               <w:top w:type="dxa" w:w="80"/>
               <w:left w:type="dxa" w:w="120"/>
@@ -7179,7 +7160,6 @@
               <w:bottom w:val="single" w:color="D5D8DC" w:sz="1"/>
               <w:right w:val="single" w:color="D5D8DC" w:sz="1"/>
             </w:tcBorders>
-            <w:shd w:fill="1B4F72" w:val="clear"/>
             <w:tcMar>
               <w:top w:type="dxa" w:w="80"/>
               <w:left w:type="dxa" w:w="120"/>
@@ -7210,7 +7190,6 @@
               <w:bottom w:val="single" w:color="D5D8DC" w:sz="1"/>
               <w:right w:val="single" w:color="D5D8DC" w:sz="1"/>
             </w:tcBorders>
-            <w:shd w:fill="1B4F72" w:val="clear"/>
             <w:tcMar>
               <w:top w:type="dxa" w:w="80"/>
               <w:left w:type="dxa" w:w="120"/>
@@ -7246,7 +7225,6 @@
               <w:bottom w:val="single" w:color="D5D8DC" w:sz="1"/>
               <w:right w:val="single" w:color="D5D8DC" w:sz="1"/>
             </w:tcBorders>
-            <w:shd w:fill="1B4F72" w:val="clear"/>
             <w:tcMar>
               <w:top w:type="dxa" w:w="80"/>
               <w:left w:type="dxa" w:w="120"/>
@@ -7277,7 +7255,6 @@
               <w:bottom w:val="single" w:color="D5D8DC" w:sz="1"/>
               <w:right w:val="single" w:color="D5D8DC" w:sz="1"/>
             </w:tcBorders>
-            <w:shd w:fill="1B4F72" w:val="clear"/>
             <w:tcMar>
               <w:top w:type="dxa" w:w="80"/>
               <w:left w:type="dxa" w:w="120"/>
@@ -7308,7 +7285,6 @@
               <w:bottom w:val="single" w:color="D5D8DC" w:sz="1"/>
               <w:right w:val="single" w:color="D5D8DC" w:sz="1"/>
             </w:tcBorders>
-            <w:shd w:fill="1B4F72" w:val="clear"/>
             <w:tcMar>
               <w:top w:type="dxa" w:w="80"/>
               <w:left w:type="dxa" w:w="120"/>
@@ -7344,7 +7320,6 @@
               <w:bottom w:val="single" w:color="D5D8DC" w:sz="1"/>
               <w:right w:val="single" w:color="D5D8DC" w:sz="1"/>
             </w:tcBorders>
-            <w:shd w:fill="1B4F72" w:val="clear"/>
             <w:tcMar>
               <w:top w:type="dxa" w:w="80"/>
               <w:left w:type="dxa" w:w="120"/>
@@ -7375,7 +7350,6 @@
               <w:bottom w:val="single" w:color="D5D8DC" w:sz="1"/>
               <w:right w:val="single" w:color="D5D8DC" w:sz="1"/>
             </w:tcBorders>
-            <w:shd w:fill="1B4F72" w:val="clear"/>
             <w:tcMar>
               <w:top w:type="dxa" w:w="80"/>
               <w:left w:type="dxa" w:w="120"/>
@@ -7406,7 +7380,6 @@
               <w:bottom w:val="single" w:color="D5D8DC" w:sz="1"/>
               <w:right w:val="single" w:color="D5D8DC" w:sz="1"/>
             </w:tcBorders>
-            <w:shd w:fill="1B4F72" w:val="clear"/>
             <w:tcMar>
               <w:top w:type="dxa" w:w="80"/>
               <w:left w:type="dxa" w:w="120"/>
@@ -7590,6 +7563,7 @@
               <w:rPr>
                 <w:rFonts w:ascii="Meiryo" w:hAnsi="Meiryo" w:eastAsia="Meiryo"/>
                 <w:b/>
+                <w:color w:val="FFFFFF"/>
                 <w:sz w:val="20"/>
               </w:rPr>
               <w:t>優先度</w:t>
@@ -7622,6 +7596,7 @@
               <w:rPr>
                 <w:rFonts w:ascii="Meiryo" w:hAnsi="Meiryo" w:eastAsia="Meiryo"/>
                 <w:b/>
+                <w:color w:val="FFFFFF"/>
                 <w:sz w:val="20"/>
               </w:rPr>
               <w:t>条件</w:t>
@@ -7654,6 +7629,7 @@
               <w:rPr>
                 <w:rFonts w:ascii="Meiryo" w:hAnsi="Meiryo" w:eastAsia="Meiryo"/>
                 <w:b/>
+                <w:color w:val="FFFFFF"/>
                 <w:sz w:val="20"/>
               </w:rPr>
               <w:t>結果例</w:t>
@@ -7674,7 +7650,6 @@
               <w:bottom w:val="single" w:color="D5D8DC" w:sz="1"/>
               <w:right w:val="single" w:color="D5D8DC" w:sz="1"/>
             </w:tcBorders>
-            <w:shd w:fill="1B4F72" w:val="clear"/>
             <w:tcMar>
               <w:top w:type="dxa" w:w="80"/>
               <w:left w:type="dxa" w:w="120"/>
@@ -7705,7 +7680,6 @@
               <w:bottom w:val="single" w:color="D5D8DC" w:sz="1"/>
               <w:right w:val="single" w:color="D5D8DC" w:sz="1"/>
             </w:tcBorders>
-            <w:shd w:fill="1B4F72" w:val="clear"/>
             <w:tcMar>
               <w:top w:type="dxa" w:w="80"/>
               <w:left w:type="dxa" w:w="120"/>
@@ -7736,7 +7710,6 @@
               <w:bottom w:val="single" w:color="D5D8DC" w:sz="1"/>
               <w:right w:val="single" w:color="D5D8DC" w:sz="1"/>
             </w:tcBorders>
-            <w:shd w:fill="1B4F72" w:val="clear"/>
             <w:tcMar>
               <w:top w:type="dxa" w:w="80"/>
               <w:left w:type="dxa" w:w="120"/>
@@ -7772,7 +7745,6 @@
               <w:bottom w:val="single" w:color="D5D8DC" w:sz="1"/>
               <w:right w:val="single" w:color="D5D8DC" w:sz="1"/>
             </w:tcBorders>
-            <w:shd w:fill="1B4F72" w:val="clear"/>
             <w:tcMar>
               <w:top w:type="dxa" w:w="80"/>
               <w:left w:type="dxa" w:w="120"/>
@@ -7803,7 +7775,6 @@
               <w:bottom w:val="single" w:color="D5D8DC" w:sz="1"/>
               <w:right w:val="single" w:color="D5D8DC" w:sz="1"/>
             </w:tcBorders>
-            <w:shd w:fill="1B4F72" w:val="clear"/>
             <w:tcMar>
               <w:top w:type="dxa" w:w="80"/>
               <w:left w:type="dxa" w:w="120"/>
@@ -7834,7 +7805,6 @@
               <w:bottom w:val="single" w:color="D5D8DC" w:sz="1"/>
               <w:right w:val="single" w:color="D5D8DC" w:sz="1"/>
             </w:tcBorders>
-            <w:shd w:fill="1B4F72" w:val="clear"/>
             <w:tcMar>
               <w:top w:type="dxa" w:w="80"/>
               <w:left w:type="dxa" w:w="120"/>
@@ -7870,7 +7840,6 @@
               <w:bottom w:val="single" w:color="D5D8DC" w:sz="1"/>
               <w:right w:val="single" w:color="D5D8DC" w:sz="1"/>
             </w:tcBorders>
-            <w:shd w:fill="1B4F72" w:val="clear"/>
             <w:tcMar>
               <w:top w:type="dxa" w:w="80"/>
               <w:left w:type="dxa" w:w="120"/>
@@ -7901,7 +7870,6 @@
               <w:bottom w:val="single" w:color="D5D8DC" w:sz="1"/>
               <w:right w:val="single" w:color="D5D8DC" w:sz="1"/>
             </w:tcBorders>
-            <w:shd w:fill="1B4F72" w:val="clear"/>
             <w:tcMar>
               <w:top w:type="dxa" w:w="80"/>
               <w:left w:type="dxa" w:w="120"/>
@@ -7932,7 +7900,6 @@
               <w:bottom w:val="single" w:color="D5D8DC" w:sz="1"/>
               <w:right w:val="single" w:color="D5D8DC" w:sz="1"/>
             </w:tcBorders>
-            <w:shd w:fill="1B4F72" w:val="clear"/>
             <w:tcMar>
               <w:top w:type="dxa" w:w="80"/>
               <w:left w:type="dxa" w:w="120"/>
@@ -7968,7 +7935,6 @@
               <w:bottom w:val="single" w:color="D5D8DC" w:sz="1"/>
               <w:right w:val="single" w:color="D5D8DC" w:sz="1"/>
             </w:tcBorders>
-            <w:shd w:fill="1B4F72" w:val="clear"/>
             <w:tcMar>
               <w:top w:type="dxa" w:w="80"/>
               <w:left w:type="dxa" w:w="120"/>
@@ -7999,7 +7965,6 @@
               <w:bottom w:val="single" w:color="D5D8DC" w:sz="1"/>
               <w:right w:val="single" w:color="D5D8DC" w:sz="1"/>
             </w:tcBorders>
-            <w:shd w:fill="1B4F72" w:val="clear"/>
             <w:tcMar>
               <w:top w:type="dxa" w:w="80"/>
               <w:left w:type="dxa" w:w="120"/>
@@ -8030,7 +7995,6 @@
               <w:bottom w:val="single" w:color="D5D8DC" w:sz="1"/>
               <w:right w:val="single" w:color="D5D8DC" w:sz="1"/>
             </w:tcBorders>
-            <w:shd w:fill="1B4F72" w:val="clear"/>
             <w:tcMar>
               <w:top w:type="dxa" w:w="80"/>
               <w:left w:type="dxa" w:w="120"/>
@@ -8066,7 +8030,6 @@
               <w:bottom w:val="single" w:color="D5D8DC" w:sz="1"/>
               <w:right w:val="single" w:color="D5D8DC" w:sz="1"/>
             </w:tcBorders>
-            <w:shd w:fill="1B4F72" w:val="clear"/>
             <w:tcMar>
               <w:top w:type="dxa" w:w="80"/>
               <w:left w:type="dxa" w:w="120"/>
@@ -8097,7 +8060,6 @@
               <w:bottom w:val="single" w:color="D5D8DC" w:sz="1"/>
               <w:right w:val="single" w:color="D5D8DC" w:sz="1"/>
             </w:tcBorders>
-            <w:shd w:fill="1B4F72" w:val="clear"/>
             <w:tcMar>
               <w:top w:type="dxa" w:w="80"/>
               <w:left w:type="dxa" w:w="120"/>
@@ -8128,7 +8090,6 @@
               <w:bottom w:val="single" w:color="D5D8DC" w:sz="1"/>
               <w:right w:val="single" w:color="D5D8DC" w:sz="1"/>
             </w:tcBorders>
-            <w:shd w:fill="1B4F72" w:val="clear"/>
             <w:tcMar>
               <w:top w:type="dxa" w:w="80"/>
               <w:left w:type="dxa" w:w="120"/>
@@ -8164,7 +8125,6 @@
               <w:bottom w:val="single" w:color="D5D8DC" w:sz="1"/>
               <w:right w:val="single" w:color="D5D8DC" w:sz="1"/>
             </w:tcBorders>
-            <w:shd w:fill="1B4F72" w:val="clear"/>
             <w:tcMar>
               <w:top w:type="dxa" w:w="80"/>
               <w:left w:type="dxa" w:w="120"/>
@@ -8195,7 +8155,6 @@
               <w:bottom w:val="single" w:color="D5D8DC" w:sz="1"/>
               <w:right w:val="single" w:color="D5D8DC" w:sz="1"/>
             </w:tcBorders>
-            <w:shd w:fill="1B4F72" w:val="clear"/>
             <w:tcMar>
               <w:top w:type="dxa" w:w="80"/>
               <w:left w:type="dxa" w:w="120"/>
@@ -8226,7 +8185,6 @@
               <w:bottom w:val="single" w:color="D5D8DC" w:sz="1"/>
               <w:right w:val="single" w:color="D5D8DC" w:sz="1"/>
             </w:tcBorders>
-            <w:shd w:fill="1B4F72" w:val="clear"/>
             <w:tcMar>
               <w:top w:type="dxa" w:w="80"/>
               <w:left w:type="dxa" w:w="120"/>
@@ -8336,6 +8294,7 @@
             <w:r>
               <w:rPr>
                 <w:rFonts w:ascii="Meiryo" w:hAnsi="Meiryo" w:eastAsia="Meiryo"/>
+                <w:color w:val="FFFFFF"/>
                 <w:sz w:val="20"/>
                 <w:b/>
               </w:rPr>
@@ -8368,6 +8327,7 @@
             <w:r>
               <w:rPr>
                 <w:rFonts w:ascii="Meiryo" w:hAnsi="Meiryo" w:eastAsia="Meiryo"/>
+                <w:color w:val="FFFFFF"/>
                 <w:sz w:val="20"/>
                 <w:b/>
               </w:rPr>
@@ -8400,6 +8360,7 @@
             <w:r>
               <w:rPr>
                 <w:rFonts w:ascii="Meiryo" w:hAnsi="Meiryo" w:eastAsia="Meiryo"/>
+                <w:color w:val="FFFFFF"/>
                 <w:sz w:val="20"/>
                 <w:b/>
               </w:rPr>
@@ -8421,7 +8382,6 @@
               <w:bottom w:val="single" w:color="D5D8DC" w:sz="1"/>
               <w:right w:val="single" w:color="D5D8DC" w:sz="1"/>
             </w:tcBorders>
-            <w:shd w:fill="1B4F72" w:val="clear"/>
             <w:tcMar>
               <w:top w:type="dxa" w:w="80"/>
               <w:left w:type="dxa" w:w="120"/>
@@ -8452,7 +8412,6 @@
               <w:bottom w:val="single" w:color="D5D8DC" w:sz="1"/>
               <w:right w:val="single" w:color="D5D8DC" w:sz="1"/>
             </w:tcBorders>
-            <w:shd w:fill="1B4F72" w:val="clear"/>
             <w:tcMar>
               <w:top w:type="dxa" w:w="80"/>
               <w:left w:type="dxa" w:w="120"/>
@@ -8483,7 +8442,6 @@
               <w:bottom w:val="single" w:color="D5D8DC" w:sz="1"/>
               <w:right w:val="single" w:color="D5D8DC" w:sz="1"/>
             </w:tcBorders>
-            <w:shd w:fill="1B4F72" w:val="clear"/>
             <w:tcMar>
               <w:top w:type="dxa" w:w="80"/>
               <w:left w:type="dxa" w:w="120"/>
@@ -8519,7 +8477,6 @@
               <w:bottom w:val="single" w:color="D5D8DC" w:sz="1"/>
               <w:right w:val="single" w:color="D5D8DC" w:sz="1"/>
             </w:tcBorders>
-            <w:shd w:fill="1B4F72" w:val="clear"/>
             <w:tcMar>
               <w:top w:type="dxa" w:w="80"/>
               <w:left w:type="dxa" w:w="120"/>
@@ -8550,7 +8507,6 @@
               <w:bottom w:val="single" w:color="D5D8DC" w:sz="1"/>
               <w:right w:val="single" w:color="D5D8DC" w:sz="1"/>
             </w:tcBorders>
-            <w:shd w:fill="1B4F72" w:val="clear"/>
             <w:tcMar>
               <w:top w:type="dxa" w:w="80"/>
               <w:left w:type="dxa" w:w="120"/>
@@ -8581,7 +8537,6 @@
               <w:bottom w:val="single" w:color="D5D8DC" w:sz="1"/>
               <w:right w:val="single" w:color="D5D8DC" w:sz="1"/>
             </w:tcBorders>
-            <w:shd w:fill="1B4F72" w:val="clear"/>
             <w:tcMar>
               <w:top w:type="dxa" w:w="80"/>
               <w:left w:type="dxa" w:w="120"/>
@@ -8617,7 +8572,6 @@
               <w:bottom w:val="single" w:color="D5D8DC" w:sz="1"/>
               <w:right w:val="single" w:color="D5D8DC" w:sz="1"/>
             </w:tcBorders>
-            <w:shd w:fill="1B4F72" w:val="clear"/>
             <w:tcMar>
               <w:top w:type="dxa" w:w="80"/>
               <w:left w:type="dxa" w:w="120"/>
@@ -8648,7 +8602,6 @@
               <w:bottom w:val="single" w:color="D5D8DC" w:sz="1"/>
               <w:right w:val="single" w:color="D5D8DC" w:sz="1"/>
             </w:tcBorders>
-            <w:shd w:fill="1B4F72" w:val="clear"/>
             <w:tcMar>
               <w:top w:type="dxa" w:w="80"/>
               <w:left w:type="dxa" w:w="120"/>
@@ -8679,7 +8632,6 @@
               <w:bottom w:val="single" w:color="D5D8DC" w:sz="1"/>
               <w:right w:val="single" w:color="D5D8DC" w:sz="1"/>
             </w:tcBorders>
-            <w:shd w:fill="1B4F72" w:val="clear"/>
             <w:tcMar>
               <w:top w:type="dxa" w:w="80"/>
               <w:left w:type="dxa" w:w="120"/>
@@ -8715,7 +8667,6 @@
               <w:bottom w:val="single" w:color="D5D8DC" w:sz="1"/>
               <w:right w:val="single" w:color="D5D8DC" w:sz="1"/>
             </w:tcBorders>
-            <w:shd w:fill="1B4F72" w:val="clear"/>
             <w:tcMar>
               <w:top w:type="dxa" w:w="80"/>
               <w:left w:type="dxa" w:w="120"/>
@@ -8746,7 +8697,6 @@
               <w:bottom w:val="single" w:color="D5D8DC" w:sz="1"/>
               <w:right w:val="single" w:color="D5D8DC" w:sz="1"/>
             </w:tcBorders>
-            <w:shd w:fill="1B4F72" w:val="clear"/>
             <w:tcMar>
               <w:top w:type="dxa" w:w="80"/>
               <w:left w:type="dxa" w:w="120"/>
@@ -8777,7 +8727,6 @@
               <w:bottom w:val="single" w:color="D5D8DC" w:sz="1"/>
               <w:right w:val="single" w:color="D5D8DC" w:sz="1"/>
             </w:tcBorders>
-            <w:shd w:fill="1B4F72" w:val="clear"/>
             <w:tcMar>
               <w:top w:type="dxa" w:w="80"/>
               <w:left w:type="dxa" w:w="120"/>
@@ -8813,7 +8762,6 @@
               <w:bottom w:val="single" w:color="D5D8DC" w:sz="1"/>
               <w:right w:val="single" w:color="D5D8DC" w:sz="1"/>
             </w:tcBorders>
-            <w:shd w:fill="1B4F72" w:val="clear"/>
             <w:tcMar>
               <w:top w:type="dxa" w:w="80"/>
               <w:left w:type="dxa" w:w="120"/>
@@ -8844,7 +8792,6 @@
               <w:bottom w:val="single" w:color="D5D8DC" w:sz="1"/>
               <w:right w:val="single" w:color="D5D8DC" w:sz="1"/>
             </w:tcBorders>
-            <w:shd w:fill="1B4F72" w:val="clear"/>
             <w:tcMar>
               <w:top w:type="dxa" w:w="80"/>
               <w:left w:type="dxa" w:w="120"/>
@@ -8875,7 +8822,6 @@
               <w:bottom w:val="single" w:color="D5D8DC" w:sz="1"/>
               <w:right w:val="single" w:color="D5D8DC" w:sz="1"/>
             </w:tcBorders>
-            <w:shd w:fill="1B4F72" w:val="clear"/>
             <w:tcMar>
               <w:top w:type="dxa" w:w="80"/>
               <w:left w:type="dxa" w:w="120"/>

--- a/manual.docx
+++ b/manual.docx
@@ -1811,7 +1811,7 @@
                 <w:rFonts w:ascii="Meiryo" w:hAnsi="Meiryo" w:eastAsia="Meiryo"/>
                 <w:sz w:val="20"/>
               </w:rPr>
-              <w:t>【稼働品】【ジャンク】等をタイトル先頭に自動付与</w:t>
+              <w:t>【稼働品】【ジャンク】等をタイトル先頭に自動付与（複数ある場合は連結）</w:t>
             </w:r>
           </w:p>
         </w:tc>
@@ -2072,7 +2072,7 @@
                 <w:sz w:val="20"/>
                 <w:szCs w:val="20"/>
               </w:rPr>
-              <w:t xml:space="preserve">1商品あたり2〜5枚の画像だけをAIが解析します（正面・裏蓋・コメントシール最大3枚）。残りの画像は出品用としてそのまま使えます。</w:t>
+              <w:t xml:space="preserve">1商品あたり2〜7枚の画像だけをAIが解析します（正面・裏蓋・コメントシール最大5枚）。残りの画像は出品用としてそのまま使えます。</w:t>
             </w:r>
           </w:p>
         </w:tc>
@@ -3917,7 +3917,37 @@
           <w:sz w:val="20"/>
           <w:szCs w:val="20"/>
         </w:rPr>
-        <w:t xml:space="preserve">  │     └── 012.jpg  ← 12枚目: コメントシール ★AI解析（針数カード等・あれば）</w:t>
+        <w:t xml:space="preserve">  │     ├── 012.jpg  ← 12枚目: コメントシール ★AI解析（あれば）</w:t>
+      </w:r>
+    </w:p>
+    <w:p>
+      <w:pPr>
+        <w:shd w:fill="F2F3F4" w:val="clear"/>
+        <w:spacing w:before="100" w:after="100"/>
+        <w:ind w:left="360"/>
+      </w:pPr>
+      <w:r>
+        <w:rPr>
+          <w:rFonts w:ascii="Consolas" w:cs="Consolas" w:eastAsia="Consolas" w:hAnsi="Consolas"/>
+          <w:sz w:val="20"/>
+          <w:szCs w:val="20"/>
+        </w:rPr>
+        <w:t xml:space="preserve">  │     ├── 013.jpg  ← 13枚目: コメントシール ★AI解析（あれば）</w:t>
+      </w:r>
+    </w:p>
+    <w:p>
+      <w:pPr>
+        <w:shd w:fill="F2F3F4" w:val="clear"/>
+        <w:spacing w:before="100" w:after="100"/>
+        <w:ind w:left="360"/>
+      </w:pPr>
+      <w:r>
+        <w:rPr>
+          <w:rFonts w:ascii="Consolas" w:cs="Consolas" w:eastAsia="Consolas" w:hAnsi="Consolas"/>
+          <w:sz w:val="20"/>
+          <w:szCs w:val="20"/>
+        </w:rPr>
+        <w:t xml:space="preserve">  │     └── 014.jpg  ← 14枚目: コメントシール ★AI解析（針数カード等・あれば）</w:t>
       </w:r>
     </w:p>
     <w:p>
@@ -4014,7 +4044,7 @@
                 <w:sz w:val="20"/>
                 <w:szCs w:val="20"/>
               </w:rPr>
-              <w:t xml:space="preserve">フォルダ名は「1234567_商品名」のように先頭が数字で始まる必要があります。この数字部分が管理番号になります。画像はファイル名の昇順で自動ソートされるので、撮影順に番号が付いていれば問題ありません。画像枚数は1商品あたり9枚（コメントシールなし）〜12枚（コメントシール最大3枚）です。商品写真は必ず9枚にしてください（不足するとコメントシールの位置がずれ、読み取りから漏れます）。</w:t>
+              <w:t xml:space="preserve">フォルダ名は「1234567_商品名」のように先頭が数字で始まる必要があります。この数字部分が管理番号になります。画像はファイル名の昇順で自動ソートされるので、撮影順に番号が付いていれば問題ありません。画像枚数は1商品あたり9枚（コメントシールなし）〜14枚（コメントシール最大5枚）です。商品写真は必ず9枚にしてください（不足するとコメントシールの位置がずれ、読み取りから漏れます）。</w:t>
             </w:r>
           </w:p>
         </w:tc>
@@ -4068,7 +4098,7 @@
           <w:sz w:val="22"/>
           <w:szCs w:val="22"/>
         </w:rPr>
-        <w:t xml:space="preserve">・ カードは10〜12枚目のいずれかに1枚撮影してください。カード以外の文字の写り込みはNGです（認識されず空欄になります）。</w:t>
+        <w:t xml:space="preserve">・ カードは10〜14枚目のいずれかに1枚撮影してください。カード以外の文字の写り込みはNGです（認識されず空欄になります）。</w:t>
       </w:r>
     </w:p>
     <w:p>
